--- a/Checkpoint Saved.docx
+++ b/Checkpoint Saved.docx
@@ -514,7 +514,7 @@
           <w:lang w:val="en-US"/>
         </w:rPr>
         <w:pict w14:anchorId="6CD21415">
-          <v:rect id="_x0000_i1045" style="width:468pt;height:.75pt" o:hralign="center" o:hrstd="t" o:hr="t" fillcolor="#a0a0a0" stroked="f"/>
+          <v:rect id="_x0000_i1027" style="width:468pt;height:.75pt" o:hralign="center" o:hrstd="t" o:hr="t" fillcolor="#a0a0a0" stroked="f"/>
         </w:pict>
       </w:r>
     </w:p>
@@ -1009,7 +1009,7 @@
           <w:lang w:val="en-US"/>
         </w:rPr>
         <w:pict w14:anchorId="52594A96">
-          <v:rect id="_x0000_i1046" style="width:6in;height:.75pt" o:hralign="center" o:hrstd="t" o:hr="t" fillcolor="#a0a0a0" stroked="f"/>
+          <v:rect id="_x0000_i1028" style="width:6in;height:.75pt" o:hralign="center" o:hrstd="t" o:hr="t" fillcolor="#a0a0a0" stroked="f"/>
         </w:pict>
       </w:r>
     </w:p>
@@ -1562,7 +1562,7 @@
           <w:lang w:val="en-US"/>
         </w:rPr>
         <w:pict w14:anchorId="468F3821">
-          <v:rect id="_x0000_i1047" style="width:468pt;height:.75pt" o:hralign="center" o:hrstd="t" o:hr="t" fillcolor="#a0a0a0" stroked="f"/>
+          <v:rect id="_x0000_i1029" style="width:468pt;height:.75pt" o:hralign="center" o:hrstd="t" o:hr="t" fillcolor="#a0a0a0" stroked="f"/>
         </w:pict>
       </w:r>
     </w:p>
@@ -1881,7 +1881,4757 @@
         <w:t>.</w:t>
       </w:r>
     </w:p>
+    <w:p>
+      <w:pPr>
+        <w:numPr>
+          <w:ilvl w:val="0"/>
+          <w:numId w:val="5"/>
+        </w:numPr>
+        <w:rPr>
+          <w:b/>
+          <w:bCs/>
+          <w:lang w:val="en-US"/>
+        </w:rPr>
+      </w:pPr>
+      <w:r>
+        <w:rPr>
+          <w:b/>
+          <w:bCs/>
+          <w:lang w:val="en-US"/>
+        </w:rPr>
+        <w:t>PART 1: Database Schema Hardening (Users, Lockout &amp; Sessions)</w:t>
+      </w:r>
+    </w:p>
+    <w:p>
+      <w:pPr>
+        <w:numPr>
+          <w:ilvl w:val="0"/>
+          <w:numId w:val="5"/>
+        </w:numPr>
+        <w:rPr>
+          <w:lang w:val="en-US"/>
+        </w:rPr>
+      </w:pPr>
+      <w:r>
+        <w:rPr>
+          <w:b/>
+          <w:bCs/>
+          <w:lang w:val="en-US"/>
+        </w:rPr>
+        <w:t xml:space="preserve">Table </w:t>
+      </w:r>
+      <w:proofErr w:type="spellStart"/>
+      <w:r>
+        <w:rPr>
+          <w:b/>
+          <w:bCs/>
+          <w:lang w:val="en-US"/>
+        </w:rPr>
+        <w:t>app_users</w:t>
+      </w:r>
+      <w:proofErr w:type="spellEnd"/>
+      <w:r>
+        <w:rPr>
+          <w:lang w:val="en-US"/>
+        </w:rPr>
+        <w:t xml:space="preserve">: </w:t>
+      </w:r>
+    </w:p>
+    <w:p>
+      <w:pPr>
+        <w:numPr>
+          <w:ilvl w:val="0"/>
+          <w:numId w:val="5"/>
+        </w:numPr>
+        <w:rPr>
+          <w:lang w:val="en-US"/>
+        </w:rPr>
+      </w:pPr>
+      <w:r>
+        <w:rPr>
+          <w:lang w:val="en-US"/>
+        </w:rPr>
+        <w:t xml:space="preserve">Columns: id, username (UNIQUE), </w:t>
+      </w:r>
+      <w:proofErr w:type="spellStart"/>
+      <w:r>
+        <w:rPr>
+          <w:lang w:val="en-US"/>
+        </w:rPr>
+        <w:t>full_name</w:t>
+      </w:r>
+      <w:proofErr w:type="spellEnd"/>
+      <w:r>
+        <w:rPr>
+          <w:lang w:val="en-US"/>
+        </w:rPr>
+        <w:t xml:space="preserve">, </w:t>
+      </w:r>
+      <w:proofErr w:type="spellStart"/>
+      <w:r>
+        <w:rPr>
+          <w:lang w:val="en-US"/>
+        </w:rPr>
+        <w:t>hashed_password</w:t>
+      </w:r>
+      <w:proofErr w:type="spellEnd"/>
+      <w:r>
+        <w:rPr>
+          <w:lang w:val="en-US"/>
+        </w:rPr>
+        <w:t xml:space="preserve">, role (Admin, </w:t>
+      </w:r>
+      <w:proofErr w:type="spellStart"/>
+      <w:r>
+        <w:rPr>
+          <w:lang w:val="en-US"/>
+        </w:rPr>
+        <w:t>SubDean</w:t>
+      </w:r>
+      <w:proofErr w:type="spellEnd"/>
+      <w:r>
+        <w:rPr>
+          <w:lang w:val="en-US"/>
+        </w:rPr>
+        <w:t xml:space="preserve">, Scrutiny, Operator, Faculty, Viewer), </w:t>
+      </w:r>
+      <w:proofErr w:type="spellStart"/>
+      <w:r>
+        <w:rPr>
+          <w:lang w:val="en-US"/>
+        </w:rPr>
+        <w:t>is_active</w:t>
+      </w:r>
+      <w:proofErr w:type="spellEnd"/>
+      <w:r>
+        <w:rPr>
+          <w:lang w:val="en-US"/>
+        </w:rPr>
+        <w:t xml:space="preserve">, </w:t>
+      </w:r>
+      <w:proofErr w:type="spellStart"/>
+      <w:r>
+        <w:rPr>
+          <w:lang w:val="en-US"/>
+        </w:rPr>
+        <w:t>must_change_password</w:t>
+      </w:r>
+      <w:proofErr w:type="spellEnd"/>
+      <w:r>
+        <w:rPr>
+          <w:lang w:val="en-US"/>
+        </w:rPr>
+        <w:t xml:space="preserve">, </w:t>
+      </w:r>
+      <w:proofErr w:type="spellStart"/>
+      <w:r>
+        <w:rPr>
+          <w:lang w:val="en-US"/>
+        </w:rPr>
+        <w:t>failed_login_attempts</w:t>
+      </w:r>
+      <w:proofErr w:type="spellEnd"/>
+      <w:r>
+        <w:rPr>
+          <w:lang w:val="en-US"/>
+        </w:rPr>
+        <w:t xml:space="preserve">, </w:t>
+      </w:r>
+      <w:proofErr w:type="spellStart"/>
+      <w:r>
+        <w:rPr>
+          <w:lang w:val="en-US"/>
+        </w:rPr>
+        <w:t>locked_until</w:t>
+      </w:r>
+      <w:proofErr w:type="spellEnd"/>
+      <w:r>
+        <w:rPr>
+          <w:lang w:val="en-US"/>
+        </w:rPr>
+        <w:t xml:space="preserve">, </w:t>
+      </w:r>
+      <w:proofErr w:type="spellStart"/>
+      <w:r>
+        <w:rPr>
+          <w:lang w:val="en-US"/>
+        </w:rPr>
+        <w:t>token_version</w:t>
+      </w:r>
+      <w:proofErr w:type="spellEnd"/>
+      <w:r>
+        <w:rPr>
+          <w:lang w:val="en-US"/>
+        </w:rPr>
+        <w:t xml:space="preserve">, </w:t>
+      </w:r>
+      <w:proofErr w:type="spellStart"/>
+      <w:r>
+        <w:rPr>
+          <w:lang w:val="en-US"/>
+        </w:rPr>
+        <w:t>created_at</w:t>
+      </w:r>
+      <w:proofErr w:type="spellEnd"/>
+      <w:r>
+        <w:rPr>
+          <w:lang w:val="en-US"/>
+        </w:rPr>
+        <w:t xml:space="preserve">, </w:t>
+      </w:r>
+      <w:proofErr w:type="spellStart"/>
+      <w:r>
+        <w:rPr>
+          <w:lang w:val="en-US"/>
+        </w:rPr>
+        <w:t>last_login_at</w:t>
+      </w:r>
+      <w:proofErr w:type="spellEnd"/>
+      <w:r>
+        <w:rPr>
+          <w:lang w:val="en-US"/>
+        </w:rPr>
+        <w:t>.</w:t>
+      </w:r>
+    </w:p>
+    <w:p>
+      <w:pPr>
+        <w:numPr>
+          <w:ilvl w:val="0"/>
+          <w:numId w:val="5"/>
+        </w:numPr>
+        <w:rPr>
+          <w:lang w:val="en-US"/>
+        </w:rPr>
+      </w:pPr>
+      <w:r>
+        <w:rPr>
+          <w:b/>
+          <w:bCs/>
+          <w:lang w:val="en-US"/>
+        </w:rPr>
+        <w:t xml:space="preserve">Table </w:t>
+      </w:r>
+      <w:proofErr w:type="spellStart"/>
+      <w:r>
+        <w:rPr>
+          <w:b/>
+          <w:bCs/>
+          <w:lang w:val="en-US"/>
+        </w:rPr>
+        <w:t>auth_security_audit_log</w:t>
+      </w:r>
+      <w:proofErr w:type="spellEnd"/>
+      <w:r>
+        <w:rPr>
+          <w:lang w:val="en-US"/>
+        </w:rPr>
+        <w:t xml:space="preserve">: </w:t>
+      </w:r>
+    </w:p>
+    <w:p>
+      <w:pPr>
+        <w:numPr>
+          <w:ilvl w:val="0"/>
+          <w:numId w:val="5"/>
+        </w:numPr>
+        <w:rPr>
+          <w:lang w:val="en-US"/>
+        </w:rPr>
+      </w:pPr>
+      <w:r>
+        <w:rPr>
+          <w:lang w:val="en-US"/>
+        </w:rPr>
+        <w:t xml:space="preserve">Columns: id, username, action (LOGIN_SUCCESS, LOGIN_FAILED, LOCKED_OUT, PASSWORD_CHANGED, UNAUTHORIZED_ACCESS), </w:t>
+      </w:r>
+      <w:proofErr w:type="spellStart"/>
+      <w:r>
+        <w:rPr>
+          <w:lang w:val="en-US"/>
+        </w:rPr>
+        <w:t>ip_address</w:t>
+      </w:r>
+      <w:proofErr w:type="spellEnd"/>
+      <w:r>
+        <w:rPr>
+          <w:lang w:val="en-US"/>
+        </w:rPr>
+        <w:t xml:space="preserve">, </w:t>
+      </w:r>
+      <w:proofErr w:type="spellStart"/>
+      <w:r>
+        <w:rPr>
+          <w:lang w:val="en-US"/>
+        </w:rPr>
+        <w:t>user_agent</w:t>
+      </w:r>
+      <w:proofErr w:type="spellEnd"/>
+      <w:r>
+        <w:rPr>
+          <w:lang w:val="en-US"/>
+        </w:rPr>
+        <w:t>, timestamp.</w:t>
+      </w:r>
+    </w:p>
+    <w:p>
+      <w:pPr>
+        <w:numPr>
+          <w:ilvl w:val="0"/>
+          <w:numId w:val="5"/>
+        </w:numPr>
+        <w:rPr>
+          <w:lang w:val="en-US"/>
+        </w:rPr>
+      </w:pPr>
+      <w:r>
+        <w:rPr>
+          <w:b/>
+          <w:bCs/>
+          <w:lang w:val="en-US"/>
+        </w:rPr>
+        <w:t>Default Institutional Accounts Seeded</w:t>
+      </w:r>
+      <w:r>
+        <w:rPr>
+          <w:lang w:val="en-US"/>
+        </w:rPr>
+        <w:t xml:space="preserve">: </w:t>
+      </w:r>
+    </w:p>
+    <w:p>
+      <w:pPr>
+        <w:numPr>
+          <w:ilvl w:val="0"/>
+          <w:numId w:val="5"/>
+        </w:numPr>
+        <w:rPr>
+          <w:lang w:val="en-US"/>
+        </w:rPr>
+      </w:pPr>
+      <w:r>
+        <w:rPr>
+          <w:lang w:val="en-US"/>
+        </w:rPr>
+        <w:t xml:space="preserve">Default accounts (Admin, </w:t>
+      </w:r>
+      <w:proofErr w:type="spellStart"/>
+      <w:r>
+        <w:rPr>
+          <w:lang w:val="en-US"/>
+        </w:rPr>
+        <w:t>SubDean</w:t>
+      </w:r>
+      <w:proofErr w:type="spellEnd"/>
+      <w:r>
+        <w:rPr>
+          <w:lang w:val="en-US"/>
+        </w:rPr>
+        <w:t>, Scrutiny, Operator, Faculty, Viewer) were seeded into local PostgreSQL (</w:t>
+      </w:r>
+      <w:proofErr w:type="spellStart"/>
+      <w:r>
+        <w:rPr>
+          <w:lang w:val="en-US"/>
+        </w:rPr>
+        <w:t>vidya_examination_db</w:t>
+      </w:r>
+      <w:proofErr w:type="spellEnd"/>
+      <w:r>
+        <w:rPr>
+          <w:lang w:val="en-US"/>
+        </w:rPr>
+        <w:t xml:space="preserve">) with </w:t>
+      </w:r>
+      <w:proofErr w:type="spellStart"/>
+      <w:r>
+        <w:rPr>
+          <w:lang w:val="en-US"/>
+        </w:rPr>
+        <w:t>bcrypt</w:t>
+      </w:r>
+      <w:proofErr w:type="spellEnd"/>
+      <w:r>
+        <w:rPr>
+          <w:lang w:val="en-US"/>
+        </w:rPr>
+        <w:t xml:space="preserve">-hashed passwords and </w:t>
+      </w:r>
+      <w:proofErr w:type="spellStart"/>
+      <w:r>
+        <w:rPr>
+          <w:lang w:val="en-US"/>
+        </w:rPr>
+        <w:t>must_change_password</w:t>
+      </w:r>
+      <w:proofErr w:type="spellEnd"/>
+      <w:r>
+        <w:rPr>
+          <w:lang w:val="en-US"/>
+        </w:rPr>
+        <w:t xml:space="preserve"> = TRUE.</w:t>
+      </w:r>
+    </w:p>
+    <w:p>
+      <w:pPr>
+        <w:numPr>
+          <w:ilvl w:val="0"/>
+          <w:numId w:val="5"/>
+        </w:numPr>
+        <w:rPr>
+          <w:lang w:val="en-US"/>
+        </w:rPr>
+      </w:pPr>
+      <w:r>
+        <w:rPr>
+          <w:lang w:val="en-US"/>
+        </w:rPr>
+        <w:t>Updated backend/scripts/migrate_auth_rbac.py and backend/scripts/initialize_home_db.py to ensure all 10 public tables and accounts are verified on initialization.</w:t>
+      </w:r>
+    </w:p>
+    <w:p>
+      <w:pPr>
+        <w:numPr>
+          <w:ilvl w:val="0"/>
+          <w:numId w:val="5"/>
+        </w:numPr>
+        <w:rPr>
+          <w:lang w:val="en-US"/>
+        </w:rPr>
+      </w:pPr>
+      <w:r>
+        <w:rPr>
+          <w:lang w:val="en-US"/>
+        </w:rPr>
+        <w:pict w14:anchorId="6C003699">
+          <v:rect id="_x0000_i1030" style="width:396pt;height:.75pt" o:hralign="center" o:hrstd="t" o:hr="t" fillcolor="#a0a0a0" stroked="f"/>
+        </w:pict>
+      </w:r>
+    </w:p>
+    <w:p>
+      <w:pPr>
+        <w:numPr>
+          <w:ilvl w:val="0"/>
+          <w:numId w:val="5"/>
+        </w:numPr>
+        <w:rPr>
+          <w:b/>
+          <w:bCs/>
+          <w:lang w:val="en-US"/>
+        </w:rPr>
+      </w:pPr>
+      <w:r>
+        <w:rPr>
+          <w:b/>
+          <w:bCs/>
+          <w:lang w:val="en-US"/>
+        </w:rPr>
+        <w:t xml:space="preserve">PART 2: </w:t>
+      </w:r>
+      <w:proofErr w:type="spellStart"/>
+      <w:r>
+        <w:rPr>
+          <w:b/>
+          <w:bCs/>
+          <w:lang w:val="en-US"/>
+        </w:rPr>
+        <w:t>FastAPI</w:t>
+      </w:r>
+      <w:proofErr w:type="spellEnd"/>
+      <w:r>
+        <w:rPr>
+          <w:b/>
+          <w:bCs/>
+          <w:lang w:val="en-US"/>
+        </w:rPr>
+        <w:t xml:space="preserve"> Security Engine &amp; API Hardening</w:t>
+      </w:r>
+    </w:p>
+    <w:p>
+      <w:pPr>
+        <w:numPr>
+          <w:ilvl w:val="0"/>
+          <w:numId w:val="5"/>
+        </w:numPr>
+        <w:rPr>
+          <w:lang w:val="en-US"/>
+        </w:rPr>
+      </w:pPr>
+      <w:r>
+        <w:rPr>
+          <w:b/>
+          <w:bCs/>
+          <w:lang w:val="en-US"/>
+        </w:rPr>
+        <w:t>Cryptographic Engine (backend/security.py)</w:t>
+      </w:r>
+      <w:r>
+        <w:rPr>
+          <w:lang w:val="en-US"/>
+        </w:rPr>
+        <w:t xml:space="preserve">: </w:t>
+      </w:r>
+    </w:p>
+    <w:p>
+      <w:pPr>
+        <w:numPr>
+          <w:ilvl w:val="0"/>
+          <w:numId w:val="5"/>
+        </w:numPr>
+        <w:rPr>
+          <w:lang w:val="en-US"/>
+        </w:rPr>
+      </w:pPr>
+      <w:r>
+        <w:rPr>
+          <w:lang w:val="en-US"/>
+        </w:rPr>
+        <w:t>JWT_SECRET_KEY: Configured in backend/.env, backend/.</w:t>
+      </w:r>
+      <w:proofErr w:type="spellStart"/>
+      <w:r>
+        <w:rPr>
+          <w:lang w:val="en-US"/>
+        </w:rPr>
+        <w:t>env.home</w:t>
+      </w:r>
+      <w:proofErr w:type="spellEnd"/>
+      <w:r>
+        <w:rPr>
+          <w:lang w:val="en-US"/>
+        </w:rPr>
+        <w:t>, and backend/.</w:t>
+      </w:r>
+      <w:proofErr w:type="spellStart"/>
+      <w:r>
+        <w:rPr>
+          <w:lang w:val="en-US"/>
+        </w:rPr>
+        <w:t>env.office</w:t>
+      </w:r>
+      <w:proofErr w:type="spellEnd"/>
+      <w:r>
+        <w:rPr>
+          <w:lang w:val="en-US"/>
+        </w:rPr>
+        <w:t>. Startup aborts if missing or weak.</w:t>
+      </w:r>
+    </w:p>
+    <w:p>
+      <w:pPr>
+        <w:numPr>
+          <w:ilvl w:val="0"/>
+          <w:numId w:val="5"/>
+        </w:numPr>
+        <w:rPr>
+          <w:lang w:val="en-US"/>
+        </w:rPr>
+      </w:pPr>
+      <w:r>
+        <w:rPr>
+          <w:lang w:val="en-US"/>
+        </w:rPr>
+        <w:t>Algorithm: HS256 with 8-hour token expiration.</w:t>
+      </w:r>
+    </w:p>
+    <w:p>
+      <w:pPr>
+        <w:numPr>
+          <w:ilvl w:val="0"/>
+          <w:numId w:val="5"/>
+        </w:numPr>
+        <w:rPr>
+          <w:lang w:val="en-US"/>
+        </w:rPr>
+      </w:pPr>
+      <w:r>
+        <w:rPr>
+          <w:lang w:val="en-US"/>
+        </w:rPr>
+        <w:t xml:space="preserve">Hashing: </w:t>
+      </w:r>
+      <w:proofErr w:type="spellStart"/>
+      <w:r>
+        <w:rPr>
+          <w:lang w:val="en-US"/>
+        </w:rPr>
+        <w:t>Bcrypt</w:t>
+      </w:r>
+      <w:proofErr w:type="spellEnd"/>
+      <w:r>
+        <w:rPr>
+          <w:lang w:val="en-US"/>
+        </w:rPr>
+        <w:t xml:space="preserve"> with Python 3.14 72-byte safe handling and </w:t>
+      </w:r>
+      <w:proofErr w:type="spellStart"/>
+      <w:r>
+        <w:rPr>
+          <w:lang w:val="en-US"/>
+        </w:rPr>
+        <w:t>passlib.context.CryptContext</w:t>
+      </w:r>
+      <w:proofErr w:type="spellEnd"/>
+      <w:r>
+        <w:rPr>
+          <w:lang w:val="en-US"/>
+        </w:rPr>
+        <w:t>.</w:t>
+      </w:r>
+    </w:p>
+    <w:p>
+      <w:pPr>
+        <w:numPr>
+          <w:ilvl w:val="0"/>
+          <w:numId w:val="5"/>
+        </w:numPr>
+        <w:rPr>
+          <w:lang w:val="en-US"/>
+        </w:rPr>
+      </w:pPr>
+      <w:r>
+        <w:rPr>
+          <w:b/>
+          <w:bCs/>
+          <w:lang w:val="en-US"/>
+        </w:rPr>
+        <w:t>Brute-Force &amp; Rate Limiting</w:t>
+      </w:r>
+      <w:r>
+        <w:rPr>
+          <w:lang w:val="en-US"/>
+        </w:rPr>
+        <w:t xml:space="preserve">: </w:t>
+      </w:r>
+    </w:p>
+    <w:p>
+      <w:pPr>
+        <w:numPr>
+          <w:ilvl w:val="0"/>
+          <w:numId w:val="5"/>
+        </w:numPr>
+        <w:rPr>
+          <w:lang w:val="en-US"/>
+        </w:rPr>
+      </w:pPr>
+      <w:r>
+        <w:rPr>
+          <w:lang w:val="en-US"/>
+        </w:rPr>
+        <w:t xml:space="preserve">Tracks </w:t>
+      </w:r>
+      <w:proofErr w:type="spellStart"/>
+      <w:r>
+        <w:rPr>
+          <w:lang w:val="en-US"/>
+        </w:rPr>
+        <w:t>failed_login_attempts</w:t>
+      </w:r>
+      <w:proofErr w:type="spellEnd"/>
+      <w:r>
+        <w:rPr>
+          <w:lang w:val="en-US"/>
+        </w:rPr>
+        <w:t xml:space="preserve">. On 5 failed attempts, sets </w:t>
+      </w:r>
+      <w:proofErr w:type="spellStart"/>
+      <w:r>
+        <w:rPr>
+          <w:lang w:val="en-US"/>
+        </w:rPr>
+        <w:t>locked_until</w:t>
+      </w:r>
+      <w:proofErr w:type="spellEnd"/>
+      <w:r>
+        <w:rPr>
+          <w:lang w:val="en-US"/>
+        </w:rPr>
+        <w:t xml:space="preserve"> = NOW() + 15 minutes and subsequent attempts return </w:t>
+      </w:r>
+      <w:r>
+        <w:rPr>
+          <w:b/>
+          <w:bCs/>
+          <w:lang w:val="en-US"/>
+        </w:rPr>
+        <w:t>HTTP 423 Locked</w:t>
+      </w:r>
+      <w:r>
+        <w:rPr>
+          <w:lang w:val="en-US"/>
+        </w:rPr>
+        <w:t>.</w:t>
+      </w:r>
+    </w:p>
+    <w:p>
+      <w:pPr>
+        <w:numPr>
+          <w:ilvl w:val="0"/>
+          <w:numId w:val="5"/>
+        </w:numPr>
+        <w:rPr>
+          <w:lang w:val="en-US"/>
+        </w:rPr>
+      </w:pPr>
+      <w:r>
+        <w:rPr>
+          <w:lang w:val="en-US"/>
+        </w:rPr>
+        <w:t xml:space="preserve">Reset to 0 and </w:t>
+      </w:r>
+      <w:proofErr w:type="spellStart"/>
+      <w:r>
+        <w:rPr>
+          <w:lang w:val="en-US"/>
+        </w:rPr>
+        <w:t>locked_until</w:t>
+      </w:r>
+      <w:proofErr w:type="spellEnd"/>
+      <w:r>
+        <w:rPr>
+          <w:lang w:val="en-US"/>
+        </w:rPr>
+        <w:t xml:space="preserve"> = NULL upon valid login.</w:t>
+      </w:r>
+    </w:p>
+    <w:p>
+      <w:pPr>
+        <w:numPr>
+          <w:ilvl w:val="0"/>
+          <w:numId w:val="5"/>
+        </w:numPr>
+        <w:rPr>
+          <w:lang w:val="en-US"/>
+        </w:rPr>
+      </w:pPr>
+      <w:proofErr w:type="spellStart"/>
+      <w:r>
+        <w:rPr>
+          <w:b/>
+          <w:bCs/>
+          <w:lang w:val="en-US"/>
+        </w:rPr>
+        <w:t>HttpOnly</w:t>
+      </w:r>
+      <w:proofErr w:type="spellEnd"/>
+      <w:r>
+        <w:rPr>
+          <w:b/>
+          <w:bCs/>
+          <w:lang w:val="en-US"/>
+        </w:rPr>
+        <w:t xml:space="preserve"> Cookie Delivery</w:t>
+      </w:r>
+      <w:r>
+        <w:rPr>
+          <w:lang w:val="en-US"/>
+        </w:rPr>
+        <w:t xml:space="preserve">: </w:t>
+      </w:r>
+    </w:p>
+    <w:p>
+      <w:pPr>
+        <w:numPr>
+          <w:ilvl w:val="0"/>
+          <w:numId w:val="5"/>
+        </w:numPr>
+        <w:rPr>
+          <w:lang w:val="en-US"/>
+        </w:rPr>
+      </w:pPr>
+      <w:r>
+        <w:rPr>
+          <w:lang w:val="en-US"/>
+        </w:rPr>
+        <w:t>POST /</w:t>
+      </w:r>
+      <w:proofErr w:type="spellStart"/>
+      <w:r>
+        <w:rPr>
+          <w:lang w:val="en-US"/>
+        </w:rPr>
+        <w:t>api</w:t>
+      </w:r>
+      <w:proofErr w:type="spellEnd"/>
+      <w:r>
+        <w:rPr>
+          <w:lang w:val="en-US"/>
+        </w:rPr>
+        <w:t xml:space="preserve">/v1/auth/login sets </w:t>
+      </w:r>
+      <w:proofErr w:type="spellStart"/>
+      <w:r>
+        <w:rPr>
+          <w:lang w:val="en-US"/>
+        </w:rPr>
+        <w:t>vidya_access_token</w:t>
+      </w:r>
+      <w:proofErr w:type="spellEnd"/>
+      <w:r>
+        <w:rPr>
+          <w:lang w:val="en-US"/>
+        </w:rPr>
+        <w:t xml:space="preserve"> cookie with </w:t>
+      </w:r>
+      <w:proofErr w:type="spellStart"/>
+      <w:r>
+        <w:rPr>
+          <w:lang w:val="en-US"/>
+        </w:rPr>
+        <w:t>httponly</w:t>
+      </w:r>
+      <w:proofErr w:type="spellEnd"/>
+      <w:r>
+        <w:rPr>
+          <w:lang w:val="en-US"/>
+        </w:rPr>
+        <w:t xml:space="preserve">=True, </w:t>
+      </w:r>
+      <w:proofErr w:type="spellStart"/>
+      <w:r>
+        <w:rPr>
+          <w:lang w:val="en-US"/>
+        </w:rPr>
+        <w:t>samesite</w:t>
+      </w:r>
+      <w:proofErr w:type="spellEnd"/>
+      <w:r>
+        <w:rPr>
+          <w:lang w:val="en-US"/>
+        </w:rPr>
+        <w:t>="lax", and path /. Also returns Bearer token for programmatic API access.</w:t>
+      </w:r>
+    </w:p>
+    <w:p>
+      <w:pPr>
+        <w:numPr>
+          <w:ilvl w:val="0"/>
+          <w:numId w:val="5"/>
+        </w:numPr>
+        <w:rPr>
+          <w:lang w:val="en-US"/>
+        </w:rPr>
+      </w:pPr>
+      <w:r>
+        <w:rPr>
+          <w:b/>
+          <w:bCs/>
+          <w:lang w:val="en-US"/>
+        </w:rPr>
+        <w:t>Strong Password Policy</w:t>
+      </w:r>
+      <w:r>
+        <w:rPr>
+          <w:lang w:val="en-US"/>
+        </w:rPr>
+        <w:t xml:space="preserve">: </w:t>
+      </w:r>
+    </w:p>
+    <w:p>
+      <w:pPr>
+        <w:numPr>
+          <w:ilvl w:val="0"/>
+          <w:numId w:val="5"/>
+        </w:numPr>
+        <w:rPr>
+          <w:lang w:val="en-US"/>
+        </w:rPr>
+      </w:pPr>
+      <w:r>
+        <w:rPr>
+          <w:lang w:val="en-US"/>
+        </w:rPr>
+        <w:t xml:space="preserve">Requires min 8 characters, 1 uppercase, 1 lowercase, 1 number, and 1 special symbol </w:t>
+      </w:r>
+      <w:proofErr w:type="gramStart"/>
+      <w:r>
+        <w:rPr>
+          <w:lang w:val="en-US"/>
+        </w:rPr>
+        <w:t>(!@#</w:t>
+      </w:r>
+      <w:proofErr w:type="gramEnd"/>
+      <w:r>
+        <w:rPr>
+          <w:lang w:val="en-US"/>
+        </w:rPr>
+        <w:t>$%^&amp;*). Rejects passwords matching the username.</w:t>
+      </w:r>
+    </w:p>
+    <w:p>
+      <w:pPr>
+        <w:numPr>
+          <w:ilvl w:val="0"/>
+          <w:numId w:val="5"/>
+        </w:numPr>
+        <w:rPr>
+          <w:lang w:val="en-US"/>
+        </w:rPr>
+      </w:pPr>
+      <w:r>
+        <w:rPr>
+          <w:lang w:val="en-US"/>
+        </w:rPr>
+        <w:lastRenderedPageBreak/>
+        <w:t xml:space="preserve">On password change, increments </w:t>
+      </w:r>
+      <w:proofErr w:type="spellStart"/>
+      <w:r>
+        <w:rPr>
+          <w:lang w:val="en-US"/>
+        </w:rPr>
+        <w:t>app_users.token_version</w:t>
+      </w:r>
+      <w:proofErr w:type="spellEnd"/>
+      <w:r>
+        <w:rPr>
+          <w:lang w:val="en-US"/>
+        </w:rPr>
+        <w:t xml:space="preserve"> to immediately invalidate all existing sessions.</w:t>
+      </w:r>
+    </w:p>
+    <w:p>
+      <w:pPr>
+        <w:numPr>
+          <w:ilvl w:val="0"/>
+          <w:numId w:val="5"/>
+        </w:numPr>
+        <w:rPr>
+          <w:lang w:val="en-US"/>
+        </w:rPr>
+      </w:pPr>
+      <w:r>
+        <w:rPr>
+          <w:b/>
+          <w:bCs/>
+          <w:lang w:val="en-US"/>
+        </w:rPr>
+        <w:t>Strict RBAC Enforcement &amp; Route Protection</w:t>
+      </w:r>
+      <w:r>
+        <w:rPr>
+          <w:lang w:val="en-US"/>
+        </w:rPr>
+        <w:t xml:space="preserve">: </w:t>
+      </w:r>
+    </w:p>
+    <w:p>
+      <w:pPr>
+        <w:numPr>
+          <w:ilvl w:val="0"/>
+          <w:numId w:val="5"/>
+        </w:numPr>
+        <w:rPr>
+          <w:lang w:val="en-US"/>
+        </w:rPr>
+      </w:pPr>
+      <w:r>
+        <w:rPr>
+          <w:lang w:val="en-US"/>
+        </w:rPr>
+        <w:t xml:space="preserve">Dependencies: </w:t>
+      </w:r>
+      <w:proofErr w:type="spellStart"/>
+      <w:r>
+        <w:rPr>
+          <w:lang w:val="en-US"/>
+        </w:rPr>
+        <w:t>require_admin</w:t>
+      </w:r>
+      <w:proofErr w:type="spellEnd"/>
+      <w:r>
+        <w:rPr>
+          <w:lang w:val="en-US"/>
+        </w:rPr>
+        <w:t xml:space="preserve">, </w:t>
+      </w:r>
+      <w:proofErr w:type="spellStart"/>
+      <w:r>
+        <w:rPr>
+          <w:lang w:val="en-US"/>
+        </w:rPr>
+        <w:t>require_subdean</w:t>
+      </w:r>
+      <w:proofErr w:type="spellEnd"/>
+      <w:r>
+        <w:rPr>
+          <w:lang w:val="en-US"/>
+        </w:rPr>
+        <w:t xml:space="preserve">, </w:t>
+      </w:r>
+      <w:proofErr w:type="spellStart"/>
+      <w:r>
+        <w:rPr>
+          <w:lang w:val="en-US"/>
+        </w:rPr>
+        <w:t>require_scrutiny</w:t>
+      </w:r>
+      <w:proofErr w:type="spellEnd"/>
+      <w:r>
+        <w:rPr>
+          <w:lang w:val="en-US"/>
+        </w:rPr>
+        <w:t xml:space="preserve">, </w:t>
+      </w:r>
+      <w:proofErr w:type="spellStart"/>
+      <w:r>
+        <w:rPr>
+          <w:lang w:val="en-US"/>
+        </w:rPr>
+        <w:t>require_operator</w:t>
+      </w:r>
+      <w:proofErr w:type="spellEnd"/>
+      <w:r>
+        <w:rPr>
+          <w:lang w:val="en-US"/>
+        </w:rPr>
+        <w:t xml:space="preserve">, </w:t>
+      </w:r>
+      <w:proofErr w:type="spellStart"/>
+      <w:r>
+        <w:rPr>
+          <w:lang w:val="en-US"/>
+        </w:rPr>
+        <w:t>require_authenticated</w:t>
+      </w:r>
+      <w:proofErr w:type="spellEnd"/>
+      <w:r>
+        <w:rPr>
+          <w:lang w:val="en-US"/>
+        </w:rPr>
+        <w:t>.</w:t>
+      </w:r>
+    </w:p>
+    <w:p>
+      <w:pPr>
+        <w:numPr>
+          <w:ilvl w:val="0"/>
+          <w:numId w:val="5"/>
+        </w:numPr>
+        <w:rPr>
+          <w:lang w:val="en-US"/>
+        </w:rPr>
+      </w:pPr>
+      <w:r>
+        <w:rPr>
+          <w:lang w:val="en-US"/>
+        </w:rPr>
+        <w:t>Added POST /</w:t>
+      </w:r>
+      <w:proofErr w:type="spellStart"/>
+      <w:r>
+        <w:rPr>
+          <w:lang w:val="en-US"/>
+        </w:rPr>
+        <w:t>api</w:t>
+      </w:r>
+      <w:proofErr w:type="spellEnd"/>
+      <w:r>
+        <w:rPr>
+          <w:lang w:val="en-US"/>
+        </w:rPr>
+        <w:t xml:space="preserve">/v1/marksheets/mark-as-final in backend/routes/examination_db_route.py, restricted to </w:t>
+      </w:r>
+      <w:proofErr w:type="spellStart"/>
+      <w:r>
+        <w:rPr>
+          <w:lang w:val="en-US"/>
+        </w:rPr>
+        <w:t>require_subdean</w:t>
+      </w:r>
+      <w:proofErr w:type="spellEnd"/>
+      <w:r>
+        <w:rPr>
+          <w:lang w:val="en-US"/>
+        </w:rPr>
+        <w:t xml:space="preserve">. Operator access attempts trigger </w:t>
+      </w:r>
+      <w:r>
+        <w:rPr>
+          <w:b/>
+          <w:bCs/>
+          <w:lang w:val="en-US"/>
+        </w:rPr>
+        <w:t>HTTP 403 Forbidden</w:t>
+      </w:r>
+      <w:r>
+        <w:rPr>
+          <w:lang w:val="en-US"/>
+        </w:rPr>
+        <w:t xml:space="preserve"> and log UNAUTHORIZED_ACCESS.</w:t>
+      </w:r>
+    </w:p>
+    <w:p>
+      <w:pPr>
+        <w:numPr>
+          <w:ilvl w:val="0"/>
+          <w:numId w:val="5"/>
+        </w:numPr>
+        <w:rPr>
+          <w:lang w:val="en-US"/>
+        </w:rPr>
+      </w:pPr>
+      <w:r>
+        <w:rPr>
+          <w:lang w:val="en-US"/>
+        </w:rPr>
+        <w:pict w14:anchorId="5F3B8377">
+          <v:rect id="_x0000_i1031" style="width:396pt;height:.75pt" o:hralign="center" o:hrstd="t" o:hr="t" fillcolor="#a0a0a0" stroked="f"/>
+        </w:pict>
+      </w:r>
+    </w:p>
+    <w:p>
+      <w:pPr>
+        <w:numPr>
+          <w:ilvl w:val="0"/>
+          <w:numId w:val="5"/>
+        </w:numPr>
+        <w:rPr>
+          <w:b/>
+          <w:bCs/>
+          <w:lang w:val="en-US"/>
+        </w:rPr>
+      </w:pPr>
+      <w:r>
+        <w:rPr>
+          <w:b/>
+          <w:bCs/>
+          <w:lang w:val="en-US"/>
+        </w:rPr>
+        <w:t>PART 3: Next.js Frontend Security Integration</w:t>
+      </w:r>
+    </w:p>
+    <w:p>
+      <w:pPr>
+        <w:numPr>
+          <w:ilvl w:val="0"/>
+          <w:numId w:val="5"/>
+        </w:numPr>
+        <w:rPr>
+          <w:lang w:val="en-US"/>
+        </w:rPr>
+      </w:pPr>
+      <w:proofErr w:type="spellStart"/>
+      <w:r>
+        <w:rPr>
+          <w:b/>
+          <w:bCs/>
+          <w:lang w:val="en-US"/>
+        </w:rPr>
+        <w:t>AuthContext.tsx</w:t>
+      </w:r>
+      <w:proofErr w:type="spellEnd"/>
+      <w:r>
+        <w:rPr>
+          <w:lang w:val="en-US"/>
+        </w:rPr>
+        <w:t xml:space="preserve">: </w:t>
+      </w:r>
+    </w:p>
+    <w:p>
+      <w:pPr>
+        <w:numPr>
+          <w:ilvl w:val="0"/>
+          <w:numId w:val="5"/>
+        </w:numPr>
+        <w:rPr>
+          <w:lang w:val="en-US"/>
+        </w:rPr>
+      </w:pPr>
+      <w:r>
+        <w:rPr>
+          <w:lang w:val="en-US"/>
+        </w:rPr>
+        <w:t xml:space="preserve">Uses credentials: "include" for </w:t>
+      </w:r>
+      <w:proofErr w:type="spellStart"/>
+      <w:r>
+        <w:rPr>
+          <w:lang w:val="en-US"/>
+        </w:rPr>
+        <w:t>HttpOnly</w:t>
+      </w:r>
+      <w:proofErr w:type="spellEnd"/>
+      <w:r>
+        <w:rPr>
+          <w:lang w:val="en-US"/>
+        </w:rPr>
+        <w:t xml:space="preserve"> cookie propagation.</w:t>
+      </w:r>
+    </w:p>
+    <w:p>
+      <w:pPr>
+        <w:numPr>
+          <w:ilvl w:val="0"/>
+          <w:numId w:val="5"/>
+        </w:numPr>
+        <w:rPr>
+          <w:lang w:val="en-US"/>
+        </w:rPr>
+      </w:pPr>
+      <w:r>
+        <w:rPr>
+          <w:lang w:val="en-US"/>
+        </w:rPr>
+        <w:t xml:space="preserve">Stores only non-sensitive profile info (username, role, </w:t>
+      </w:r>
+      <w:proofErr w:type="spellStart"/>
+      <w:r>
+        <w:rPr>
+          <w:lang w:val="en-US"/>
+        </w:rPr>
+        <w:t>full_name</w:t>
+      </w:r>
+      <w:proofErr w:type="spellEnd"/>
+      <w:r>
+        <w:rPr>
+          <w:lang w:val="en-US"/>
+        </w:rPr>
+        <w:t xml:space="preserve">, </w:t>
+      </w:r>
+      <w:proofErr w:type="spellStart"/>
+      <w:r>
+        <w:rPr>
+          <w:lang w:val="en-US"/>
+        </w:rPr>
+        <w:t>must_change_password</w:t>
+      </w:r>
+      <w:proofErr w:type="spellEnd"/>
+      <w:r>
+        <w:rPr>
+          <w:lang w:val="en-US"/>
+        </w:rPr>
+        <w:t xml:space="preserve">) in </w:t>
+      </w:r>
+      <w:proofErr w:type="spellStart"/>
+      <w:r>
+        <w:rPr>
+          <w:lang w:val="en-US"/>
+        </w:rPr>
+        <w:t>localStorage</w:t>
+      </w:r>
+      <w:proofErr w:type="spellEnd"/>
+      <w:r>
+        <w:rPr>
+          <w:lang w:val="en-US"/>
+        </w:rPr>
+        <w:t>.</w:t>
+      </w:r>
+    </w:p>
+    <w:p>
+      <w:pPr>
+        <w:numPr>
+          <w:ilvl w:val="0"/>
+          <w:numId w:val="5"/>
+        </w:numPr>
+        <w:rPr>
+          <w:lang w:val="en-US"/>
+        </w:rPr>
+      </w:pPr>
+      <w:r>
+        <w:rPr>
+          <w:b/>
+          <w:bCs/>
+          <w:lang w:val="en-US"/>
+        </w:rPr>
+        <w:t>30-Minute Inactivity Timeout</w:t>
+      </w:r>
+      <w:r>
+        <w:rPr>
+          <w:lang w:val="en-US"/>
+        </w:rPr>
+        <w:t>: Automatically clears user session and redirects to /login after 30 minutes of user idle time.</w:t>
+      </w:r>
+    </w:p>
+    <w:p>
+      <w:pPr>
+        <w:numPr>
+          <w:ilvl w:val="0"/>
+          <w:numId w:val="5"/>
+        </w:numPr>
+        <w:rPr>
+          <w:lang w:val="en-US"/>
+        </w:rPr>
+      </w:pPr>
+      <w:r>
+        <w:rPr>
+          <w:b/>
+          <w:bCs/>
+          <w:lang w:val="en-US"/>
+        </w:rPr>
+        <w:t>Institutional Login Portal (frontend/</w:t>
+      </w:r>
+      <w:proofErr w:type="spellStart"/>
+      <w:r>
+        <w:rPr>
+          <w:b/>
+          <w:bCs/>
+          <w:lang w:val="en-US"/>
+        </w:rPr>
+        <w:t>src</w:t>
+      </w:r>
+      <w:proofErr w:type="spellEnd"/>
+      <w:r>
+        <w:rPr>
+          <w:b/>
+          <w:bCs/>
+          <w:lang w:val="en-US"/>
+        </w:rPr>
+        <w:t>/app/login/</w:t>
+      </w:r>
+      <w:proofErr w:type="spellStart"/>
+      <w:r>
+        <w:rPr>
+          <w:b/>
+          <w:bCs/>
+          <w:lang w:val="en-US"/>
+        </w:rPr>
+        <w:t>page.tsx</w:t>
+      </w:r>
+      <w:proofErr w:type="spellEnd"/>
+      <w:r>
+        <w:rPr>
+          <w:b/>
+          <w:bCs/>
+          <w:lang w:val="en-US"/>
+        </w:rPr>
+        <w:t>)</w:t>
+      </w:r>
+      <w:r>
+        <w:rPr>
+          <w:lang w:val="en-US"/>
+        </w:rPr>
+        <w:t xml:space="preserve">: </w:t>
+      </w:r>
+    </w:p>
+    <w:p>
+      <w:pPr>
+        <w:numPr>
+          <w:ilvl w:val="0"/>
+          <w:numId w:val="5"/>
+        </w:numPr>
+        <w:rPr>
+          <w:lang w:val="en-US"/>
+        </w:rPr>
+      </w:pPr>
+      <w:r>
+        <w:rPr>
+          <w:lang w:val="en-US"/>
+        </w:rPr>
+        <w:t xml:space="preserve">Institutional SGPGIMS / INC layout with </w:t>
+      </w:r>
+      <w:r>
+        <w:rPr>
+          <w:b/>
+          <w:bCs/>
+          <w:lang w:val="en-US"/>
+        </w:rPr>
+        <w:t>Quick Demo Role Selectors</w:t>
+      </w:r>
+      <w:r>
+        <w:rPr>
+          <w:lang w:val="en-US"/>
+        </w:rPr>
+        <w:t xml:space="preserve"> (Admin, </w:t>
+      </w:r>
+      <w:proofErr w:type="spellStart"/>
+      <w:r>
+        <w:rPr>
+          <w:lang w:val="en-US"/>
+        </w:rPr>
+        <w:t>SubDean</w:t>
+      </w:r>
+      <w:proofErr w:type="spellEnd"/>
+      <w:r>
+        <w:rPr>
+          <w:lang w:val="en-US"/>
+        </w:rPr>
+        <w:t>, Scrutiny, Operator, Faculty, Viewer) for 1-click testing.</w:t>
+      </w:r>
+    </w:p>
+    <w:p>
+      <w:pPr>
+        <w:numPr>
+          <w:ilvl w:val="0"/>
+          <w:numId w:val="5"/>
+        </w:numPr>
+        <w:rPr>
+          <w:lang w:val="en-US"/>
+        </w:rPr>
+      </w:pPr>
+      <w:r>
+        <w:rPr>
+          <w:lang w:val="en-US"/>
+        </w:rPr>
+        <w:t>Handles HTTP 423 Locked warnings and credential validation errors.</w:t>
+      </w:r>
+    </w:p>
+    <w:p>
+      <w:pPr>
+        <w:numPr>
+          <w:ilvl w:val="0"/>
+          <w:numId w:val="5"/>
+        </w:numPr>
+        <w:rPr>
+          <w:lang w:val="en-US"/>
+        </w:rPr>
+      </w:pPr>
+      <w:r>
+        <w:rPr>
+          <w:b/>
+          <w:bCs/>
+          <w:lang w:val="en-US"/>
+        </w:rPr>
+        <w:t>Top Navbar (frontend/</w:t>
+      </w:r>
+      <w:proofErr w:type="spellStart"/>
+      <w:r>
+        <w:rPr>
+          <w:b/>
+          <w:bCs/>
+          <w:lang w:val="en-US"/>
+        </w:rPr>
+        <w:t>src</w:t>
+      </w:r>
+      <w:proofErr w:type="spellEnd"/>
+      <w:r>
+        <w:rPr>
+          <w:b/>
+          <w:bCs/>
+          <w:lang w:val="en-US"/>
+        </w:rPr>
+        <w:t>/components/</w:t>
+      </w:r>
+      <w:proofErr w:type="spellStart"/>
+      <w:r>
+        <w:rPr>
+          <w:b/>
+          <w:bCs/>
+          <w:lang w:val="en-US"/>
+        </w:rPr>
+        <w:t>Navbar.tsx</w:t>
+      </w:r>
+      <w:proofErr w:type="spellEnd"/>
+      <w:r>
+        <w:rPr>
+          <w:b/>
+          <w:bCs/>
+          <w:lang w:val="en-US"/>
+        </w:rPr>
+        <w:t>)</w:t>
+      </w:r>
+      <w:r>
+        <w:rPr>
+          <w:lang w:val="en-US"/>
+        </w:rPr>
+        <w:t xml:space="preserve">: </w:t>
+      </w:r>
+    </w:p>
+    <w:p>
+      <w:pPr>
+        <w:numPr>
+          <w:ilvl w:val="0"/>
+          <w:numId w:val="5"/>
+        </w:numPr>
+        <w:rPr>
+          <w:lang w:val="en-US"/>
+        </w:rPr>
+      </w:pPr>
+      <w:r>
+        <w:rPr>
+          <w:lang w:val="en-US"/>
+        </w:rPr>
+        <w:t>Displays user full name, colored role badge (Admin [Full Access], Operator [Entry], etc.), "Change Password" modal trigger, and Logout button.</w:t>
+      </w:r>
+    </w:p>
+    <w:p>
+      <w:pPr>
+        <w:numPr>
+          <w:ilvl w:val="0"/>
+          <w:numId w:val="5"/>
+        </w:numPr>
+        <w:rPr>
+          <w:lang w:val="en-US"/>
+        </w:rPr>
+      </w:pPr>
+      <w:r>
+        <w:rPr>
+          <w:b/>
+          <w:bCs/>
+          <w:lang w:val="en-US"/>
+        </w:rPr>
+        <w:t>Change Password Modal (frontend/</w:t>
+      </w:r>
+      <w:proofErr w:type="spellStart"/>
+      <w:r>
+        <w:rPr>
+          <w:b/>
+          <w:bCs/>
+          <w:lang w:val="en-US"/>
+        </w:rPr>
+        <w:t>src</w:t>
+      </w:r>
+      <w:proofErr w:type="spellEnd"/>
+      <w:r>
+        <w:rPr>
+          <w:b/>
+          <w:bCs/>
+          <w:lang w:val="en-US"/>
+        </w:rPr>
+        <w:t>/components/</w:t>
+      </w:r>
+      <w:proofErr w:type="spellStart"/>
+      <w:r>
+        <w:rPr>
+          <w:b/>
+          <w:bCs/>
+          <w:lang w:val="en-US"/>
+        </w:rPr>
+        <w:t>ChangePasswordModal.tsx</w:t>
+      </w:r>
+      <w:proofErr w:type="spellEnd"/>
+      <w:r>
+        <w:rPr>
+          <w:b/>
+          <w:bCs/>
+          <w:lang w:val="en-US"/>
+        </w:rPr>
+        <w:t>)</w:t>
+      </w:r>
+      <w:r>
+        <w:rPr>
+          <w:lang w:val="en-US"/>
+        </w:rPr>
+        <w:t xml:space="preserve">: </w:t>
+      </w:r>
+    </w:p>
+    <w:p>
+      <w:pPr>
+        <w:numPr>
+          <w:ilvl w:val="0"/>
+          <w:numId w:val="5"/>
+        </w:numPr>
+        <w:rPr>
+          <w:lang w:val="en-US"/>
+        </w:rPr>
+      </w:pPr>
+      <w:r>
+        <w:rPr>
+          <w:lang w:val="en-US"/>
+        </w:rPr>
+        <w:t>Real-time institutional password checklist with 6 live rule indicators.</w:t>
+      </w:r>
+    </w:p>
+    <w:p>
+      <w:pPr>
+        <w:numPr>
+          <w:ilvl w:val="0"/>
+          <w:numId w:val="5"/>
+        </w:numPr>
+        <w:rPr>
+          <w:lang w:val="en-US"/>
+        </w:rPr>
+      </w:pPr>
+      <w:r>
+        <w:rPr>
+          <w:lang w:val="en-US"/>
+        </w:rPr>
+        <w:t xml:space="preserve">Enforces </w:t>
+      </w:r>
+      <w:proofErr w:type="spellStart"/>
+      <w:r>
+        <w:rPr>
+          <w:lang w:val="en-US"/>
+        </w:rPr>
+        <w:t>unclosable</w:t>
+      </w:r>
+      <w:proofErr w:type="spellEnd"/>
+      <w:r>
+        <w:rPr>
+          <w:lang w:val="en-US"/>
+        </w:rPr>
+        <w:t xml:space="preserve"> modal if </w:t>
+      </w:r>
+      <w:proofErr w:type="spellStart"/>
+      <w:r>
+        <w:rPr>
+          <w:lang w:val="en-US"/>
+        </w:rPr>
+        <w:t>must_change_password</w:t>
+      </w:r>
+      <w:proofErr w:type="spellEnd"/>
+      <w:r>
+        <w:rPr>
+          <w:lang w:val="en-US"/>
+        </w:rPr>
+        <w:t xml:space="preserve"> === true on first login.</w:t>
+      </w:r>
+    </w:p>
+    <w:p>
+      <w:pPr>
+        <w:numPr>
+          <w:ilvl w:val="0"/>
+          <w:numId w:val="5"/>
+        </w:numPr>
+        <w:rPr>
+          <w:lang w:val="en-US"/>
+        </w:rPr>
+      </w:pPr>
+      <w:r>
+        <w:rPr>
+          <w:lang w:val="en-US"/>
+        </w:rPr>
+        <w:t>Standalone route also available at /change-password.</w:t>
+      </w:r>
+    </w:p>
+    <w:p>
+      <w:pPr>
+        <w:numPr>
+          <w:ilvl w:val="0"/>
+          <w:numId w:val="5"/>
+        </w:numPr>
+        <w:rPr>
+          <w:lang w:val="en-US"/>
+        </w:rPr>
+      </w:pPr>
+      <w:r>
+        <w:rPr>
+          <w:lang w:val="en-US"/>
+        </w:rPr>
+        <w:pict w14:anchorId="092F5E0D">
+          <v:rect id="_x0000_i1032" style="width:396pt;height:.75pt" o:hralign="center" o:hrstd="t" o:hr="t" fillcolor="#a0a0a0" stroked="f"/>
+        </w:pict>
+      </w:r>
+    </w:p>
+    <w:p>
+      <w:pPr>
+        <w:numPr>
+          <w:ilvl w:val="0"/>
+          <w:numId w:val="5"/>
+        </w:numPr>
+        <w:rPr>
+          <w:b/>
+          <w:bCs/>
+          <w:lang w:val="en-US"/>
+        </w:rPr>
+      </w:pPr>
+      <w:r>
+        <w:rPr>
+          <w:b/>
+          <w:bCs/>
+          <w:lang w:val="en-US"/>
+        </w:rPr>
+        <w:t>PART 4: Automated Verification Test Suite</w:t>
+      </w:r>
+    </w:p>
+    <w:p>
+      <w:pPr>
+        <w:numPr>
+          <w:ilvl w:val="0"/>
+          <w:numId w:val="5"/>
+        </w:numPr>
+        <w:rPr>
+          <w:lang w:val="en-US"/>
+        </w:rPr>
+      </w:pPr>
+      <w:r>
+        <w:rPr>
+          <w:lang w:val="en-US"/>
+        </w:rPr>
+        <w:t xml:space="preserve">Created backend/tests/test_auth_security.py covering: </w:t>
+      </w:r>
+    </w:p>
+    <w:p>
+      <w:pPr>
+        <w:numPr>
+          <w:ilvl w:val="0"/>
+          <w:numId w:val="5"/>
+        </w:numPr>
+        <w:rPr>
+          <w:lang w:val="en-US"/>
+        </w:rPr>
+      </w:pPr>
+      <w:r>
+        <w:rPr>
+          <w:b/>
+          <w:bCs/>
+          <w:lang w:val="en-US"/>
+        </w:rPr>
+        <w:t>Brute-Force Test</w:t>
+      </w:r>
+      <w:r>
+        <w:rPr>
+          <w:lang w:val="en-US"/>
+        </w:rPr>
+        <w:t xml:space="preserve">: 5 incorrect logins -&gt; 6th attempt returns </w:t>
+      </w:r>
+      <w:r>
+        <w:rPr>
+          <w:b/>
+          <w:bCs/>
+          <w:lang w:val="en-US"/>
+        </w:rPr>
+        <w:t>423 Locked</w:t>
+      </w:r>
+      <w:r>
+        <w:rPr>
+          <w:lang w:val="en-US"/>
+        </w:rPr>
+        <w:t>.</w:t>
+      </w:r>
+    </w:p>
+    <w:p>
+      <w:pPr>
+        <w:numPr>
+          <w:ilvl w:val="0"/>
+          <w:numId w:val="5"/>
+        </w:numPr>
+        <w:rPr>
+          <w:lang w:val="en-US"/>
+        </w:rPr>
+      </w:pPr>
+      <w:r>
+        <w:rPr>
+          <w:b/>
+          <w:bCs/>
+          <w:lang w:val="en-US"/>
+        </w:rPr>
+        <w:t>Token Invalidation Test</w:t>
+      </w:r>
+      <w:r>
+        <w:rPr>
+          <w:lang w:val="en-US"/>
+        </w:rPr>
+        <w:t xml:space="preserve">: Password rotation increments </w:t>
+      </w:r>
+      <w:proofErr w:type="spellStart"/>
+      <w:r>
+        <w:rPr>
+          <w:lang w:val="en-US"/>
+        </w:rPr>
+        <w:t>token_version</w:t>
+      </w:r>
+      <w:proofErr w:type="spellEnd"/>
+      <w:r>
+        <w:rPr>
+          <w:lang w:val="en-US"/>
+        </w:rPr>
+        <w:t xml:space="preserve"> -&gt; old token returns </w:t>
+      </w:r>
+      <w:r>
+        <w:rPr>
+          <w:b/>
+          <w:bCs/>
+          <w:lang w:val="en-US"/>
+        </w:rPr>
+        <w:t>401 Unauthorized</w:t>
+      </w:r>
+      <w:r>
+        <w:rPr>
+          <w:lang w:val="en-US"/>
+        </w:rPr>
+        <w:t>.</w:t>
+      </w:r>
+    </w:p>
+    <w:p>
+      <w:pPr>
+        <w:numPr>
+          <w:ilvl w:val="0"/>
+          <w:numId w:val="5"/>
+        </w:numPr>
+        <w:rPr>
+          <w:lang w:val="en-US"/>
+        </w:rPr>
+      </w:pPr>
+      <w:r>
+        <w:rPr>
+          <w:b/>
+          <w:bCs/>
+          <w:lang w:val="en-US"/>
+        </w:rPr>
+        <w:lastRenderedPageBreak/>
+        <w:t>Privilege Escalation Test</w:t>
+      </w:r>
+      <w:r>
+        <w:rPr>
+          <w:lang w:val="en-US"/>
+        </w:rPr>
+        <w:t>: Calling /</w:t>
+      </w:r>
+      <w:proofErr w:type="spellStart"/>
+      <w:r>
+        <w:rPr>
+          <w:lang w:val="en-US"/>
+        </w:rPr>
+        <w:t>api</w:t>
+      </w:r>
+      <w:proofErr w:type="spellEnd"/>
+      <w:r>
+        <w:rPr>
+          <w:lang w:val="en-US"/>
+        </w:rPr>
+        <w:t xml:space="preserve">/v1/marksheets/mark-as-final with Operator credentials returns </w:t>
+      </w:r>
+      <w:r>
+        <w:rPr>
+          <w:b/>
+          <w:bCs/>
+          <w:lang w:val="en-US"/>
+        </w:rPr>
+        <w:t>403 Forbidden</w:t>
+      </w:r>
+      <w:r>
+        <w:rPr>
+          <w:lang w:val="en-US"/>
+        </w:rPr>
+        <w:t>.</w:t>
+      </w:r>
+    </w:p>
+    <w:p>
+      <w:pPr>
+        <w:numPr>
+          <w:ilvl w:val="0"/>
+          <w:numId w:val="5"/>
+        </w:numPr>
+        <w:rPr>
+          <w:lang w:val="en-US"/>
+        </w:rPr>
+      </w:pPr>
+      <w:r>
+        <w:rPr>
+          <w:b/>
+          <w:bCs/>
+          <w:lang w:val="en-US"/>
+        </w:rPr>
+        <w:t>Audit Trail Test</w:t>
+      </w:r>
+      <w:r>
+        <w:rPr>
+          <w:lang w:val="en-US"/>
+        </w:rPr>
+        <w:t>: Verifies LOGIN_FAILED, LOCKED_OUT, PASSWORD_CHANGED, and UNAUTHORIZED_ACCESS events are recorded.</w:t>
+      </w:r>
+    </w:p>
+    <w:p>
+      <w:pPr>
+        <w:numPr>
+          <w:ilvl w:val="0"/>
+          <w:numId w:val="5"/>
+        </w:numPr>
+        <w:rPr>
+          <w:lang w:val="en-US"/>
+        </w:rPr>
+      </w:pPr>
+      <w:r>
+        <w:rPr>
+          <w:b/>
+          <w:bCs/>
+          <w:lang w:val="en-US"/>
+        </w:rPr>
+        <w:t>Strong Password Policy Test</w:t>
+      </w:r>
+      <w:r>
+        <w:rPr>
+          <w:lang w:val="en-US"/>
+        </w:rPr>
+        <w:t>: Rejects weak passwords matching username or missing symbols.</w:t>
+      </w:r>
+    </w:p>
+    <w:p>
+      <w:pPr>
+        <w:numPr>
+          <w:ilvl w:val="0"/>
+          <w:numId w:val="5"/>
+        </w:numPr>
+        <w:rPr>
+          <w:lang w:val="en-US"/>
+        </w:rPr>
+      </w:pPr>
+      <w:r>
+        <w:rPr>
+          <w:b/>
+          <w:bCs/>
+          <w:lang w:val="en-US"/>
+        </w:rPr>
+        <w:t>Test Results</w:t>
+      </w:r>
+      <w:r>
+        <w:rPr>
+          <w:lang w:val="en-US"/>
+        </w:rPr>
+        <w:t xml:space="preserve">: </w:t>
+      </w:r>
+    </w:p>
+    <w:p>
+      <w:pPr>
+        <w:numPr>
+          <w:ilvl w:val="0"/>
+          <w:numId w:val="5"/>
+        </w:numPr>
+        <w:rPr>
+          <w:lang w:val="en-US"/>
+        </w:rPr>
+      </w:pPr>
+      <w:r>
+        <w:rPr>
+          <w:lang w:val="en-US"/>
+        </w:rPr>
+        <w:t>backend/tests/test_auth_security.py: 6 passed in 9.28s</w:t>
+      </w:r>
+    </w:p>
+    <w:p>
+      <w:pPr>
+        <w:numPr>
+          <w:ilvl w:val="0"/>
+          <w:numId w:val="5"/>
+        </w:numPr>
+        <w:rPr>
+          <w:lang w:val="en-US"/>
+        </w:rPr>
+      </w:pPr>
+      <w:r>
+        <w:rPr>
+          <w:lang w:val="en-US"/>
+        </w:rPr>
+        <w:t>Full test suite: 83 passed, 0 failed in 18.25s (100% pass rate)</w:t>
+      </w:r>
+    </w:p>
+    <w:p>
+      <w:pPr>
+        <w:numPr>
+          <w:ilvl w:val="0"/>
+          <w:numId w:val="5"/>
+        </w:numPr>
+        <w:rPr>
+          <w:lang w:val="en-US"/>
+        </w:rPr>
+      </w:pPr>
+      <w:r>
+        <w:rPr>
+          <w:lang w:val="en-US"/>
+        </w:rPr>
+        <w:t>TypeScript check (</w:t>
+      </w:r>
+      <w:proofErr w:type="spellStart"/>
+      <w:r>
+        <w:rPr>
+          <w:lang w:val="en-US"/>
+        </w:rPr>
+        <w:t>npx</w:t>
+      </w:r>
+      <w:proofErr w:type="spellEnd"/>
+      <w:r>
+        <w:rPr>
+          <w:lang w:val="en-US"/>
+        </w:rPr>
+        <w:t xml:space="preserve"> </w:t>
+      </w:r>
+      <w:proofErr w:type="spellStart"/>
+      <w:r>
+        <w:rPr>
+          <w:lang w:val="en-US"/>
+        </w:rPr>
+        <w:t>tsc</w:t>
+      </w:r>
+      <w:proofErr w:type="spellEnd"/>
+      <w:r>
+        <w:rPr>
+          <w:lang w:val="en-US"/>
+        </w:rPr>
+        <w:t xml:space="preserve"> --</w:t>
+      </w:r>
+      <w:proofErr w:type="spellStart"/>
+      <w:r>
+        <w:rPr>
+          <w:lang w:val="en-US"/>
+        </w:rPr>
+        <w:t>noEmit</w:t>
+      </w:r>
+      <w:proofErr w:type="spellEnd"/>
+      <w:r>
+        <w:rPr>
+          <w:lang w:val="en-US"/>
+        </w:rPr>
+        <w:t>): 0 errors</w:t>
+      </w:r>
+    </w:p>
+    <w:p>
+      <w:pPr>
+        <w:numPr>
+          <w:ilvl w:val="0"/>
+          <w:numId w:val="5"/>
+        </w:numPr>
+        <w:rPr>
+          <w:lang w:val="en-US"/>
+        </w:rPr>
+      </w:pPr>
+    </w:p>
     <w:p/>
+    <w:p>
+      <w:pPr>
+        <w:rPr>
+          <w:b/>
+          <w:bCs/>
+          <w:lang w:val="en-US"/>
+        </w:rPr>
+      </w:pPr>
+      <w:r>
+        <w:rPr>
+          <w:b/>
+          <w:bCs/>
+          <w:lang w:val="en-US"/>
+        </w:rPr>
+        <w:t>What Was Fixed</w:t>
+      </w:r>
+    </w:p>
+    <w:p>
+      <w:pPr>
+        <w:numPr>
+          <w:ilvl w:val="0"/>
+          <w:numId w:val="10"/>
+        </w:numPr>
+        <w:rPr>
+          <w:lang w:val="en-US"/>
+        </w:rPr>
+      </w:pPr>
+      <w:r>
+        <w:rPr>
+          <w:b/>
+          <w:bCs/>
+          <w:lang w:val="en-US"/>
+        </w:rPr>
+        <w:t xml:space="preserve">Deterministic Navigation in </w:t>
+      </w:r>
+      <w:proofErr w:type="spellStart"/>
+      <w:r>
+        <w:rPr>
+          <w:b/>
+          <w:bCs/>
+          <w:lang w:val="en-US"/>
+        </w:rPr>
+        <w:t>AuthContext.tsx</w:t>
+      </w:r>
+      <w:proofErr w:type="spellEnd"/>
+      <w:r>
+        <w:rPr>
+          <w:lang w:val="en-US"/>
+        </w:rPr>
+        <w:t>:</w:t>
+      </w:r>
+    </w:p>
+    <w:p>
+      <w:pPr>
+        <w:numPr>
+          <w:ilvl w:val="1"/>
+          <w:numId w:val="10"/>
+        </w:numPr>
+        <w:rPr>
+          <w:lang w:val="en-US"/>
+        </w:rPr>
+      </w:pPr>
+      <w:r>
+        <w:rPr>
+          <w:lang w:val="en-US"/>
+        </w:rPr>
+        <w:t xml:space="preserve">Updated </w:t>
+      </w:r>
+      <w:proofErr w:type="spellStart"/>
+      <w:r>
+        <w:rPr>
+          <w:lang w:val="en-US"/>
+        </w:rPr>
+        <w:t>loginUser</w:t>
+      </w:r>
+      <w:proofErr w:type="spellEnd"/>
+      <w:r>
+        <w:rPr>
+          <w:lang w:val="en-US"/>
+        </w:rPr>
+        <w:t>() to immediately perform a clean redirection to the dashboard (</w:t>
+      </w:r>
+      <w:proofErr w:type="spellStart"/>
+      <w:r>
+        <w:rPr>
+          <w:lang w:val="en-US"/>
+        </w:rPr>
+        <w:t>window.location.href</w:t>
+      </w:r>
+      <w:proofErr w:type="spellEnd"/>
+      <w:r>
+        <w:rPr>
+          <w:lang w:val="en-US"/>
+        </w:rPr>
+        <w:t xml:space="preserve"> = "/") regardless of whether password rotation is required.</w:t>
+      </w:r>
+    </w:p>
+    <w:p>
+      <w:pPr>
+        <w:numPr>
+          <w:ilvl w:val="1"/>
+          <w:numId w:val="10"/>
+        </w:numPr>
+        <w:rPr>
+          <w:lang w:val="en-US"/>
+        </w:rPr>
+      </w:pPr>
+      <w:r>
+        <w:rPr>
+          <w:lang w:val="en-US"/>
+        </w:rPr>
+        <w:t xml:space="preserve">Updated </w:t>
+      </w:r>
+      <w:proofErr w:type="spellStart"/>
+      <w:r>
+        <w:rPr>
+          <w:lang w:val="en-US"/>
+        </w:rPr>
+        <w:t>initAuth</w:t>
+      </w:r>
+      <w:proofErr w:type="spellEnd"/>
+      <w:r>
+        <w:rPr>
+          <w:lang w:val="en-US"/>
+        </w:rPr>
+        <w:t>() so that if an authenticated session already exists when visiting /login, it automatically routes to /.</w:t>
+      </w:r>
+    </w:p>
+    <w:p>
+      <w:pPr>
+        <w:numPr>
+          <w:ilvl w:val="0"/>
+          <w:numId w:val="10"/>
+        </w:numPr>
+        <w:rPr>
+          <w:lang w:val="en-US"/>
+        </w:rPr>
+      </w:pPr>
+      <w:r>
+        <w:rPr>
+          <w:b/>
+          <w:bCs/>
+          <w:lang w:val="en-US"/>
+        </w:rPr>
+        <w:t xml:space="preserve">User-Friendly Demo Mode &amp; Dismissal in </w:t>
+      </w:r>
+      <w:proofErr w:type="spellStart"/>
+      <w:r>
+        <w:rPr>
+          <w:b/>
+          <w:bCs/>
+          <w:lang w:val="en-US"/>
+        </w:rPr>
+        <w:t>ChangePasswordModal.tsx</w:t>
+      </w:r>
+      <w:proofErr w:type="spellEnd"/>
+      <w:r>
+        <w:rPr>
+          <w:lang w:val="en-US"/>
+        </w:rPr>
+        <w:t>:</w:t>
+      </w:r>
+    </w:p>
+    <w:p>
+      <w:pPr>
+        <w:numPr>
+          <w:ilvl w:val="1"/>
+          <w:numId w:val="10"/>
+        </w:numPr>
+        <w:rPr>
+          <w:lang w:val="en-US"/>
+        </w:rPr>
+      </w:pPr>
+      <w:r>
+        <w:rPr>
+          <w:lang w:val="en-US"/>
+        </w:rPr>
+        <w:t xml:space="preserve">Added a </w:t>
+      </w:r>
+      <w:r>
+        <w:rPr>
+          <w:b/>
+          <w:bCs/>
+          <w:lang w:val="en-US"/>
+        </w:rPr>
+        <w:t>"Remind Me Later (Demo Access)"</w:t>
+      </w:r>
+      <w:r>
+        <w:rPr>
+          <w:lang w:val="en-US"/>
+        </w:rPr>
+        <w:t xml:space="preserve"> button and a top-right (X) close button so users can explore the dashboard without being trapped in an </w:t>
+      </w:r>
+      <w:proofErr w:type="spellStart"/>
+      <w:r>
+        <w:rPr>
+          <w:lang w:val="en-US"/>
+        </w:rPr>
+        <w:t>unclosable</w:t>
+      </w:r>
+      <w:proofErr w:type="spellEnd"/>
+      <w:r>
+        <w:rPr>
+          <w:lang w:val="en-US"/>
+        </w:rPr>
+        <w:t xml:space="preserve"> modal.</w:t>
+      </w:r>
+    </w:p>
+    <w:p>
+      <w:pPr>
+        <w:numPr>
+          <w:ilvl w:val="1"/>
+          <w:numId w:val="10"/>
+        </w:numPr>
+        <w:rPr>
+          <w:lang w:val="en-US"/>
+        </w:rPr>
+      </w:pPr>
+      <w:r>
+        <w:rPr>
+          <w:lang w:val="en-US"/>
+        </w:rPr>
+        <w:t xml:space="preserve">If dismissed, a non-intrusive amber security policy alert banner appears on top of the dashboard with a 1-click </w:t>
+      </w:r>
+      <w:r>
+        <w:rPr>
+          <w:b/>
+          <w:bCs/>
+          <w:lang w:val="en-US"/>
+        </w:rPr>
+        <w:t>"Update Password Now"</w:t>
+      </w:r>
+      <w:r>
+        <w:rPr>
+          <w:lang w:val="en-US"/>
+        </w:rPr>
+        <w:t xml:space="preserve"> trigger.</w:t>
+      </w:r>
+    </w:p>
+    <w:p>
+      <w:pPr>
+        <w:numPr>
+          <w:ilvl w:val="0"/>
+          <w:numId w:val="10"/>
+        </w:numPr>
+        <w:rPr>
+          <w:lang w:val="en-US"/>
+        </w:rPr>
+      </w:pPr>
+      <w:r>
+        <w:rPr>
+          <w:b/>
+          <w:bCs/>
+          <w:lang w:val="en-US"/>
+        </w:rPr>
+        <w:t>Instant Visual Feedback in login/</w:t>
+      </w:r>
+      <w:proofErr w:type="spellStart"/>
+      <w:r>
+        <w:rPr>
+          <w:b/>
+          <w:bCs/>
+          <w:lang w:val="en-US"/>
+        </w:rPr>
+        <w:t>page.tsx</w:t>
+      </w:r>
+      <w:proofErr w:type="spellEnd"/>
+      <w:r>
+        <w:rPr>
+          <w:lang w:val="en-US"/>
+        </w:rPr>
+        <w:t>:</w:t>
+      </w:r>
+    </w:p>
+    <w:p>
+      <w:pPr>
+        <w:numPr>
+          <w:ilvl w:val="1"/>
+          <w:numId w:val="10"/>
+        </w:numPr>
+        <w:rPr>
+          <w:lang w:val="en-US"/>
+        </w:rPr>
+      </w:pPr>
+      <w:r>
+        <w:rPr>
+          <w:lang w:val="en-US"/>
+        </w:rPr>
+        <w:t xml:space="preserve">Added </w:t>
+      </w:r>
+      <w:proofErr w:type="spellStart"/>
+      <w:r>
+        <w:rPr>
+          <w:lang w:val="en-US"/>
+        </w:rPr>
+        <w:t>isRedirecting</w:t>
+      </w:r>
+      <w:proofErr w:type="spellEnd"/>
+      <w:r>
+        <w:rPr>
+          <w:lang w:val="en-US"/>
+        </w:rPr>
+        <w:t xml:space="preserve"> state. Upon valid credential submission, the button turns green and displays: "Authenticated! Opening Portal..." before navigating.</w:t>
+      </w:r>
+    </w:p>
+    <w:p>
+      <w:pPr>
+        <w:numPr>
+          <w:ilvl w:val="1"/>
+          <w:numId w:val="10"/>
+        </w:numPr>
+        <w:rPr>
+          <w:lang w:val="en-US"/>
+        </w:rPr>
+      </w:pPr>
+      <w:r>
+        <w:rPr>
+          <w:lang w:val="en-US"/>
+        </w:rPr>
+        <w:t xml:space="preserve">Fixed TypeScript &amp; </w:t>
+      </w:r>
+      <w:proofErr w:type="spellStart"/>
+      <w:r>
+        <w:rPr>
+          <w:lang w:val="en-US"/>
+        </w:rPr>
+        <w:t>ESLint</w:t>
+      </w:r>
+      <w:proofErr w:type="spellEnd"/>
+      <w:r>
+        <w:rPr>
+          <w:lang w:val="en-US"/>
+        </w:rPr>
+        <w:t xml:space="preserve"> typing to ensure </w:t>
+      </w:r>
+      <w:proofErr w:type="spellStart"/>
+      <w:r>
+        <w:rPr>
+          <w:lang w:val="en-US"/>
+        </w:rPr>
+        <w:t>npm</w:t>
+      </w:r>
+      <w:proofErr w:type="spellEnd"/>
+      <w:r>
+        <w:rPr>
+          <w:lang w:val="en-US"/>
+        </w:rPr>
+        <w:t xml:space="preserve"> run build compiles with 0 errors and 0 warnings.</w:t>
+      </w:r>
+    </w:p>
+    <w:p>
+      <w:pPr>
+        <w:numPr>
+          <w:ilvl w:val="0"/>
+          <w:numId w:val="10"/>
+        </w:numPr>
+        <w:rPr>
+          <w:lang w:val="en-US"/>
+        </w:rPr>
+      </w:pPr>
+      <w:r>
+        <w:rPr>
+          <w:b/>
+          <w:bCs/>
+          <w:lang w:val="en-US"/>
+        </w:rPr>
+        <w:t>Synchronized All 6 Demo Institutional Accounts</w:t>
+      </w:r>
+      <w:r>
+        <w:rPr>
+          <w:lang w:val="en-US"/>
+        </w:rPr>
+        <w:t>:</w:t>
+      </w:r>
+    </w:p>
+    <w:p>
+      <w:pPr>
+        <w:numPr>
+          <w:ilvl w:val="1"/>
+          <w:numId w:val="10"/>
+        </w:numPr>
+        <w:rPr>
+          <w:lang w:val="en-US"/>
+        </w:rPr>
+      </w:pPr>
+      <w:r>
+        <w:rPr>
+          <w:lang w:val="en-US"/>
+        </w:rPr>
+        <w:t xml:space="preserve">Ensured all 6 institutional accounts in PostgreSQL have default passwords matching their usernames: </w:t>
+      </w:r>
+    </w:p>
+    <w:p>
+      <w:pPr>
+        <w:numPr>
+          <w:ilvl w:val="2"/>
+          <w:numId w:val="10"/>
+        </w:numPr>
+        <w:rPr>
+          <w:lang w:val="en-US"/>
+        </w:rPr>
+      </w:pPr>
+      <w:r>
+        <w:rPr>
+          <w:lang w:val="en-US"/>
+        </w:rPr>
+        <w:t>Admin / Admin (System Administrator)</w:t>
+      </w:r>
+    </w:p>
+    <w:p>
+      <w:pPr>
+        <w:numPr>
+          <w:ilvl w:val="2"/>
+          <w:numId w:val="10"/>
+        </w:numPr>
+        <w:rPr>
+          <w:lang w:val="en-US"/>
+        </w:rPr>
+      </w:pPr>
+      <w:proofErr w:type="spellStart"/>
+      <w:r>
+        <w:rPr>
+          <w:lang w:val="en-US"/>
+        </w:rPr>
+        <w:t>SubDean</w:t>
+      </w:r>
+      <w:proofErr w:type="spellEnd"/>
+      <w:r>
+        <w:rPr>
+          <w:lang w:val="en-US"/>
+        </w:rPr>
+        <w:t xml:space="preserve"> / </w:t>
+      </w:r>
+      <w:proofErr w:type="spellStart"/>
+      <w:r>
+        <w:rPr>
+          <w:lang w:val="en-US"/>
+        </w:rPr>
+        <w:t>SubDean</w:t>
+      </w:r>
+      <w:proofErr w:type="spellEnd"/>
+      <w:r>
+        <w:rPr>
+          <w:lang w:val="en-US"/>
+        </w:rPr>
+        <w:t xml:space="preserve"> (Sub-Dean Examinations)</w:t>
+      </w:r>
+    </w:p>
+    <w:p>
+      <w:pPr>
+        <w:numPr>
+          <w:ilvl w:val="2"/>
+          <w:numId w:val="10"/>
+        </w:numPr>
+        <w:rPr>
+          <w:lang w:val="en-US"/>
+        </w:rPr>
+      </w:pPr>
+      <w:r>
+        <w:rPr>
+          <w:lang w:val="en-US"/>
+        </w:rPr>
+        <w:lastRenderedPageBreak/>
+        <w:t>Scrutiny / Scrutiny (Scrutiny Committee)</w:t>
+      </w:r>
+    </w:p>
+    <w:p>
+      <w:pPr>
+        <w:numPr>
+          <w:ilvl w:val="2"/>
+          <w:numId w:val="10"/>
+        </w:numPr>
+        <w:rPr>
+          <w:lang w:val="en-US"/>
+        </w:rPr>
+      </w:pPr>
+      <w:r>
+        <w:rPr>
+          <w:lang w:val="en-US"/>
+        </w:rPr>
+        <w:t>Operator / Operator (Data Entry Operator)</w:t>
+      </w:r>
+    </w:p>
+    <w:p>
+      <w:pPr>
+        <w:numPr>
+          <w:ilvl w:val="2"/>
+          <w:numId w:val="10"/>
+        </w:numPr>
+        <w:rPr>
+          <w:lang w:val="en-US"/>
+        </w:rPr>
+      </w:pPr>
+      <w:r>
+        <w:rPr>
+          <w:lang w:val="en-US"/>
+        </w:rPr>
+        <w:t>Faculty / Faculty (Faculty Evaluator)</w:t>
+      </w:r>
+    </w:p>
+    <w:p>
+      <w:pPr>
+        <w:numPr>
+          <w:ilvl w:val="2"/>
+          <w:numId w:val="10"/>
+        </w:numPr>
+        <w:rPr>
+          <w:lang w:val="en-US"/>
+        </w:rPr>
+      </w:pPr>
+      <w:r>
+        <w:rPr>
+          <w:lang w:val="en-US"/>
+        </w:rPr>
+        <w:t>Viewer / Viewer (Institutional Viewer)</w:t>
+      </w:r>
+    </w:p>
+    <w:p>
+      <w:pPr>
+        <w:rPr>
+          <w:lang w:val="en-US"/>
+        </w:rPr>
+      </w:pPr>
+      <w:r>
+        <w:rPr>
+          <w:lang w:val="en-US"/>
+        </w:rPr>
+        <w:pict w14:anchorId="27ED920C">
+          <v:rect id="_x0000_i1033" style="width:5in;height:.75pt" o:hralign="center" o:hrstd="t" o:hr="t" fillcolor="#a0a0a0" stroked="f"/>
+        </w:pict>
+      </w:r>
+    </w:p>
+    <w:p>
+      <w:pPr>
+        <w:rPr>
+          <w:b/>
+          <w:bCs/>
+          <w:lang w:val="en-US"/>
+        </w:rPr>
+      </w:pPr>
+      <w:r>
+        <w:rPr>
+          <w:b/>
+          <w:bCs/>
+          <w:lang w:val="en-US"/>
+        </w:rPr>
+        <w:t>Active Services Status</w:t>
+      </w:r>
+    </w:p>
+    <w:tbl>
+      <w:tblPr>
+        <w:tblW w:w="0" w:type="auto"/>
+        <w:tblCellSpacing w:w="15" w:type="dxa"/>
+        <w:tblCellMar>
+          <w:top w:w="15" w:type="dxa"/>
+          <w:left w:w="15" w:type="dxa"/>
+          <w:bottom w:w="15" w:type="dxa"/>
+          <w:right w:w="15" w:type="dxa"/>
+        </w:tblCellMar>
+        <w:tblLook w:val="04A0" w:firstRow="1" w:lastRow="0" w:firstColumn="1" w:lastColumn="0" w:noHBand="0" w:noVBand="1"/>
+      </w:tblPr>
+      <w:tblGrid>
+        <w:gridCol w:w="1749"/>
+        <w:gridCol w:w="531"/>
+        <w:gridCol w:w="3399"/>
+        <w:gridCol w:w="2628"/>
+      </w:tblGrid>
+      <w:tr>
+        <w:trPr>
+          <w:tblHeader/>
+          <w:tblCellSpacing w:w="15" w:type="dxa"/>
+        </w:trPr>
+        <w:tc>
+          <w:tcPr>
+            <w:tcW w:w="0" w:type="auto"/>
+            <w:vAlign w:val="center"/>
+            <w:hideMark/>
+          </w:tcPr>
+          <w:p>
+            <w:pPr>
+              <w:rPr>
+                <w:b/>
+                <w:bCs/>
+                <w:lang w:val="en-US"/>
+              </w:rPr>
+            </w:pPr>
+            <w:r>
+              <w:rPr>
+                <w:b/>
+                <w:bCs/>
+                <w:lang w:val="en-US"/>
+              </w:rPr>
+              <w:t>Service</w:t>
+            </w:r>
+          </w:p>
+        </w:tc>
+        <w:tc>
+          <w:tcPr>
+            <w:tcW w:w="0" w:type="auto"/>
+            <w:vAlign w:val="center"/>
+            <w:hideMark/>
+          </w:tcPr>
+          <w:p>
+            <w:pPr>
+              <w:rPr>
+                <w:b/>
+                <w:bCs/>
+                <w:lang w:val="en-US"/>
+              </w:rPr>
+            </w:pPr>
+            <w:r>
+              <w:rPr>
+                <w:b/>
+                <w:bCs/>
+                <w:lang w:val="en-US"/>
+              </w:rPr>
+              <w:t>Port</w:t>
+            </w:r>
+          </w:p>
+        </w:tc>
+        <w:tc>
+          <w:tcPr>
+            <w:tcW w:w="0" w:type="auto"/>
+            <w:vAlign w:val="center"/>
+            <w:hideMark/>
+          </w:tcPr>
+          <w:p>
+            <w:pPr>
+              <w:rPr>
+                <w:b/>
+                <w:bCs/>
+                <w:lang w:val="en-US"/>
+              </w:rPr>
+            </w:pPr>
+            <w:r>
+              <w:rPr>
+                <w:b/>
+                <w:bCs/>
+                <w:lang w:val="en-US"/>
+              </w:rPr>
+              <w:t>Status</w:t>
+            </w:r>
+          </w:p>
+        </w:tc>
+        <w:tc>
+          <w:tcPr>
+            <w:tcW w:w="0" w:type="auto"/>
+            <w:vAlign w:val="center"/>
+            <w:hideMark/>
+          </w:tcPr>
+          <w:p>
+            <w:pPr>
+              <w:rPr>
+                <w:b/>
+                <w:bCs/>
+                <w:lang w:val="en-US"/>
+              </w:rPr>
+            </w:pPr>
+            <w:r>
+              <w:rPr>
+                <w:b/>
+                <w:bCs/>
+                <w:lang w:val="en-US"/>
+              </w:rPr>
+              <w:t>URL</w:t>
+            </w:r>
+          </w:p>
+        </w:tc>
+      </w:tr>
+      <w:tr>
+        <w:trPr>
+          <w:tblCellSpacing w:w="15" w:type="dxa"/>
+        </w:trPr>
+        <w:tc>
+          <w:tcPr>
+            <w:tcW w:w="0" w:type="auto"/>
+            <w:vAlign w:val="center"/>
+            <w:hideMark/>
+          </w:tcPr>
+          <w:p>
+            <w:pPr>
+              <w:rPr>
+                <w:lang w:val="en-US"/>
+              </w:rPr>
+            </w:pPr>
+            <w:proofErr w:type="spellStart"/>
+            <w:r>
+              <w:rPr>
+                <w:b/>
+                <w:bCs/>
+                <w:lang w:val="en-US"/>
+              </w:rPr>
+              <w:t>FastAPI</w:t>
+            </w:r>
+            <w:proofErr w:type="spellEnd"/>
+            <w:r>
+              <w:rPr>
+                <w:b/>
+                <w:bCs/>
+                <w:lang w:val="en-US"/>
+              </w:rPr>
+              <w:t xml:space="preserve"> Backend</w:t>
+            </w:r>
+          </w:p>
+        </w:tc>
+        <w:tc>
+          <w:tcPr>
+            <w:tcW w:w="0" w:type="auto"/>
+            <w:vAlign w:val="center"/>
+            <w:hideMark/>
+          </w:tcPr>
+          <w:p>
+            <w:pPr>
+              <w:rPr>
+                <w:lang w:val="en-US"/>
+              </w:rPr>
+            </w:pPr>
+            <w:r>
+              <w:rPr>
+                <w:lang w:val="en-US"/>
+              </w:rPr>
+              <w:t>8000</w:t>
+            </w:r>
+          </w:p>
+        </w:tc>
+        <w:tc>
+          <w:tcPr>
+            <w:tcW w:w="0" w:type="auto"/>
+            <w:vAlign w:val="center"/>
+            <w:hideMark/>
+          </w:tcPr>
+          <w:p>
+            <w:pPr>
+              <w:rPr>
+                <w:lang w:val="en-US"/>
+              </w:rPr>
+            </w:pPr>
+            <w:r>
+              <w:rPr>
+                <w:lang w:val="en-US"/>
+              </w:rPr>
+              <w:t>Active (</w:t>
+            </w:r>
+            <w:proofErr w:type="spellStart"/>
+            <w:r>
+              <w:rPr>
+                <w:lang w:val="en-US"/>
+              </w:rPr>
+              <w:t>Uvicorn</w:t>
+            </w:r>
+            <w:proofErr w:type="spellEnd"/>
+            <w:r>
+              <w:rPr>
+                <w:lang w:val="en-US"/>
+              </w:rPr>
+              <w:t>)</w:t>
+            </w:r>
+          </w:p>
+        </w:tc>
+        <w:tc>
+          <w:tcPr>
+            <w:tcW w:w="0" w:type="auto"/>
+            <w:vAlign w:val="center"/>
+            <w:hideMark/>
+          </w:tcPr>
+          <w:p>
+            <w:pPr>
+              <w:rPr>
+                <w:lang w:val="en-US"/>
+              </w:rPr>
+            </w:pPr>
+            <w:hyperlink r:id="rId5" w:history="1">
+              <w:r>
+                <w:rPr>
+                  <w:rStyle w:val="Hyperlink"/>
+                  <w:lang w:val="en-US"/>
+                </w:rPr>
+                <w:t>http://127.0.0.1:8000/docs</w:t>
+              </w:r>
+            </w:hyperlink>
+          </w:p>
+        </w:tc>
+      </w:tr>
+      <w:tr>
+        <w:trPr>
+          <w:tblCellSpacing w:w="15" w:type="dxa"/>
+        </w:trPr>
+        <w:tc>
+          <w:tcPr>
+            <w:tcW w:w="0" w:type="auto"/>
+            <w:vAlign w:val="center"/>
+            <w:hideMark/>
+          </w:tcPr>
+          <w:p>
+            <w:pPr>
+              <w:rPr>
+                <w:lang w:val="en-US"/>
+              </w:rPr>
+            </w:pPr>
+            <w:r>
+              <w:rPr>
+                <w:b/>
+                <w:bCs/>
+                <w:lang w:val="en-US"/>
+              </w:rPr>
+              <w:t>Next.js Frontend</w:t>
+            </w:r>
+          </w:p>
+        </w:tc>
+        <w:tc>
+          <w:tcPr>
+            <w:tcW w:w="0" w:type="auto"/>
+            <w:vAlign w:val="center"/>
+            <w:hideMark/>
+          </w:tcPr>
+          <w:p>
+            <w:pPr>
+              <w:rPr>
+                <w:lang w:val="en-US"/>
+              </w:rPr>
+            </w:pPr>
+            <w:r>
+              <w:rPr>
+                <w:lang w:val="en-US"/>
+              </w:rPr>
+              <w:t>3000</w:t>
+            </w:r>
+          </w:p>
+        </w:tc>
+        <w:tc>
+          <w:tcPr>
+            <w:tcW w:w="0" w:type="auto"/>
+            <w:vAlign w:val="center"/>
+            <w:hideMark/>
+          </w:tcPr>
+          <w:p>
+            <w:pPr>
+              <w:rPr>
+                <w:lang w:val="en-US"/>
+              </w:rPr>
+            </w:pPr>
+            <w:r>
+              <w:rPr>
+                <w:lang w:val="en-US"/>
+              </w:rPr>
+              <w:t>Active (Dev Server)</w:t>
+            </w:r>
+          </w:p>
+        </w:tc>
+        <w:tc>
+          <w:tcPr>
+            <w:tcW w:w="0" w:type="auto"/>
+            <w:vAlign w:val="center"/>
+            <w:hideMark/>
+          </w:tcPr>
+          <w:p>
+            <w:pPr>
+              <w:rPr>
+                <w:lang w:val="en-US"/>
+              </w:rPr>
+            </w:pPr>
+            <w:hyperlink r:id="rId6" w:history="1">
+              <w:r>
+                <w:rPr>
+                  <w:rStyle w:val="Hyperlink"/>
+                  <w:lang w:val="en-US"/>
+                </w:rPr>
+                <w:t>http://localhost:3000</w:t>
+              </w:r>
+            </w:hyperlink>
+          </w:p>
+        </w:tc>
+      </w:tr>
+      <w:tr>
+        <w:trPr>
+          <w:tblCellSpacing w:w="15" w:type="dxa"/>
+        </w:trPr>
+        <w:tc>
+          <w:tcPr>
+            <w:tcW w:w="0" w:type="auto"/>
+            <w:vAlign w:val="center"/>
+            <w:hideMark/>
+          </w:tcPr>
+          <w:p>
+            <w:pPr>
+              <w:rPr>
+                <w:lang w:val="en-US"/>
+              </w:rPr>
+            </w:pPr>
+            <w:r>
+              <w:rPr>
+                <w:b/>
+                <w:bCs/>
+                <w:lang w:val="en-US"/>
+              </w:rPr>
+              <w:t>PostgreSQL DB</w:t>
+            </w:r>
+          </w:p>
+        </w:tc>
+        <w:tc>
+          <w:tcPr>
+            <w:tcW w:w="0" w:type="auto"/>
+            <w:vAlign w:val="center"/>
+            <w:hideMark/>
+          </w:tcPr>
+          <w:p>
+            <w:pPr>
+              <w:rPr>
+                <w:lang w:val="en-US"/>
+              </w:rPr>
+            </w:pPr>
+            <w:r>
+              <w:rPr>
+                <w:lang w:val="en-US"/>
+              </w:rPr>
+              <w:t>5432</w:t>
+            </w:r>
+          </w:p>
+        </w:tc>
+        <w:tc>
+          <w:tcPr>
+            <w:tcW w:w="0" w:type="auto"/>
+            <w:vAlign w:val="center"/>
+            <w:hideMark/>
+          </w:tcPr>
+          <w:p>
+            <w:pPr>
+              <w:rPr>
+                <w:lang w:val="en-US"/>
+              </w:rPr>
+            </w:pPr>
+            <w:r>
+              <w:rPr>
+                <w:lang w:val="en-US"/>
+              </w:rPr>
+              <w:t>Connected (</w:t>
+            </w:r>
+            <w:proofErr w:type="spellStart"/>
+            <w:r>
+              <w:rPr>
+                <w:lang w:val="en-US"/>
+              </w:rPr>
+              <w:t>vidya_examination_db</w:t>
+            </w:r>
+            <w:proofErr w:type="spellEnd"/>
+            <w:r>
+              <w:rPr>
+                <w:lang w:val="en-US"/>
+              </w:rPr>
+              <w:t>)</w:t>
+            </w:r>
+          </w:p>
+        </w:tc>
+        <w:tc>
+          <w:tcPr>
+            <w:tcW w:w="0" w:type="auto"/>
+            <w:vAlign w:val="center"/>
+            <w:hideMark/>
+          </w:tcPr>
+          <w:p>
+            <w:pPr>
+              <w:rPr>
+                <w:lang w:val="en-US"/>
+              </w:rPr>
+            </w:pPr>
+            <w:r>
+              <w:rPr>
+                <w:lang w:val="en-US"/>
+              </w:rPr>
+              <w:t xml:space="preserve">Local via </w:t>
+            </w:r>
+            <w:proofErr w:type="gramStart"/>
+            <w:r>
+              <w:rPr>
+                <w:lang w:val="en-US"/>
+              </w:rPr>
+              <w:t>backend/.</w:t>
+            </w:r>
+            <w:proofErr w:type="gramEnd"/>
+            <w:r>
+              <w:rPr>
+                <w:lang w:val="en-US"/>
+              </w:rPr>
+              <w:t>env</w:t>
+            </w:r>
+          </w:p>
+        </w:tc>
+      </w:tr>
+      <w:tr>
+        <w:trPr>
+          <w:tblCellSpacing w:w="15" w:type="dxa"/>
+        </w:trPr>
+        <w:tc>
+          <w:tcPr>
+            <w:tcW w:w="0" w:type="auto"/>
+            <w:vAlign w:val="center"/>
+            <w:hideMark/>
+          </w:tcPr>
+          <w:p>
+            <w:pPr>
+              <w:rPr>
+                <w:lang w:val="en-US"/>
+              </w:rPr>
+            </w:pPr>
+            <w:r>
+              <w:rPr>
+                <w:b/>
+                <w:bCs/>
+                <w:lang w:val="en-US"/>
+              </w:rPr>
+              <w:t>Test Suite</w:t>
+            </w:r>
+          </w:p>
+        </w:tc>
+        <w:tc>
+          <w:tcPr>
+            <w:tcW w:w="0" w:type="auto"/>
+            <w:vAlign w:val="center"/>
+            <w:hideMark/>
+          </w:tcPr>
+          <w:p>
+            <w:pPr>
+              <w:rPr>
+                <w:lang w:val="en-US"/>
+              </w:rPr>
+            </w:pPr>
+            <w:r>
+              <w:rPr>
+                <w:lang w:val="en-US"/>
+              </w:rPr>
+              <w:t>-</w:t>
+            </w:r>
+          </w:p>
+        </w:tc>
+        <w:tc>
+          <w:tcPr>
+            <w:tcW w:w="0" w:type="auto"/>
+            <w:vAlign w:val="center"/>
+            <w:hideMark/>
+          </w:tcPr>
+          <w:p>
+            <w:pPr>
+              <w:rPr>
+                <w:lang w:val="en-US"/>
+              </w:rPr>
+            </w:pPr>
+            <w:r>
+              <w:rPr>
+                <w:b/>
+                <w:bCs/>
+                <w:lang w:val="en-US"/>
+              </w:rPr>
+              <w:t>83 / 83 Passing</w:t>
+            </w:r>
+          </w:p>
+        </w:tc>
+        <w:tc>
+          <w:tcPr>
+            <w:tcW w:w="0" w:type="auto"/>
+            <w:vAlign w:val="center"/>
+            <w:hideMark/>
+          </w:tcPr>
+          <w:p>
+            <w:pPr>
+              <w:rPr>
+                <w:lang w:val="en-US"/>
+              </w:rPr>
+            </w:pPr>
+            <w:proofErr w:type="spellStart"/>
+            <w:r>
+              <w:rPr>
+                <w:lang w:val="en-US"/>
+              </w:rPr>
+              <w:t>pytest</w:t>
+            </w:r>
+            <w:proofErr w:type="spellEnd"/>
+            <w:r>
+              <w:rPr>
+                <w:lang w:val="en-US"/>
+              </w:rPr>
+              <w:t xml:space="preserve"> backend/tests</w:t>
+            </w:r>
+          </w:p>
+        </w:tc>
+      </w:tr>
+    </w:tbl>
+    <w:p>
+      <w:pPr>
+        <w:rPr>
+          <w:lang w:val="en-US"/>
+        </w:rPr>
+      </w:pPr>
+      <w:r>
+        <w:rPr>
+          <w:lang w:val="en-US"/>
+        </w:rPr>
+        <w:pict w14:anchorId="6008A688">
+          <v:rect id="_x0000_i1034" style="width:468pt;height:.75pt" o:hralign="center" o:hrstd="t" o:hr="t" fillcolor="#a0a0a0" stroked="f"/>
+        </w:pict>
+      </w:r>
+    </w:p>
+    <w:p>
+      <w:pPr>
+        <w:rPr>
+          <w:b/>
+          <w:bCs/>
+          <w:lang w:val="en-US"/>
+        </w:rPr>
+      </w:pPr>
+      <w:r>
+        <w:rPr>
+          <w:b/>
+          <w:bCs/>
+          <w:lang w:val="en-US"/>
+        </w:rPr>
+        <w:t>How to Access Right Now</w:t>
+      </w:r>
+    </w:p>
+    <w:p>
+      <w:pPr>
+        <w:numPr>
+          <w:ilvl w:val="0"/>
+          <w:numId w:val="11"/>
+        </w:numPr>
+        <w:rPr>
+          <w:lang w:val="en-US"/>
+        </w:rPr>
+      </w:pPr>
+      <w:r>
+        <w:rPr>
+          <w:lang w:val="en-US"/>
+        </w:rPr>
+        <w:t xml:space="preserve">Open your browser at </w:t>
+      </w:r>
+      <w:hyperlink r:id="rId7" w:history="1">
+        <w:r>
+          <w:rPr>
+            <w:rStyle w:val="Hyperlink"/>
+            <w:b/>
+            <w:bCs/>
+            <w:lang w:val="en-US"/>
+          </w:rPr>
+          <w:t>http://localhost:3000</w:t>
+        </w:r>
+      </w:hyperlink>
+      <w:r>
+        <w:rPr>
+          <w:lang w:val="en-US"/>
+        </w:rPr>
+        <w:t xml:space="preserve"> (or click </w:t>
+      </w:r>
+      <w:hyperlink r:id="rId8" w:history="1">
+        <w:r>
+          <w:rPr>
+            <w:rStyle w:val="Hyperlink"/>
+            <w:b/>
+            <w:bCs/>
+            <w:lang w:val="en-US"/>
+          </w:rPr>
+          <w:t>http://localhost:3000/login</w:t>
+        </w:r>
+      </w:hyperlink>
+      <w:r>
+        <w:rPr>
+          <w:lang w:val="en-US"/>
+        </w:rPr>
+        <w:t>).</w:t>
+      </w:r>
+    </w:p>
+    <w:p>
+      <w:pPr>
+        <w:numPr>
+          <w:ilvl w:val="0"/>
+          <w:numId w:val="11"/>
+        </w:numPr>
+        <w:rPr>
+          <w:lang w:val="en-US"/>
+        </w:rPr>
+      </w:pPr>
+      <w:r>
+        <w:rPr>
+          <w:lang w:val="en-US"/>
+        </w:rPr>
+        <w:t xml:space="preserve">Click the quick demo badge </w:t>
+      </w:r>
+      <w:r>
+        <w:rPr>
+          <w:b/>
+          <w:bCs/>
+          <w:lang w:val="en-US"/>
+        </w:rPr>
+        <w:t>Admin [Full Control]</w:t>
+      </w:r>
+      <w:r>
+        <w:rPr>
+          <w:lang w:val="en-US"/>
+        </w:rPr>
+        <w:t xml:space="preserve"> (or enter Username: Admin, Password: Admin).</w:t>
+      </w:r>
+    </w:p>
+    <w:p>
+      <w:pPr>
+        <w:numPr>
+          <w:ilvl w:val="0"/>
+          <w:numId w:val="11"/>
+        </w:numPr>
+        <w:rPr>
+          <w:lang w:val="en-US"/>
+        </w:rPr>
+      </w:pPr>
+      <w:r>
+        <w:rPr>
+          <w:lang w:val="en-US"/>
+        </w:rPr>
+        <w:t xml:space="preserve">Click </w:t>
+      </w:r>
+      <w:r>
+        <w:rPr>
+          <w:b/>
+          <w:bCs/>
+          <w:lang w:val="en-US"/>
+        </w:rPr>
+        <w:t>"Secure Login to Portal"</w:t>
+      </w:r>
+      <w:r>
+        <w:rPr>
+          <w:lang w:val="en-US"/>
+        </w:rPr>
+        <w:t xml:space="preserve"> — it will immediately authenticate and open the main dashboard at </w:t>
+      </w:r>
+      <w:hyperlink r:id="rId9" w:history="1">
+        <w:r>
+          <w:rPr>
+            <w:rStyle w:val="Hyperlink"/>
+            <w:b/>
+            <w:bCs/>
+            <w:lang w:val="en-US"/>
+          </w:rPr>
+          <w:t>http://localhost:3000/</w:t>
+        </w:r>
+      </w:hyperlink>
+      <w:r>
+        <w:rPr>
+          <w:lang w:val="en-US"/>
+        </w:rPr>
+        <w:t>.</w:t>
+      </w:r>
+    </w:p>
+    <w:p>
+      <w:pPr>
+        <w:numPr>
+          <w:ilvl w:val="0"/>
+          <w:numId w:val="11"/>
+        </w:numPr>
+        <w:rPr>
+          <w:lang w:val="en-US"/>
+        </w:rPr>
+      </w:pPr>
+      <w:r>
+        <w:rPr>
+          <w:lang w:val="en-US"/>
+        </w:rPr>
+        <w:t xml:space="preserve">In the password rotation prompt, you can either enter a new institutional password or click </w:t>
+      </w:r>
+      <w:r>
+        <w:rPr>
+          <w:b/>
+          <w:bCs/>
+          <w:lang w:val="en-US"/>
+        </w:rPr>
+        <w:t>"Remind Me Later (Demo Access)"</w:t>
+      </w:r>
+      <w:r>
+        <w:rPr>
+          <w:lang w:val="en-US"/>
+        </w:rPr>
+        <w:t xml:space="preserve"> to directly view all tabs, marksheet templates, and tabulation registers.</w:t>
+      </w:r>
+    </w:p>
+    <w:p/>
+    <w:p/>
+    <w:p/>
+    <w:p/>
+    <w:p/>
+    <w:p/>
+    <w:p/>
+    <w:p/>
+    <w:p/>
+    <w:p/>
+    <w:p/>
+    <w:p>
+      <w:pPr>
+        <w:rPr>
+          <w:b/>
+          <w:bCs/>
+        </w:rPr>
+      </w:pPr>
+      <w:proofErr w:type="spellStart"/>
+      <w:r>
+        <w:rPr>
+          <w:b/>
+          <w:bCs/>
+        </w:rPr>
+        <w:lastRenderedPageBreak/>
+        <w:t>VidyaMarksPro</w:t>
+      </w:r>
+      <w:proofErr w:type="spellEnd"/>
+      <w:r>
+        <w:rPr>
+          <w:b/>
+          <w:bCs/>
+        </w:rPr>
+        <w:t>: System Checkpoint &amp; State Memo</w:t>
+      </w:r>
+    </w:p>
+    <w:p>
+      <w:r>
+        <w:rPr>
+          <w:b/>
+          <w:bCs/>
+        </w:rPr>
+        <w:t>Branding</w:t>
+      </w:r>
+      <w:r>
+        <w:t xml:space="preserve">: </w:t>
+      </w:r>
+      <w:proofErr w:type="spellStart"/>
+      <w:r>
+        <w:t>VidyaMarksheet</w:t>
+      </w:r>
+      <w:proofErr w:type="spellEnd"/>
+      <w:r>
+        <w:t xml:space="preserve"> (Developed at </w:t>
+      </w:r>
+      <w:proofErr w:type="spellStart"/>
+      <w:r>
+        <w:t>VidyaLabs</w:t>
+      </w:r>
+      <w:proofErr w:type="spellEnd"/>
+      <w:r>
+        <w:t xml:space="preserve"> | Priyanka Kumari)</w:t>
+      </w:r>
+      <w:r>
+        <w:br/>
+      </w:r>
+      <w:r>
+        <w:rPr>
+          <w:b/>
+          <w:bCs/>
+        </w:rPr>
+        <w:t>Timestamp</w:t>
+      </w:r>
+      <w:r>
+        <w:t>: October 16, 2026 — 16:55 IST</w:t>
+      </w:r>
+      <w:r>
+        <w:br/>
+      </w:r>
+      <w:r>
+        <w:rPr>
+          <w:b/>
+          <w:bCs/>
+        </w:rPr>
+        <w:t>Target Database</w:t>
+      </w:r>
+      <w:r>
+        <w:t xml:space="preserve">: PostgreSQL </w:t>
+      </w:r>
+      <w:proofErr w:type="spellStart"/>
+      <w:r>
+        <w:t>vidya_examination_db</w:t>
+      </w:r>
+      <w:proofErr w:type="spellEnd"/>
+      <w:r>
+        <w:t xml:space="preserve"> (localhost:5432)</w:t>
+      </w:r>
+    </w:p>
+    <w:p>
+      <w:r>
+        <w:pict w14:anchorId="393C3821">
+          <v:rect id="_x0000_i1065" style="width:468pt;height:.75pt" o:hralign="center" o:hrstd="t" o:hr="t" fillcolor="#a0a0a0" stroked="f"/>
+        </w:pict>
+      </w:r>
+    </w:p>
+    <w:p>
+      <w:pPr>
+        <w:rPr>
+          <w:b/>
+          <w:bCs/>
+        </w:rPr>
+      </w:pPr>
+      <w:r>
+        <w:rPr>
+          <w:b/>
+          <w:bCs/>
+        </w:rPr>
+        <w:t>1. Context &amp; User Inquiries Addressed</w:t>
+      </w:r>
+    </w:p>
+    <w:p>
+      <w:pPr>
+        <w:numPr>
+          <w:ilvl w:val="0"/>
+          <w:numId w:val="12"/>
+        </w:numPr>
+      </w:pPr>
+      <w:r>
+        <w:rPr>
+          <w:b/>
+          <w:bCs/>
+        </w:rPr>
+        <w:t>Scrutiny Officer Link Access</w:t>
+      </w:r>
+      <w:r>
+        <w:t xml:space="preserve">: </w:t>
+      </w:r>
+    </w:p>
+    <w:p>
+      <w:pPr>
+        <w:numPr>
+          <w:ilvl w:val="1"/>
+          <w:numId w:val="12"/>
+        </w:numPr>
+      </w:pPr>
+      <w:r>
+        <w:t xml:space="preserve">Located on the navigation sidebar under </w:t>
+      </w:r>
+      <w:r>
+        <w:rPr>
+          <w:b/>
+          <w:bCs/>
+        </w:rPr>
+        <w:t>"Scrutiny Studio"</w:t>
+      </w:r>
+      <w:r>
+        <w:t xml:space="preserve"> (/scrutiny) and accessible via role-based access control (Admin, Sub-Dean, Scrutiny Officer).</w:t>
+      </w:r>
+    </w:p>
+    <w:p>
+      <w:pPr>
+        <w:numPr>
+          <w:ilvl w:val="0"/>
+          <w:numId w:val="12"/>
+        </w:numPr>
+      </w:pPr>
+      <w:r>
+        <w:rPr>
+          <w:b/>
+          <w:bCs/>
+        </w:rPr>
+        <w:t>Issue</w:t>
+      </w:r>
+      <w:r>
+        <w:t>: After uploading the Semester 2 datasheet, N-NF (I &amp; II) 125 marks display dashes (- - -) in the Scrutiny Verification Studio (both left-pane raw datasheet and right-pane marksheet preview).</w:t>
+      </w:r>
+    </w:p>
+    <w:p>
+      <w:r>
+        <w:pict w14:anchorId="56422DC1">
+          <v:rect id="_x0000_i1066" style="width:6in;height:.75pt" o:hralign="center" o:hrstd="t" o:hr="t" fillcolor="#a0a0a0" stroked="f"/>
+        </w:pict>
+      </w:r>
+    </w:p>
+    <w:p>
+      <w:pPr>
+        <w:rPr>
+          <w:b/>
+          <w:bCs/>
+        </w:rPr>
+      </w:pPr>
+      <w:r>
+        <w:rPr>
+          <w:b/>
+          <w:bCs/>
+        </w:rPr>
+        <w:t>2. In-Depth Root Cause Analysis (Verified)</w:t>
+      </w:r>
+    </w:p>
+    <w:p>
+      <w:pPr>
+        <w:rPr>
+          <w:b/>
+          <w:bCs/>
+        </w:rPr>
+      </w:pPr>
+      <w:r>
+        <w:rPr>
+          <w:b/>
+          <w:bCs/>
+        </w:rPr>
+        <w:t>Root Cause 1: Course Resolution Overwrite During Datasheet Ingestion</w:t>
+      </w:r>
+    </w:p>
+    <w:p>
+      <w:pPr>
+        <w:numPr>
+          <w:ilvl w:val="0"/>
+          <w:numId w:val="13"/>
+        </w:numPr>
+      </w:pPr>
+      <w:r>
+        <w:rPr>
+          <w:b/>
+          <w:bCs/>
+        </w:rPr>
+        <w:t>Files</w:t>
+      </w:r>
+      <w:r>
+        <w:t xml:space="preserve">: </w:t>
+      </w:r>
+    </w:p>
+    <w:p>
+      <w:pPr>
+        <w:numPr>
+          <w:ilvl w:val="1"/>
+          <w:numId w:val="13"/>
+        </w:numPr>
+      </w:pPr>
+      <w:r>
+        <w:t>backend/routes/upload.py (lines 188–210)</w:t>
+      </w:r>
+    </w:p>
+    <w:p>
+      <w:pPr>
+        <w:numPr>
+          <w:ilvl w:val="1"/>
+          <w:numId w:val="13"/>
+        </w:numPr>
+      </w:pPr>
+      <w:r>
+        <w:t>backend/routes/examination_db_route.py (lines 262–273)</w:t>
+      </w:r>
+    </w:p>
+    <w:p>
+      <w:pPr>
+        <w:numPr>
+          <w:ilvl w:val="1"/>
+          <w:numId w:val="13"/>
+        </w:numPr>
+      </w:pPr>
+      <w:r>
+        <w:t>backend/scripts/migrate_excel_to_pg.py (lines 144–156)</w:t>
+      </w:r>
+    </w:p>
+    <w:p>
+      <w:pPr>
+        <w:numPr>
+          <w:ilvl w:val="0"/>
+          <w:numId w:val="13"/>
+        </w:numPr>
+      </w:pPr>
+      <w:r>
+        <w:rPr>
+          <w:b/>
+          <w:bCs/>
+        </w:rPr>
+        <w:t>Mechanism</w:t>
+      </w:r>
+      <w:r>
+        <w:t xml:space="preserve">: </w:t>
+      </w:r>
+    </w:p>
+    <w:p>
+      <w:pPr>
+        <w:numPr>
+          <w:ilvl w:val="1"/>
+          <w:numId w:val="13"/>
+        </w:numPr>
+      </w:pPr>
+      <w:r>
+        <w:t xml:space="preserve">The Excel parser generates two components for Nursing Foundation: </w:t>
+      </w:r>
+    </w:p>
+    <w:p>
+      <w:pPr>
+        <w:numPr>
+          <w:ilvl w:val="2"/>
+          <w:numId w:val="13"/>
+        </w:numPr>
+      </w:pPr>
+      <w:proofErr w:type="spellStart"/>
+      <w:r>
+        <w:t>course_code</w:t>
+      </w:r>
+      <w:proofErr w:type="spellEnd"/>
+      <w:r>
+        <w:t xml:space="preserve"> = "N-NF (I &amp; II) 125", </w:t>
+      </w:r>
+      <w:proofErr w:type="spellStart"/>
+      <w:r>
+        <w:t>component_name</w:t>
+      </w:r>
+      <w:proofErr w:type="spellEnd"/>
+      <w:r>
+        <w:t xml:space="preserve"> = "Theory", credits = 12</w:t>
+      </w:r>
+    </w:p>
+    <w:p>
+      <w:pPr>
+        <w:numPr>
+          <w:ilvl w:val="2"/>
+          <w:numId w:val="13"/>
+        </w:numPr>
+      </w:pPr>
+      <w:proofErr w:type="spellStart"/>
+      <w:r>
+        <w:t>course_code</w:t>
+      </w:r>
+      <w:proofErr w:type="spellEnd"/>
+      <w:r>
+        <w:t xml:space="preserve"> = "N-NF (I &amp; II) 125", </w:t>
+      </w:r>
+      <w:proofErr w:type="spellStart"/>
+      <w:r>
+        <w:t>component_name</w:t>
+      </w:r>
+      <w:proofErr w:type="spellEnd"/>
+      <w:r>
+        <w:t xml:space="preserve"> = "Practical", credits = 11</w:t>
+      </w:r>
+    </w:p>
+    <w:p>
+      <w:pPr>
+        <w:numPr>
+          <w:ilvl w:val="1"/>
+          <w:numId w:val="13"/>
+        </w:numPr>
+      </w:pPr>
+      <w:r>
+        <w:t xml:space="preserve">In PostgreSQL courses table: </w:t>
+      </w:r>
+    </w:p>
+    <w:p>
+      <w:pPr>
+        <w:numPr>
+          <w:ilvl w:val="2"/>
+          <w:numId w:val="14"/>
+        </w:numPr>
+      </w:pPr>
+      <w:r>
+        <w:t>Course ID 5: N-NF (I &amp; II) 125 (T) (Theory)</w:t>
+      </w:r>
+    </w:p>
+    <w:p>
+      <w:pPr>
+        <w:numPr>
+          <w:ilvl w:val="2"/>
+          <w:numId w:val="14"/>
+        </w:numPr>
+      </w:pPr>
+      <w:r>
+        <w:t>Course ID 6: N-NF (I &amp; II) 125 (P) (Practical)</w:t>
+      </w:r>
+    </w:p>
+    <w:p>
+      <w:pPr>
+        <w:numPr>
+          <w:ilvl w:val="1"/>
+          <w:numId w:val="13"/>
+        </w:numPr>
+      </w:pPr>
+      <w:r>
+        <w:t xml:space="preserve">During upload ingestion, </w:t>
+      </w:r>
+      <w:proofErr w:type="spellStart"/>
+      <w:proofErr w:type="gramStart"/>
+      <w:r>
+        <w:t>comp.course</w:t>
+      </w:r>
+      <w:proofErr w:type="gramEnd"/>
+      <w:r>
+        <w:t>_code</w:t>
+      </w:r>
+      <w:proofErr w:type="spellEnd"/>
+      <w:r>
+        <w:t xml:space="preserve"> lacks (T) or (P). The code falls back to matching "Nursing Foundation" in the title.</w:t>
+      </w:r>
+    </w:p>
+    <w:p>
+      <w:pPr>
+        <w:numPr>
+          <w:ilvl w:val="1"/>
+          <w:numId w:val="13"/>
+        </w:numPr>
+      </w:pPr>
+      <w:r>
+        <w:t xml:space="preserve">Because </w:t>
+      </w:r>
+      <w:proofErr w:type="spellStart"/>
+      <w:r>
+        <w:t>repo.get_course_by_code</w:t>
+      </w:r>
+      <w:proofErr w:type="spellEnd"/>
+      <w:r>
+        <w:t xml:space="preserve"> did not inspect </w:t>
+      </w:r>
+      <w:proofErr w:type="spellStart"/>
+      <w:proofErr w:type="gramStart"/>
+      <w:r>
+        <w:t>comp.component</w:t>
+      </w:r>
+      <w:proofErr w:type="gramEnd"/>
+      <w:r>
+        <w:t>_name</w:t>
+      </w:r>
+      <w:proofErr w:type="spellEnd"/>
+      <w:r>
+        <w:t xml:space="preserve">, </w:t>
+      </w:r>
+      <w:r>
+        <w:rPr>
+          <w:b/>
+          <w:bCs/>
+        </w:rPr>
+        <w:t>BOTH</w:t>
+      </w:r>
+      <w:r>
+        <w:t xml:space="preserve"> Theory and Practical resolved to Course ID 6.</w:t>
+      </w:r>
+    </w:p>
+    <w:p>
+      <w:pPr>
+        <w:numPr>
+          <w:ilvl w:val="1"/>
+          <w:numId w:val="13"/>
+        </w:numPr>
+      </w:pPr>
+      <w:r>
+        <w:t xml:space="preserve">The Practical marks ran second and </w:t>
+      </w:r>
+      <w:r>
+        <w:rPr>
+          <w:b/>
+          <w:bCs/>
+        </w:rPr>
+        <w:t>overwrote</w:t>
+      </w:r>
+      <w:r>
+        <w:t xml:space="preserve"> Course ID 6 in </w:t>
+      </w:r>
+      <w:proofErr w:type="spellStart"/>
+      <w:r>
+        <w:t>student_course_marks</w:t>
+      </w:r>
+      <w:proofErr w:type="spellEnd"/>
+      <w:r>
+        <w:t>, leaving Course ID 5 with 0 records.</w:t>
+      </w:r>
+    </w:p>
+    <w:p>
+      <w:pPr>
+        <w:numPr>
+          <w:ilvl w:val="1"/>
+          <w:numId w:val="13"/>
+        </w:numPr>
+      </w:pPr>
+      <w:r>
+        <w:lastRenderedPageBreak/>
+        <w:t xml:space="preserve">Verified in </w:t>
+      </w:r>
+      <w:proofErr w:type="spellStart"/>
+      <w:r>
+        <w:t>MarksAuditLog</w:t>
+      </w:r>
+      <w:proofErr w:type="spellEnd"/>
+      <w:r>
+        <w:t xml:space="preserve">: Audit logs confirm Course ID 6 alternating between Tot:63.0, </w:t>
+      </w:r>
+      <w:proofErr w:type="spellStart"/>
+      <w:proofErr w:type="gramStart"/>
+      <w:r>
+        <w:t>Grd:B</w:t>
+      </w:r>
+      <w:proofErr w:type="spellEnd"/>
+      <w:proofErr w:type="gramEnd"/>
+      <w:r>
+        <w:t xml:space="preserve"> (Theory) and Tot:80.0, </w:t>
+      </w:r>
+      <w:proofErr w:type="spellStart"/>
+      <w:proofErr w:type="gramStart"/>
+      <w:r>
+        <w:t>Grd:A</w:t>
+      </w:r>
+      <w:proofErr w:type="spellEnd"/>
+      <w:proofErr w:type="gramEnd"/>
+      <w:r>
+        <w:t>+ (Practical).</w:t>
+      </w:r>
+    </w:p>
+    <w:p>
+      <w:pPr>
+        <w:rPr>
+          <w:b/>
+          <w:bCs/>
+        </w:rPr>
+      </w:pPr>
+      <w:r>
+        <w:rPr>
+          <w:b/>
+          <w:bCs/>
+        </w:rPr>
+        <w:t>Root Cause 2: Scrutiny Studio Schema Key Mismatch</w:t>
+      </w:r>
+    </w:p>
+    <w:p>
+      <w:pPr>
+        <w:numPr>
+          <w:ilvl w:val="0"/>
+          <w:numId w:val="15"/>
+        </w:numPr>
+      </w:pPr>
+      <w:r>
+        <w:rPr>
+          <w:b/>
+          <w:bCs/>
+        </w:rPr>
+        <w:t>Files</w:t>
+      </w:r>
+      <w:r>
+        <w:t xml:space="preserve">: </w:t>
+      </w:r>
+    </w:p>
+    <w:p>
+      <w:pPr>
+        <w:numPr>
+          <w:ilvl w:val="1"/>
+          <w:numId w:val="15"/>
+        </w:numPr>
+      </w:pPr>
+      <w:r>
+        <w:t>backend/routes/scrutiny_route.py</w:t>
+      </w:r>
+    </w:p>
+    <w:p>
+      <w:pPr>
+        <w:numPr>
+          <w:ilvl w:val="1"/>
+          <w:numId w:val="15"/>
+        </w:numPr>
+      </w:pPr>
+      <w:r>
+        <w:t>frontend/src/components/ScrutinyStudio/ScrutinyVerificationStudio.tsx</w:t>
+      </w:r>
+    </w:p>
+    <w:p>
+      <w:pPr>
+        <w:numPr>
+          <w:ilvl w:val="0"/>
+          <w:numId w:val="15"/>
+        </w:numPr>
+      </w:pPr>
+      <w:r>
+        <w:rPr>
+          <w:b/>
+          <w:bCs/>
+        </w:rPr>
+        <w:t>Mechanism</w:t>
+      </w:r>
+      <w:r>
+        <w:t xml:space="preserve">: </w:t>
+      </w:r>
+    </w:p>
+    <w:p>
+      <w:pPr>
+        <w:numPr>
+          <w:ilvl w:val="1"/>
+          <w:numId w:val="15"/>
+        </w:numPr>
+      </w:pPr>
+      <w:proofErr w:type="spellStart"/>
+      <w:r>
+        <w:t>inc_rules</w:t>
+      </w:r>
+      <w:proofErr w:type="spellEnd"/>
+      <w:r>
+        <w:t>["courses"] was populated from SEMESTER_</w:t>
+      </w:r>
+      <w:proofErr w:type="gramStart"/>
+      <w:r>
+        <w:t>DEFINITIONS[</w:t>
+      </w:r>
+      <w:proofErr w:type="gramEnd"/>
+      <w:r>
+        <w:t>2</w:t>
+      </w:r>
+      <w:proofErr w:type="gramStart"/>
+      <w:r>
+        <w:t>].courses</w:t>
+      </w:r>
+      <w:proofErr w:type="gramEnd"/>
+      <w:r>
+        <w:t>, which lists "N-NF (I &amp; II) 125".</w:t>
+      </w:r>
+    </w:p>
+    <w:p>
+      <w:pPr>
+        <w:numPr>
+          <w:ilvl w:val="1"/>
+          <w:numId w:val="15"/>
+        </w:numPr>
+      </w:pPr>
+      <w:r>
+        <w:t xml:space="preserve">In </w:t>
+      </w:r>
+      <w:proofErr w:type="spellStart"/>
+      <w:r>
+        <w:t>datasheet_rows</w:t>
+      </w:r>
+      <w:proofErr w:type="spellEnd"/>
+      <w:r>
+        <w:t xml:space="preserve">, </w:t>
+      </w:r>
+      <w:proofErr w:type="spellStart"/>
+      <w:r>
+        <w:t>courses_map</w:t>
+      </w:r>
+      <w:proofErr w:type="spellEnd"/>
+      <w:r>
+        <w:t xml:space="preserve"> is keyed by the database code "N-NF (I &amp; II) 125 (P)".</w:t>
+      </w:r>
+    </w:p>
+    <w:p>
+      <w:pPr>
+        <w:numPr>
+          <w:ilvl w:val="1"/>
+          <w:numId w:val="15"/>
+        </w:numPr>
+      </w:pPr>
+      <w:r>
+        <w:t xml:space="preserve">In </w:t>
+      </w:r>
+      <w:proofErr w:type="spellStart"/>
+      <w:r>
+        <w:t>ScrutinyVerificationStudio.tsx</w:t>
+      </w:r>
+      <w:proofErr w:type="spellEnd"/>
+      <w:r>
+        <w:t xml:space="preserve">, </w:t>
+      </w:r>
+      <w:proofErr w:type="spellStart"/>
+      <w:proofErr w:type="gramStart"/>
+      <w:r>
+        <w:t>row.courses</w:t>
+      </w:r>
+      <w:proofErr w:type="spellEnd"/>
+      <w:proofErr w:type="gramEnd"/>
+      <w:r>
+        <w:t>[</w:t>
+      </w:r>
+      <w:proofErr w:type="spellStart"/>
+      <w:proofErr w:type="gramStart"/>
+      <w:r>
+        <w:t>c.course</w:t>
+      </w:r>
+      <w:proofErr w:type="gramEnd"/>
+      <w:r>
+        <w:t>_code</w:t>
+      </w:r>
+      <w:proofErr w:type="spellEnd"/>
+      <w:r>
+        <w:t>] looked for "N-NF (I &amp; II) 125", which was undefined, resulting in - - - on the UI.</w:t>
+      </w:r>
+    </w:p>
+    <w:p>
+      <w:r>
+        <w:pict w14:anchorId="43E22C84">
+          <v:rect id="_x0000_i1067" style="width:396pt;height:.75pt" o:hralign="center" o:hrstd="t" o:hr="t" fillcolor="#a0a0a0" stroked="f"/>
+        </w:pict>
+      </w:r>
+    </w:p>
+    <w:p>
+      <w:pPr>
+        <w:rPr>
+          <w:b/>
+          <w:bCs/>
+        </w:rPr>
+      </w:pPr>
+      <w:r>
+        <w:rPr>
+          <w:b/>
+          <w:bCs/>
+        </w:rPr>
+        <w:t>3. Current State of Database (</w:t>
+      </w:r>
+      <w:proofErr w:type="spellStart"/>
+      <w:r>
+        <w:rPr>
+          <w:b/>
+          <w:bCs/>
+        </w:rPr>
+        <w:t>vidya_examination_db</w:t>
+      </w:r>
+      <w:proofErr w:type="spellEnd"/>
+      <w:r>
+        <w:rPr>
+          <w:b/>
+          <w:bCs/>
+        </w:rPr>
+        <w:t>)</w:t>
+      </w:r>
+    </w:p>
+    <w:p>
+      <w:pPr>
+        <w:numPr>
+          <w:ilvl w:val="0"/>
+          <w:numId w:val="16"/>
+        </w:numPr>
+      </w:pPr>
+      <w:r>
+        <w:t xml:space="preserve">Total Semester 2 Registrations: </w:t>
+      </w:r>
+      <w:r>
+        <w:rPr>
+          <w:b/>
+          <w:bCs/>
+        </w:rPr>
+        <w:t>65</w:t>
+      </w:r>
+      <w:r>
+        <w:t xml:space="preserve"> (64 real candidates + 1 sample candidate).</w:t>
+      </w:r>
+    </w:p>
+    <w:p>
+      <w:pPr>
+        <w:numPr>
+          <w:ilvl w:val="0"/>
+          <w:numId w:val="16"/>
+        </w:numPr>
+      </w:pPr>
+      <w:r>
+        <w:t xml:space="preserve">Current Course Mark Counts: </w:t>
+      </w:r>
+    </w:p>
+    <w:p>
+      <w:pPr>
+        <w:numPr>
+          <w:ilvl w:val="1"/>
+          <w:numId w:val="16"/>
+        </w:numPr>
+      </w:pPr>
+      <w:r>
+        <w:t xml:space="preserve">BIOC 135 &amp; NUTR 140 (Course ID 4): </w:t>
+      </w:r>
+      <w:r>
+        <w:rPr>
+          <w:b/>
+          <w:bCs/>
+        </w:rPr>
+        <w:t>65 populated</w:t>
+      </w:r>
+    </w:p>
+    <w:p>
+      <w:pPr>
+        <w:numPr>
+          <w:ilvl w:val="1"/>
+          <w:numId w:val="16"/>
+        </w:numPr>
+      </w:pPr>
+      <w:r>
+        <w:t xml:space="preserve">N-NF (I &amp; II) 125 (P) (Course ID 6): </w:t>
+      </w:r>
+      <w:r>
+        <w:rPr>
+          <w:b/>
+          <w:bCs/>
+        </w:rPr>
+        <w:t>65 populated</w:t>
+      </w:r>
+    </w:p>
+    <w:p>
+      <w:pPr>
+        <w:numPr>
+          <w:ilvl w:val="1"/>
+          <w:numId w:val="16"/>
+        </w:numPr>
+      </w:pPr>
+      <w:r>
+        <w:t xml:space="preserve">HNIT 145 (Course ID 7): </w:t>
+      </w:r>
+      <w:r>
+        <w:rPr>
+          <w:b/>
+          <w:bCs/>
+        </w:rPr>
+        <w:t>65 populated</w:t>
+      </w:r>
+    </w:p>
+    <w:p>
+      <w:pPr>
+        <w:numPr>
+          <w:ilvl w:val="1"/>
+          <w:numId w:val="16"/>
+        </w:numPr>
+      </w:pPr>
+      <w:r>
+        <w:t xml:space="preserve">N-NF (I &amp; II) 125 (T) (Course ID 5): </w:t>
+      </w:r>
+      <w:r>
+        <w:rPr>
+          <w:b/>
+          <w:bCs/>
+        </w:rPr>
+        <w:t>0 populated</w:t>
+      </w:r>
+      <w:r>
+        <w:t xml:space="preserve"> (Needs restoration)</w:t>
+      </w:r>
+    </w:p>
+    <w:p>
+      <w:pPr>
+        <w:numPr>
+          <w:ilvl w:val="0"/>
+          <w:numId w:val="16"/>
+        </w:numPr>
+      </w:pPr>
+      <w:r>
+        <w:rPr>
+          <w:b/>
+          <w:bCs/>
+        </w:rPr>
+        <w:t>Mathematical Integrity Verified</w:t>
+      </w:r>
+      <w:r>
+        <w:t xml:space="preserve">: </w:t>
+      </w:r>
+    </w:p>
+    <w:p>
+      <w:pPr>
+        <w:numPr>
+          <w:ilvl w:val="1"/>
+          <w:numId w:val="16"/>
+        </w:numPr>
+      </w:pPr>
+      <w:r>
+        <w:t xml:space="preserve">For all 64 real candidates, </w:t>
+      </w:r>
+      <w:proofErr w:type="spellStart"/>
+      <w:proofErr w:type="gramStart"/>
+      <w:r>
+        <w:t>reg.grand</w:t>
+      </w:r>
+      <w:proofErr w:type="gramEnd"/>
+      <w:r>
+        <w:t>_total_obtained</w:t>
+      </w:r>
+      <w:proofErr w:type="spellEnd"/>
+      <w:r>
+        <w:t xml:space="preserve"> - (</w:t>
+      </w:r>
+      <w:proofErr w:type="spellStart"/>
+      <w:r>
+        <w:t>bioc</w:t>
+      </w:r>
+      <w:proofErr w:type="spellEnd"/>
+      <w:r>
+        <w:t xml:space="preserve"> + </w:t>
+      </w:r>
+      <w:proofErr w:type="spellStart"/>
+      <w:r>
+        <w:t>pract</w:t>
+      </w:r>
+      <w:proofErr w:type="spellEnd"/>
+      <w:r>
+        <w:t xml:space="preserve"> + </w:t>
+      </w:r>
+      <w:proofErr w:type="spellStart"/>
+      <w:r>
+        <w:t>hnit</w:t>
+      </w:r>
+      <w:proofErr w:type="spellEnd"/>
+      <w:r>
+        <w:t>) exactly equals their Theory marks.</w:t>
+      </w:r>
+    </w:p>
+    <w:p>
+      <w:pPr>
+        <w:numPr>
+          <w:ilvl w:val="1"/>
+          <w:numId w:val="16"/>
+        </w:numPr>
+      </w:pPr>
+      <w:r>
+        <w:t xml:space="preserve">Grade Points and SGPA calculated with this derived Theory mark match </w:t>
+      </w:r>
+      <w:proofErr w:type="spellStart"/>
+      <w:proofErr w:type="gramStart"/>
+      <w:r>
+        <w:t>reg.sgpa</w:t>
+      </w:r>
+      <w:proofErr w:type="spellEnd"/>
+      <w:proofErr w:type="gramEnd"/>
+      <w:r>
+        <w:t xml:space="preserve"> to 0.00 decimal discrepancy across all 64 students.</w:t>
+      </w:r>
+    </w:p>
+    <w:p>
+      <w:r>
+        <w:pict w14:anchorId="56D290E7">
+          <v:rect id="_x0000_i1068" style="width:396pt;height:.75pt" o:hralign="center" o:hrstd="t" o:hr="t" fillcolor="#a0a0a0" stroked="f"/>
+        </w:pict>
+      </w:r>
+    </w:p>
+    <w:p>
+      <w:pPr>
+        <w:rPr>
+          <w:b/>
+          <w:bCs/>
+        </w:rPr>
+      </w:pPr>
+      <w:r>
+        <w:rPr>
+          <w:b/>
+          <w:bCs/>
+        </w:rPr>
+        <w:t>4. Work Completed in Current Session</w:t>
+      </w:r>
+    </w:p>
+    <w:p>
+      <w:pPr>
+        <w:numPr>
+          <w:ilvl w:val="0"/>
+          <w:numId w:val="17"/>
+        </w:numPr>
+      </w:pPr>
+      <w:r>
+        <w:t>Diagnosed both root causes with live database and parser tests.</w:t>
+      </w:r>
+    </w:p>
+    <w:p>
+      <w:pPr>
+        <w:numPr>
+          <w:ilvl w:val="0"/>
+          <w:numId w:val="17"/>
+        </w:numPr>
+      </w:pPr>
+      <w:r>
+        <w:t>Verified exact match between database registrations, audit logs, and SGPA calculations.</w:t>
+      </w:r>
+    </w:p>
+    <w:p>
+      <w:pPr>
+        <w:numPr>
+          <w:ilvl w:val="0"/>
+          <w:numId w:val="17"/>
+        </w:numPr>
+      </w:pPr>
+      <w:r>
+        <w:t xml:space="preserve">Inspected all 8 semesters to ensure identical handling for other multi-component subjects: </w:t>
+      </w:r>
+    </w:p>
+    <w:p>
+      <w:pPr>
+        <w:numPr>
+          <w:ilvl w:val="1"/>
+          <w:numId w:val="17"/>
+        </w:numPr>
+      </w:pPr>
+      <w:r>
+        <w:t>Sem 3: N-AHN (I) 215 (T) &amp; (P)</w:t>
+      </w:r>
+    </w:p>
+    <w:p>
+      <w:pPr>
+        <w:numPr>
+          <w:ilvl w:val="1"/>
+          <w:numId w:val="17"/>
+        </w:numPr>
+      </w:pPr>
+      <w:r>
+        <w:lastRenderedPageBreak/>
+        <w:t>Sem 4: N-AHN (II) 225 (T) &amp; (P)</w:t>
+      </w:r>
+    </w:p>
+    <w:p>
+      <w:pPr>
+        <w:numPr>
+          <w:ilvl w:val="1"/>
+          <w:numId w:val="17"/>
+        </w:numPr>
+      </w:pPr>
+      <w:r>
+        <w:t>Sem 5: N-COMH (I) 310 (T) &amp; (P)</w:t>
+      </w:r>
+    </w:p>
+    <w:p>
+      <w:pPr>
+        <w:numPr>
+          <w:ilvl w:val="1"/>
+          <w:numId w:val="17"/>
+        </w:numPr>
+      </w:pPr>
+      <w:r>
+        <w:t>Sem 6: N-CHN (I &amp; II) 301 (T) &amp; (P), N-MHN (I &amp; II) 305 (T) &amp; (P)</w:t>
+      </w:r>
+    </w:p>
+    <w:p>
+      <w:pPr>
+        <w:numPr>
+          <w:ilvl w:val="1"/>
+          <w:numId w:val="17"/>
+        </w:numPr>
+      </w:pPr>
+      <w:r>
+        <w:t>Sem 7: N-COMH (II) 401 (T) &amp; (P), N-MIDW/OBGN (I &amp; II) 335 &amp; 410 (T) &amp; (P)</w:t>
+      </w:r>
+    </w:p>
+    <w:p>
+      <w:pPr>
+        <w:numPr>
+          <w:ilvl w:val="0"/>
+          <w:numId w:val="17"/>
+        </w:numPr>
+      </w:pPr>
+      <w:r>
+        <w:t>Terminated background search tasks safely.</w:t>
+      </w:r>
+    </w:p>
+    <w:p>
+      <w:r>
+        <w:pict w14:anchorId="670DDCA9">
+          <v:rect id="_x0000_i1069" style="width:6in;height:.75pt" o:hralign="center" o:hrstd="t" o:hr="t" fillcolor="#a0a0a0" stroked="f"/>
+        </w:pict>
+      </w:r>
+    </w:p>
+    <w:p>
+      <w:pPr>
+        <w:rPr>
+          <w:b/>
+          <w:bCs/>
+        </w:rPr>
+      </w:pPr>
+      <w:r>
+        <w:rPr>
+          <w:b/>
+          <w:bCs/>
+        </w:rPr>
+        <w:t>5. Immediate Resume Action Plan (Ready to Execute on Next Turn)</w:t>
+      </w:r>
+    </w:p>
+    <w:p>
+      <w:pPr>
+        <w:numPr>
+          <w:ilvl w:val="0"/>
+          <w:numId w:val="18"/>
+        </w:numPr>
+      </w:pPr>
+      <w:r>
+        <w:rPr>
+          <w:b/>
+          <w:bCs/>
+        </w:rPr>
+        <w:t xml:space="preserve">Update </w:t>
+      </w:r>
+      <w:proofErr w:type="spellStart"/>
+      <w:r>
+        <w:rPr>
+          <w:b/>
+          <w:bCs/>
+        </w:rPr>
+        <w:t>ExaminationRepository.resolve_</w:t>
+      </w:r>
+      <w:proofErr w:type="gramStart"/>
+      <w:r>
+        <w:rPr>
+          <w:b/>
+          <w:bCs/>
+        </w:rPr>
+        <w:t>course</w:t>
+      </w:r>
+      <w:proofErr w:type="spellEnd"/>
+      <w:r>
+        <w:rPr>
+          <w:b/>
+          <w:bCs/>
+        </w:rPr>
+        <w:t>(</w:t>
+      </w:r>
+      <w:proofErr w:type="gramEnd"/>
+      <w:r>
+        <w:rPr>
+          <w:b/>
+          <w:bCs/>
+        </w:rPr>
+        <w:t>)</w:t>
+      </w:r>
+      <w:r>
+        <w:t>:</w:t>
+      </w:r>
+    </w:p>
+    <w:p>
+      <w:pPr>
+        <w:numPr>
+          <w:ilvl w:val="1"/>
+          <w:numId w:val="18"/>
+        </w:numPr>
+      </w:pPr>
+      <w:r>
+        <w:t xml:space="preserve">Enhance course matching to accept </w:t>
+      </w:r>
+      <w:proofErr w:type="spellStart"/>
+      <w:r>
+        <w:t>component_name</w:t>
+      </w:r>
+      <w:proofErr w:type="spellEnd"/>
+      <w:r>
+        <w:t xml:space="preserve"> and cleanly distinguish (T) vs (P) across all semesters.</w:t>
+      </w:r>
+    </w:p>
+    <w:p>
+      <w:pPr>
+        <w:numPr>
+          <w:ilvl w:val="1"/>
+          <w:numId w:val="18"/>
+        </w:numPr>
+      </w:pPr>
+      <w:r>
+        <w:t xml:space="preserve">Update backend/routes/upload.py, backend/routes/examination_db_route.py, and backend/scripts/migrate_excel_to_pg.py to use </w:t>
+      </w:r>
+      <w:proofErr w:type="spellStart"/>
+      <w:r>
+        <w:t>resolve_</w:t>
+      </w:r>
+      <w:proofErr w:type="gramStart"/>
+      <w:r>
+        <w:t>course</w:t>
+      </w:r>
+      <w:proofErr w:type="spellEnd"/>
+      <w:r>
+        <w:t>(</w:t>
+      </w:r>
+      <w:proofErr w:type="spellStart"/>
+      <w:proofErr w:type="gramEnd"/>
+      <w:r>
+        <w:t>sem</w:t>
+      </w:r>
+      <w:proofErr w:type="spellEnd"/>
+      <w:r>
+        <w:t xml:space="preserve">, </w:t>
+      </w:r>
+      <w:proofErr w:type="spellStart"/>
+      <w:proofErr w:type="gramStart"/>
+      <w:r>
+        <w:t>comp.course</w:t>
+      </w:r>
+      <w:proofErr w:type="gramEnd"/>
+      <w:r>
+        <w:t>_code</w:t>
+      </w:r>
+      <w:proofErr w:type="spellEnd"/>
+      <w:r>
+        <w:t xml:space="preserve">, </w:t>
+      </w:r>
+      <w:proofErr w:type="spellStart"/>
+      <w:proofErr w:type="gramStart"/>
+      <w:r>
+        <w:t>comp.component</w:t>
+      </w:r>
+      <w:proofErr w:type="gramEnd"/>
+      <w:r>
+        <w:t>_name</w:t>
+      </w:r>
+      <w:proofErr w:type="spellEnd"/>
+      <w:r>
+        <w:t xml:space="preserve">, </w:t>
+      </w:r>
+      <w:proofErr w:type="spellStart"/>
+      <w:proofErr w:type="gramStart"/>
+      <w:r>
+        <w:t>comp.course</w:t>
+      </w:r>
+      <w:proofErr w:type="gramEnd"/>
+      <w:r>
+        <w:t>_title</w:t>
+      </w:r>
+      <w:proofErr w:type="spellEnd"/>
+      <w:r>
+        <w:t>).</w:t>
+      </w:r>
+    </w:p>
+    <w:p>
+      <w:pPr>
+        <w:numPr>
+          <w:ilvl w:val="0"/>
+          <w:numId w:val="18"/>
+        </w:numPr>
+      </w:pPr>
+      <w:r>
+        <w:rPr>
+          <w:b/>
+          <w:bCs/>
+        </w:rPr>
+        <w:t>Update backend/routes/scrutiny_route.py</w:t>
+      </w:r>
+      <w:r>
+        <w:t>:</w:t>
+      </w:r>
+    </w:p>
+    <w:p>
+      <w:pPr>
+        <w:numPr>
+          <w:ilvl w:val="1"/>
+          <w:numId w:val="18"/>
+        </w:numPr>
+      </w:pPr>
+      <w:r>
+        <w:t xml:space="preserve">Build </w:t>
+      </w:r>
+      <w:proofErr w:type="spellStart"/>
+      <w:r>
+        <w:t>inc_rules</w:t>
+      </w:r>
+      <w:proofErr w:type="spellEnd"/>
+      <w:r>
+        <w:t>["courses"] directly from database courses for the semester so Theory (T) and Practical (P) are separate distinct columns.</w:t>
+      </w:r>
+    </w:p>
+    <w:p>
+      <w:pPr>
+        <w:numPr>
+          <w:ilvl w:val="1"/>
+          <w:numId w:val="18"/>
+        </w:numPr>
+      </w:pPr>
+      <w:r>
+        <w:t xml:space="preserve">Add code fallback aliases in </w:t>
+      </w:r>
+      <w:proofErr w:type="spellStart"/>
+      <w:r>
+        <w:t>datasheet_</w:t>
+      </w:r>
+      <w:proofErr w:type="gramStart"/>
+      <w:r>
+        <w:t>rows.courses</w:t>
+      </w:r>
+      <w:proofErr w:type="spellEnd"/>
+      <w:proofErr w:type="gramEnd"/>
+      <w:r>
+        <w:t xml:space="preserve"> so any lookup by either N-NF (I &amp; II) 125 or N-NF (I &amp; II) 125 (T) resolves seamlessly.</w:t>
+      </w:r>
+    </w:p>
+    <w:p>
+      <w:pPr>
+        <w:numPr>
+          <w:ilvl w:val="0"/>
+          <w:numId w:val="18"/>
+        </w:numPr>
+      </w:pPr>
+      <w:r>
+        <w:rPr>
+          <w:b/>
+          <w:bCs/>
+        </w:rPr>
+        <w:t>Execute Data Repair Migration</w:t>
+      </w:r>
+      <w:r>
+        <w:t>:</w:t>
+      </w:r>
+    </w:p>
+    <w:p>
+      <w:pPr>
+        <w:numPr>
+          <w:ilvl w:val="1"/>
+          <w:numId w:val="18"/>
+        </w:numPr>
+      </w:pPr>
+      <w:r>
+        <w:t>Run repair script to insert the missing N-NF (I &amp; II) 125 (T) marks for the 64 Semester 2 candidate registrations in PostgreSQL using verified exact totals, standard IA/EA ratio, and INC grade points.</w:t>
+      </w:r>
+    </w:p>
+    <w:p>
+      <w:pPr>
+        <w:numPr>
+          <w:ilvl w:val="0"/>
+          <w:numId w:val="18"/>
+        </w:numPr>
+      </w:pPr>
+      <w:r>
+        <w:rPr>
+          <w:b/>
+          <w:bCs/>
+        </w:rPr>
+        <w:t>Verify in Scrutiny Studio &amp; Frontend</w:t>
+      </w:r>
+      <w:r>
+        <w:t>:</w:t>
+      </w:r>
+    </w:p>
+    <w:p>
+      <w:pPr>
+        <w:numPr>
+          <w:ilvl w:val="1"/>
+          <w:numId w:val="18"/>
+        </w:numPr>
+      </w:pPr>
+      <w:r>
+        <w:t>Query GET /</w:t>
+      </w:r>
+      <w:proofErr w:type="spellStart"/>
+      <w:r>
+        <w:t>api</w:t>
+      </w:r>
+      <w:proofErr w:type="spellEnd"/>
+      <w:r>
+        <w:t>/v1/scrutiny/</w:t>
+      </w:r>
+      <w:proofErr w:type="spellStart"/>
+      <w:r>
+        <w:t>session-context?semester</w:t>
+      </w:r>
+      <w:proofErr w:type="spellEnd"/>
+      <w:r>
+        <w:t>=2.</w:t>
+      </w:r>
+    </w:p>
+    <w:p>
+      <w:pPr>
+        <w:numPr>
+          <w:ilvl w:val="1"/>
+          <w:numId w:val="18"/>
+        </w:numPr>
+      </w:pPr>
+      <w:r>
+        <w:t>Ensure all 4 columns render marks without dashes in Scrutiny Studio.</w:t>
+      </w:r>
+    </w:p>
+    <w:p>
+      <w:pPr>
+        <w:numPr>
+          <w:ilvl w:val="1"/>
+          <w:numId w:val="18"/>
+        </w:numPr>
+      </w:pPr>
+      <w:r>
+        <w:t xml:space="preserve">Run test suite: </w:t>
+      </w:r>
+      <w:proofErr w:type="spellStart"/>
+      <w:r>
+        <w:t>pytest</w:t>
+      </w:r>
+      <w:proofErr w:type="spellEnd"/>
+      <w:r>
+        <w:t xml:space="preserve"> backend/tests/test_scrutiny_workflow.py and </w:t>
+      </w:r>
+      <w:proofErr w:type="spellStart"/>
+      <w:r>
+        <w:t>npx</w:t>
+      </w:r>
+      <w:proofErr w:type="spellEnd"/>
+      <w:r>
+        <w:t xml:space="preserve"> </w:t>
+      </w:r>
+      <w:proofErr w:type="spellStart"/>
+      <w:r>
+        <w:t>tsc</w:t>
+      </w:r>
+      <w:proofErr w:type="spellEnd"/>
+      <w:r>
+        <w:t xml:space="preserve"> --</w:t>
+      </w:r>
+      <w:proofErr w:type="spellStart"/>
+      <w:r>
+        <w:t>noEmit</w:t>
+      </w:r>
+      <w:proofErr w:type="spellEnd"/>
+      <w:r>
+        <w:t>.</w:t>
+      </w:r>
+    </w:p>
+    <w:p/>
+    <w:p/>
+    <w:p/>
+    <w:p/>
+    <w:p/>
+    <w:p/>
+    <w:p/>
+    <w:p/>
+    <w:p/>
+    <w:p/>
+    <w:p/>
+    <w:p>
+      <w:pPr>
+        <w:rPr>
+          <w:b/>
+          <w:bCs/>
+        </w:rPr>
+      </w:pPr>
+      <w:r>
+        <w:rPr>
+          <w:b/>
+          <w:bCs/>
+        </w:rPr>
+        <w:t>Summary of What is Memorized &amp; Ready:</w:t>
+      </w:r>
+    </w:p>
+    <w:p>
+      <w:pPr>
+        <w:numPr>
+          <w:ilvl w:val="0"/>
+          <w:numId w:val="19"/>
+        </w:numPr>
+      </w:pPr>
+      <w:r>
+        <w:rPr>
+          <w:b/>
+          <w:bCs/>
+        </w:rPr>
+        <w:t>Root Cause Confirmed</w:t>
+      </w:r>
+      <w:r>
+        <w:t xml:space="preserve">: </w:t>
+      </w:r>
+    </w:p>
+    <w:p>
+      <w:pPr>
+        <w:numPr>
+          <w:ilvl w:val="1"/>
+          <w:numId w:val="19"/>
+        </w:numPr>
+      </w:pPr>
+      <w:r>
+        <w:t xml:space="preserve">In Semester 2, N-NF (I &amp; II) 125 has two components: </w:t>
+      </w:r>
+      <w:r>
+        <w:rPr>
+          <w:b/>
+          <w:bCs/>
+        </w:rPr>
+        <w:t>Theory</w:t>
+      </w:r>
+      <w:r>
+        <w:t xml:space="preserve"> (12 credits) and </w:t>
+      </w:r>
+      <w:r>
+        <w:rPr>
+          <w:b/>
+          <w:bCs/>
+        </w:rPr>
+        <w:t>Practical</w:t>
+      </w:r>
+      <w:r>
+        <w:t xml:space="preserve"> (11 credits).</w:t>
+      </w:r>
+    </w:p>
+    <w:p>
+      <w:pPr>
+        <w:numPr>
+          <w:ilvl w:val="1"/>
+          <w:numId w:val="19"/>
+        </w:numPr>
+      </w:pPr>
+      <w:r>
+        <w:t>In PostgreSQL, these are two separate courses: Course ID 5 (T) and Course ID 6 (P).</w:t>
+      </w:r>
+    </w:p>
+    <w:p>
+      <w:pPr>
+        <w:numPr>
+          <w:ilvl w:val="1"/>
+          <w:numId w:val="19"/>
+        </w:numPr>
+      </w:pPr>
+      <w:r>
+        <w:t>The ingestion logic in upload.py matched both components to Course ID 6 because</w:t>
+      </w:r>
+    </w:p>
     <w:p/>
     <w:sectPr>
       <w:pgSz w:w="11906" w:h="16838"/>
@@ -1896,6 +6646,240 @@
 <file path=word/numbering.xml><?xml version="1.0" encoding="utf-8"?>
 <w:numbering xmlns:wpc="http://schemas.microsoft.com/office/word/2010/wordprocessingCanvas" xmlns:cx="http://schemas.microsoft.com/office/drawing/2014/chartex" xmlns:cx1="http://schemas.microsoft.com/office/drawing/2015/9/8/chartex" xmlns:cx2="http://schemas.microsoft.com/office/drawing/2015/10/21/chartex" xmlns:cx3="http://schemas.microsoft.com/office/drawing/2016/5/9/chartex" xmlns:cx4="http://schemas.microsoft.com/office/drawing/2016/5/10/chartex" xmlns:cx5="http://schemas.microsoft.com/office/drawing/2016/5/11/chartex" xmlns:cx6="http://schemas.microsoft.com/office/drawing/2016/5/12/chartex" xmlns:cx7="http://schemas.microsoft.com/office/drawing/2016/5/13/chartex" xmlns:cx8="http://schemas.microsoft.com/office/drawing/2016/5/14/chartex" xmlns:mc="http://schemas.openxmlformats.org/markup-compatibility/2006" xmlns:aink="http://schemas.microsoft.com/office/drawing/2016/ink" xmlns:am3d="http://schemas.microsoft.com/office/drawing/2017/model3d" xmlns:o="urn:schemas-microsoft-com:office:office" xmlns:oel="http://schemas.microsoft.com/office/2019/extlst" xmlns:r="http://schemas.openxmlformats.org/officeDocument/2006/relationships" xmlns:m="http://schemas.openxmlformats.org/officeDocument/2006/math" xmlns:v="urn:schemas-microsoft-com:vml" xmlns:wp14="http://schemas.microsoft.com/office/word/2010/wordprocessingDrawing" xmlns:wp="http://schemas.openxmlformats.org/drawingml/2006/wordprocessingDrawing" xmlns:w10="urn:schemas-microsoft-com:office:word" xmlns:w="http://schemas.openxmlformats.org/wordprocessingml/2006/main" xmlns:w14="http://schemas.microsoft.com/office/word/2010/wordml" xmlns:w15="http://schemas.microsoft.com/office/word/2012/wordml" xmlns:w16cex="http://schemas.microsoft.com/office/word/2018/wordml/cex" xmlns:w16cid="http://schemas.microsoft.com/office/word/2016/wordml/cid" xmlns:w16="http://schemas.microsoft.com/office/word/2018/wordml" xmlns:w16du="http://schemas.microsoft.com/office/word/2023/wordml/word16du" xmlns:w16sdtdh="http://schemas.microsoft.com/office/word/2020/wordml/sdtdatahash" xmlns:w16sdtfl="http://schemas.microsoft.com/office/word/2024/wordml/sdtformatlock" xmlns:w16se="http://schemas.microsoft.com/office/word/2015/wordml/symex" xmlns:wpg="http://schemas.microsoft.com/office/word/2010/wordprocessingGroup" xmlns:wpi="http://schemas.microsoft.com/office/word/2010/wordprocessingInk" xmlns:wne="http://schemas.microsoft.com/office/word/2006/wordml" xmlns:wps="http://schemas.microsoft.com/office/word/2010/wordprocessingShape" mc:Ignorable="w14 w15 w16se w16cid w16 w16cex w16sdtdh w16sdtfl w16du wp14">
   <w:abstractNum w:abstractNumId="0" w15:restartNumberingAfterBreak="0">
+    <w:nsid w:val="08931D1B"/>
+    <w:multiLevelType w:val="multilevel"/>
+    <w:tmpl w:val="AE94F6C6"/>
+    <w:lvl w:ilvl="0">
+      <w:start w:val="1"/>
+      <w:numFmt w:val="decimal"/>
+      <w:lvlText w:val="%1."/>
+      <w:lvlJc w:val="left"/>
+      <w:pPr>
+        <w:tabs>
+          <w:tab w:val="num" w:pos="720"/>
+        </w:tabs>
+        <w:ind w:left="720" w:hanging="360"/>
+      </w:pPr>
+    </w:lvl>
+    <w:lvl w:ilvl="1">
+      <w:start w:val="1"/>
+      <w:numFmt w:val="bullet"/>
+      <w:lvlText w:val="o"/>
+      <w:lvlJc w:val="left"/>
+      <w:pPr>
+        <w:tabs>
+          <w:tab w:val="num" w:pos="1440"/>
+        </w:tabs>
+        <w:ind w:left="1440" w:hanging="360"/>
+      </w:pPr>
+      <w:rPr>
+        <w:rFonts w:ascii="Courier New" w:hAnsi="Courier New" w:hint="default"/>
+        <w:sz w:val="20"/>
+      </w:rPr>
+    </w:lvl>
+    <w:lvl w:ilvl="2" w:tentative="1">
+      <w:start w:val="1"/>
+      <w:numFmt w:val="decimal"/>
+      <w:lvlText w:val="%3."/>
+      <w:lvlJc w:val="left"/>
+      <w:pPr>
+        <w:tabs>
+          <w:tab w:val="num" w:pos="2160"/>
+        </w:tabs>
+        <w:ind w:left="2160" w:hanging="360"/>
+      </w:pPr>
+    </w:lvl>
+    <w:lvl w:ilvl="3" w:tentative="1">
+      <w:start w:val="1"/>
+      <w:numFmt w:val="decimal"/>
+      <w:lvlText w:val="%4."/>
+      <w:lvlJc w:val="left"/>
+      <w:pPr>
+        <w:tabs>
+          <w:tab w:val="num" w:pos="2880"/>
+        </w:tabs>
+        <w:ind w:left="2880" w:hanging="360"/>
+      </w:pPr>
+    </w:lvl>
+    <w:lvl w:ilvl="4" w:tentative="1">
+      <w:start w:val="1"/>
+      <w:numFmt w:val="decimal"/>
+      <w:lvlText w:val="%5."/>
+      <w:lvlJc w:val="left"/>
+      <w:pPr>
+        <w:tabs>
+          <w:tab w:val="num" w:pos="3600"/>
+        </w:tabs>
+        <w:ind w:left="3600" w:hanging="360"/>
+      </w:pPr>
+    </w:lvl>
+    <w:lvl w:ilvl="5" w:tentative="1">
+      <w:start w:val="1"/>
+      <w:numFmt w:val="decimal"/>
+      <w:lvlText w:val="%6."/>
+      <w:lvlJc w:val="left"/>
+      <w:pPr>
+        <w:tabs>
+          <w:tab w:val="num" w:pos="4320"/>
+        </w:tabs>
+        <w:ind w:left="4320" w:hanging="360"/>
+      </w:pPr>
+    </w:lvl>
+    <w:lvl w:ilvl="6" w:tentative="1">
+      <w:start w:val="1"/>
+      <w:numFmt w:val="decimal"/>
+      <w:lvlText w:val="%7."/>
+      <w:lvlJc w:val="left"/>
+      <w:pPr>
+        <w:tabs>
+          <w:tab w:val="num" w:pos="5040"/>
+        </w:tabs>
+        <w:ind w:left="5040" w:hanging="360"/>
+      </w:pPr>
+    </w:lvl>
+    <w:lvl w:ilvl="7" w:tentative="1">
+      <w:start w:val="1"/>
+      <w:numFmt w:val="decimal"/>
+      <w:lvlText w:val="%8."/>
+      <w:lvlJc w:val="left"/>
+      <w:pPr>
+        <w:tabs>
+          <w:tab w:val="num" w:pos="5760"/>
+        </w:tabs>
+        <w:ind w:left="5760" w:hanging="360"/>
+      </w:pPr>
+    </w:lvl>
+    <w:lvl w:ilvl="8" w:tentative="1">
+      <w:start w:val="1"/>
+      <w:numFmt w:val="decimal"/>
+      <w:lvlText w:val="%9."/>
+      <w:lvlJc w:val="left"/>
+      <w:pPr>
+        <w:tabs>
+          <w:tab w:val="num" w:pos="6480"/>
+        </w:tabs>
+        <w:ind w:left="6480" w:hanging="360"/>
+      </w:pPr>
+    </w:lvl>
+  </w:abstractNum>
+  <w:abstractNum w:abstractNumId="1" w15:restartNumberingAfterBreak="0">
+    <w:nsid w:val="15063F61"/>
+    <w:multiLevelType w:val="multilevel"/>
+    <w:tmpl w:val="6164A8CC"/>
+    <w:lvl w:ilvl="0">
+      <w:start w:val="1"/>
+      <w:numFmt w:val="decimal"/>
+      <w:lvlText w:val="%1."/>
+      <w:lvlJc w:val="left"/>
+      <w:pPr>
+        <w:tabs>
+          <w:tab w:val="num" w:pos="720"/>
+        </w:tabs>
+        <w:ind w:left="720" w:hanging="360"/>
+      </w:pPr>
+    </w:lvl>
+    <w:lvl w:ilvl="1">
+      <w:start w:val="1"/>
+      <w:numFmt w:val="bullet"/>
+      <w:lvlText w:val="o"/>
+      <w:lvlJc w:val="left"/>
+      <w:pPr>
+        <w:tabs>
+          <w:tab w:val="num" w:pos="1440"/>
+        </w:tabs>
+        <w:ind w:left="1440" w:hanging="360"/>
+      </w:pPr>
+      <w:rPr>
+        <w:rFonts w:ascii="Courier New" w:hAnsi="Courier New" w:hint="default"/>
+        <w:sz w:val="20"/>
+      </w:rPr>
+    </w:lvl>
+    <w:lvl w:ilvl="2" w:tentative="1">
+      <w:start w:val="1"/>
+      <w:numFmt w:val="decimal"/>
+      <w:lvlText w:val="%3."/>
+      <w:lvlJc w:val="left"/>
+      <w:pPr>
+        <w:tabs>
+          <w:tab w:val="num" w:pos="2160"/>
+        </w:tabs>
+        <w:ind w:left="2160" w:hanging="360"/>
+      </w:pPr>
+    </w:lvl>
+    <w:lvl w:ilvl="3" w:tentative="1">
+      <w:start w:val="1"/>
+      <w:numFmt w:val="decimal"/>
+      <w:lvlText w:val="%4."/>
+      <w:lvlJc w:val="left"/>
+      <w:pPr>
+        <w:tabs>
+          <w:tab w:val="num" w:pos="2880"/>
+        </w:tabs>
+        <w:ind w:left="2880" w:hanging="360"/>
+      </w:pPr>
+    </w:lvl>
+    <w:lvl w:ilvl="4" w:tentative="1">
+      <w:start w:val="1"/>
+      <w:numFmt w:val="decimal"/>
+      <w:lvlText w:val="%5."/>
+      <w:lvlJc w:val="left"/>
+      <w:pPr>
+        <w:tabs>
+          <w:tab w:val="num" w:pos="3600"/>
+        </w:tabs>
+        <w:ind w:left="3600" w:hanging="360"/>
+      </w:pPr>
+    </w:lvl>
+    <w:lvl w:ilvl="5" w:tentative="1">
+      <w:start w:val="1"/>
+      <w:numFmt w:val="decimal"/>
+      <w:lvlText w:val="%6."/>
+      <w:lvlJc w:val="left"/>
+      <w:pPr>
+        <w:tabs>
+          <w:tab w:val="num" w:pos="4320"/>
+        </w:tabs>
+        <w:ind w:left="4320" w:hanging="360"/>
+      </w:pPr>
+    </w:lvl>
+    <w:lvl w:ilvl="6" w:tentative="1">
+      <w:start w:val="1"/>
+      <w:numFmt w:val="decimal"/>
+      <w:lvlText w:val="%7."/>
+      <w:lvlJc w:val="left"/>
+      <w:pPr>
+        <w:tabs>
+          <w:tab w:val="num" w:pos="5040"/>
+        </w:tabs>
+        <w:ind w:left="5040" w:hanging="360"/>
+      </w:pPr>
+    </w:lvl>
+    <w:lvl w:ilvl="7" w:tentative="1">
+      <w:start w:val="1"/>
+      <w:numFmt w:val="decimal"/>
+      <w:lvlText w:val="%8."/>
+      <w:lvlJc w:val="left"/>
+      <w:pPr>
+        <w:tabs>
+          <w:tab w:val="num" w:pos="5760"/>
+        </w:tabs>
+        <w:ind w:left="5760" w:hanging="360"/>
+      </w:pPr>
+    </w:lvl>
+    <w:lvl w:ilvl="8" w:tentative="1">
+      <w:start w:val="1"/>
+      <w:numFmt w:val="decimal"/>
+      <w:lvlText w:val="%9."/>
+      <w:lvlJc w:val="left"/>
+      <w:pPr>
+        <w:tabs>
+          <w:tab w:val="num" w:pos="6480"/>
+        </w:tabs>
+        <w:ind w:left="6480" w:hanging="360"/>
+      </w:pPr>
+    </w:lvl>
+  </w:abstractNum>
+  <w:abstractNum w:abstractNumId="2" w15:restartNumberingAfterBreak="0">
     <w:nsid w:val="1A154AD8"/>
     <w:multiLevelType w:val="multilevel"/>
     <w:tmpl w:val="FE5A561E"/>
@@ -2044,7 +7028,833 @@
       </w:rPr>
     </w:lvl>
   </w:abstractNum>
-  <w:abstractNum w:abstractNumId="1" w15:restartNumberingAfterBreak="0">
+  <w:abstractNum w:abstractNumId="3" w15:restartNumberingAfterBreak="0">
+    <w:nsid w:val="1B2637A5"/>
+    <w:multiLevelType w:val="multilevel"/>
+    <w:tmpl w:val="0A4424E8"/>
+    <w:lvl w:ilvl="0">
+      <w:start w:val="1"/>
+      <w:numFmt w:val="bullet"/>
+      <w:lvlText w:val=""/>
+      <w:lvlJc w:val="left"/>
+      <w:pPr>
+        <w:tabs>
+          <w:tab w:val="num" w:pos="720"/>
+        </w:tabs>
+        <w:ind w:left="720" w:hanging="360"/>
+      </w:pPr>
+      <w:rPr>
+        <w:rFonts w:ascii="Symbol" w:hAnsi="Symbol" w:hint="default"/>
+        <w:sz w:val="20"/>
+      </w:rPr>
+    </w:lvl>
+    <w:lvl w:ilvl="1">
+      <w:start w:val="1"/>
+      <w:numFmt w:val="decimal"/>
+      <w:lvlText w:val="%2."/>
+      <w:lvlJc w:val="left"/>
+      <w:pPr>
+        <w:tabs>
+          <w:tab w:val="num" w:pos="1440"/>
+        </w:tabs>
+        <w:ind w:left="1440" w:hanging="360"/>
+      </w:pPr>
+    </w:lvl>
+    <w:lvl w:ilvl="2" w:tentative="1">
+      <w:start w:val="1"/>
+      <w:numFmt w:val="bullet"/>
+      <w:lvlText w:val=""/>
+      <w:lvlJc w:val="left"/>
+      <w:pPr>
+        <w:tabs>
+          <w:tab w:val="num" w:pos="2160"/>
+        </w:tabs>
+        <w:ind w:left="2160" w:hanging="360"/>
+      </w:pPr>
+      <w:rPr>
+        <w:rFonts w:ascii="Wingdings" w:hAnsi="Wingdings" w:hint="default"/>
+        <w:sz w:val="20"/>
+      </w:rPr>
+    </w:lvl>
+    <w:lvl w:ilvl="3" w:tentative="1">
+      <w:start w:val="1"/>
+      <w:numFmt w:val="bullet"/>
+      <w:lvlText w:val=""/>
+      <w:lvlJc w:val="left"/>
+      <w:pPr>
+        <w:tabs>
+          <w:tab w:val="num" w:pos="2880"/>
+        </w:tabs>
+        <w:ind w:left="2880" w:hanging="360"/>
+      </w:pPr>
+      <w:rPr>
+        <w:rFonts w:ascii="Wingdings" w:hAnsi="Wingdings" w:hint="default"/>
+        <w:sz w:val="20"/>
+      </w:rPr>
+    </w:lvl>
+    <w:lvl w:ilvl="4" w:tentative="1">
+      <w:start w:val="1"/>
+      <w:numFmt w:val="bullet"/>
+      <w:lvlText w:val=""/>
+      <w:lvlJc w:val="left"/>
+      <w:pPr>
+        <w:tabs>
+          <w:tab w:val="num" w:pos="3600"/>
+        </w:tabs>
+        <w:ind w:left="3600" w:hanging="360"/>
+      </w:pPr>
+      <w:rPr>
+        <w:rFonts w:ascii="Wingdings" w:hAnsi="Wingdings" w:hint="default"/>
+        <w:sz w:val="20"/>
+      </w:rPr>
+    </w:lvl>
+    <w:lvl w:ilvl="5" w:tentative="1">
+      <w:start w:val="1"/>
+      <w:numFmt w:val="bullet"/>
+      <w:lvlText w:val=""/>
+      <w:lvlJc w:val="left"/>
+      <w:pPr>
+        <w:tabs>
+          <w:tab w:val="num" w:pos="4320"/>
+        </w:tabs>
+        <w:ind w:left="4320" w:hanging="360"/>
+      </w:pPr>
+      <w:rPr>
+        <w:rFonts w:ascii="Wingdings" w:hAnsi="Wingdings" w:hint="default"/>
+        <w:sz w:val="20"/>
+      </w:rPr>
+    </w:lvl>
+    <w:lvl w:ilvl="6" w:tentative="1">
+      <w:start w:val="1"/>
+      <w:numFmt w:val="bullet"/>
+      <w:lvlText w:val=""/>
+      <w:lvlJc w:val="left"/>
+      <w:pPr>
+        <w:tabs>
+          <w:tab w:val="num" w:pos="5040"/>
+        </w:tabs>
+        <w:ind w:left="5040" w:hanging="360"/>
+      </w:pPr>
+      <w:rPr>
+        <w:rFonts w:ascii="Wingdings" w:hAnsi="Wingdings" w:hint="default"/>
+        <w:sz w:val="20"/>
+      </w:rPr>
+    </w:lvl>
+    <w:lvl w:ilvl="7" w:tentative="1">
+      <w:start w:val="1"/>
+      <w:numFmt w:val="bullet"/>
+      <w:lvlText w:val=""/>
+      <w:lvlJc w:val="left"/>
+      <w:pPr>
+        <w:tabs>
+          <w:tab w:val="num" w:pos="5760"/>
+        </w:tabs>
+        <w:ind w:left="5760" w:hanging="360"/>
+      </w:pPr>
+      <w:rPr>
+        <w:rFonts w:ascii="Wingdings" w:hAnsi="Wingdings" w:hint="default"/>
+        <w:sz w:val="20"/>
+      </w:rPr>
+    </w:lvl>
+    <w:lvl w:ilvl="8" w:tentative="1">
+      <w:start w:val="1"/>
+      <w:numFmt w:val="bullet"/>
+      <w:lvlText w:val=""/>
+      <w:lvlJc w:val="left"/>
+      <w:pPr>
+        <w:tabs>
+          <w:tab w:val="num" w:pos="6480"/>
+        </w:tabs>
+        <w:ind w:left="6480" w:hanging="360"/>
+      </w:pPr>
+      <w:rPr>
+        <w:rFonts w:ascii="Wingdings" w:hAnsi="Wingdings" w:hint="default"/>
+        <w:sz w:val="20"/>
+      </w:rPr>
+    </w:lvl>
+  </w:abstractNum>
+  <w:abstractNum w:abstractNumId="4" w15:restartNumberingAfterBreak="0">
+    <w:nsid w:val="1F8F6B56"/>
+    <w:multiLevelType w:val="multilevel"/>
+    <w:tmpl w:val="403CC434"/>
+    <w:lvl w:ilvl="0">
+      <w:start w:val="1"/>
+      <w:numFmt w:val="bullet"/>
+      <w:lvlText w:val=""/>
+      <w:lvlJc w:val="left"/>
+      <w:pPr>
+        <w:tabs>
+          <w:tab w:val="num" w:pos="720"/>
+        </w:tabs>
+        <w:ind w:left="720" w:hanging="360"/>
+      </w:pPr>
+      <w:rPr>
+        <w:rFonts w:ascii="Symbol" w:hAnsi="Symbol" w:hint="default"/>
+        <w:sz w:val="20"/>
+      </w:rPr>
+    </w:lvl>
+    <w:lvl w:ilvl="1">
+      <w:start w:val="1"/>
+      <w:numFmt w:val="bullet"/>
+      <w:lvlText w:val="o"/>
+      <w:lvlJc w:val="left"/>
+      <w:pPr>
+        <w:tabs>
+          <w:tab w:val="num" w:pos="1440"/>
+        </w:tabs>
+        <w:ind w:left="1440" w:hanging="360"/>
+      </w:pPr>
+      <w:rPr>
+        <w:rFonts w:ascii="Courier New" w:hAnsi="Courier New" w:hint="default"/>
+        <w:sz w:val="20"/>
+      </w:rPr>
+    </w:lvl>
+    <w:lvl w:ilvl="2" w:tentative="1">
+      <w:start w:val="1"/>
+      <w:numFmt w:val="bullet"/>
+      <w:lvlText w:val=""/>
+      <w:lvlJc w:val="left"/>
+      <w:pPr>
+        <w:tabs>
+          <w:tab w:val="num" w:pos="2160"/>
+        </w:tabs>
+        <w:ind w:left="2160" w:hanging="360"/>
+      </w:pPr>
+      <w:rPr>
+        <w:rFonts w:ascii="Wingdings" w:hAnsi="Wingdings" w:hint="default"/>
+        <w:sz w:val="20"/>
+      </w:rPr>
+    </w:lvl>
+    <w:lvl w:ilvl="3" w:tentative="1">
+      <w:start w:val="1"/>
+      <w:numFmt w:val="bullet"/>
+      <w:lvlText w:val=""/>
+      <w:lvlJc w:val="left"/>
+      <w:pPr>
+        <w:tabs>
+          <w:tab w:val="num" w:pos="2880"/>
+        </w:tabs>
+        <w:ind w:left="2880" w:hanging="360"/>
+      </w:pPr>
+      <w:rPr>
+        <w:rFonts w:ascii="Wingdings" w:hAnsi="Wingdings" w:hint="default"/>
+        <w:sz w:val="20"/>
+      </w:rPr>
+    </w:lvl>
+    <w:lvl w:ilvl="4" w:tentative="1">
+      <w:start w:val="1"/>
+      <w:numFmt w:val="bullet"/>
+      <w:lvlText w:val=""/>
+      <w:lvlJc w:val="left"/>
+      <w:pPr>
+        <w:tabs>
+          <w:tab w:val="num" w:pos="3600"/>
+        </w:tabs>
+        <w:ind w:left="3600" w:hanging="360"/>
+      </w:pPr>
+      <w:rPr>
+        <w:rFonts w:ascii="Wingdings" w:hAnsi="Wingdings" w:hint="default"/>
+        <w:sz w:val="20"/>
+      </w:rPr>
+    </w:lvl>
+    <w:lvl w:ilvl="5" w:tentative="1">
+      <w:start w:val="1"/>
+      <w:numFmt w:val="bullet"/>
+      <w:lvlText w:val=""/>
+      <w:lvlJc w:val="left"/>
+      <w:pPr>
+        <w:tabs>
+          <w:tab w:val="num" w:pos="4320"/>
+        </w:tabs>
+        <w:ind w:left="4320" w:hanging="360"/>
+      </w:pPr>
+      <w:rPr>
+        <w:rFonts w:ascii="Wingdings" w:hAnsi="Wingdings" w:hint="default"/>
+        <w:sz w:val="20"/>
+      </w:rPr>
+    </w:lvl>
+    <w:lvl w:ilvl="6" w:tentative="1">
+      <w:start w:val="1"/>
+      <w:numFmt w:val="bullet"/>
+      <w:lvlText w:val=""/>
+      <w:lvlJc w:val="left"/>
+      <w:pPr>
+        <w:tabs>
+          <w:tab w:val="num" w:pos="5040"/>
+        </w:tabs>
+        <w:ind w:left="5040" w:hanging="360"/>
+      </w:pPr>
+      <w:rPr>
+        <w:rFonts w:ascii="Wingdings" w:hAnsi="Wingdings" w:hint="default"/>
+        <w:sz w:val="20"/>
+      </w:rPr>
+    </w:lvl>
+    <w:lvl w:ilvl="7" w:tentative="1">
+      <w:start w:val="1"/>
+      <w:numFmt w:val="bullet"/>
+      <w:lvlText w:val=""/>
+      <w:lvlJc w:val="left"/>
+      <w:pPr>
+        <w:tabs>
+          <w:tab w:val="num" w:pos="5760"/>
+        </w:tabs>
+        <w:ind w:left="5760" w:hanging="360"/>
+      </w:pPr>
+      <w:rPr>
+        <w:rFonts w:ascii="Wingdings" w:hAnsi="Wingdings" w:hint="default"/>
+        <w:sz w:val="20"/>
+      </w:rPr>
+    </w:lvl>
+    <w:lvl w:ilvl="8" w:tentative="1">
+      <w:start w:val="1"/>
+      <w:numFmt w:val="bullet"/>
+      <w:lvlText w:val=""/>
+      <w:lvlJc w:val="left"/>
+      <w:pPr>
+        <w:tabs>
+          <w:tab w:val="num" w:pos="6480"/>
+        </w:tabs>
+        <w:ind w:left="6480" w:hanging="360"/>
+      </w:pPr>
+      <w:rPr>
+        <w:rFonts w:ascii="Wingdings" w:hAnsi="Wingdings" w:hint="default"/>
+        <w:sz w:val="20"/>
+      </w:rPr>
+    </w:lvl>
+  </w:abstractNum>
+  <w:abstractNum w:abstractNumId="5" w15:restartNumberingAfterBreak="0">
+    <w:nsid w:val="38ED2BE4"/>
+    <w:multiLevelType w:val="multilevel"/>
+    <w:tmpl w:val="183C2244"/>
+    <w:lvl w:ilvl="0">
+      <w:start w:val="1"/>
+      <w:numFmt w:val="decimal"/>
+      <w:lvlText w:val="%1."/>
+      <w:lvlJc w:val="left"/>
+      <w:pPr>
+        <w:tabs>
+          <w:tab w:val="num" w:pos="720"/>
+        </w:tabs>
+        <w:ind w:left="720" w:hanging="360"/>
+      </w:pPr>
+    </w:lvl>
+    <w:lvl w:ilvl="1" w:tentative="1">
+      <w:start w:val="1"/>
+      <w:numFmt w:val="decimal"/>
+      <w:lvlText w:val="%2."/>
+      <w:lvlJc w:val="left"/>
+      <w:pPr>
+        <w:tabs>
+          <w:tab w:val="num" w:pos="1440"/>
+        </w:tabs>
+        <w:ind w:left="1440" w:hanging="360"/>
+      </w:pPr>
+    </w:lvl>
+    <w:lvl w:ilvl="2" w:tentative="1">
+      <w:start w:val="1"/>
+      <w:numFmt w:val="decimal"/>
+      <w:lvlText w:val="%3."/>
+      <w:lvlJc w:val="left"/>
+      <w:pPr>
+        <w:tabs>
+          <w:tab w:val="num" w:pos="2160"/>
+        </w:tabs>
+        <w:ind w:left="2160" w:hanging="360"/>
+      </w:pPr>
+    </w:lvl>
+    <w:lvl w:ilvl="3" w:tentative="1">
+      <w:start w:val="1"/>
+      <w:numFmt w:val="decimal"/>
+      <w:lvlText w:val="%4."/>
+      <w:lvlJc w:val="left"/>
+      <w:pPr>
+        <w:tabs>
+          <w:tab w:val="num" w:pos="2880"/>
+        </w:tabs>
+        <w:ind w:left="2880" w:hanging="360"/>
+      </w:pPr>
+    </w:lvl>
+    <w:lvl w:ilvl="4" w:tentative="1">
+      <w:start w:val="1"/>
+      <w:numFmt w:val="decimal"/>
+      <w:lvlText w:val="%5."/>
+      <w:lvlJc w:val="left"/>
+      <w:pPr>
+        <w:tabs>
+          <w:tab w:val="num" w:pos="3600"/>
+        </w:tabs>
+        <w:ind w:left="3600" w:hanging="360"/>
+      </w:pPr>
+    </w:lvl>
+    <w:lvl w:ilvl="5" w:tentative="1">
+      <w:start w:val="1"/>
+      <w:numFmt w:val="decimal"/>
+      <w:lvlText w:val="%6."/>
+      <w:lvlJc w:val="left"/>
+      <w:pPr>
+        <w:tabs>
+          <w:tab w:val="num" w:pos="4320"/>
+        </w:tabs>
+        <w:ind w:left="4320" w:hanging="360"/>
+      </w:pPr>
+    </w:lvl>
+    <w:lvl w:ilvl="6" w:tentative="1">
+      <w:start w:val="1"/>
+      <w:numFmt w:val="decimal"/>
+      <w:lvlText w:val="%7."/>
+      <w:lvlJc w:val="left"/>
+      <w:pPr>
+        <w:tabs>
+          <w:tab w:val="num" w:pos="5040"/>
+        </w:tabs>
+        <w:ind w:left="5040" w:hanging="360"/>
+      </w:pPr>
+    </w:lvl>
+    <w:lvl w:ilvl="7" w:tentative="1">
+      <w:start w:val="1"/>
+      <w:numFmt w:val="decimal"/>
+      <w:lvlText w:val="%8."/>
+      <w:lvlJc w:val="left"/>
+      <w:pPr>
+        <w:tabs>
+          <w:tab w:val="num" w:pos="5760"/>
+        </w:tabs>
+        <w:ind w:left="5760" w:hanging="360"/>
+      </w:pPr>
+    </w:lvl>
+    <w:lvl w:ilvl="8" w:tentative="1">
+      <w:start w:val="1"/>
+      <w:numFmt w:val="decimal"/>
+      <w:lvlText w:val="%9."/>
+      <w:lvlJc w:val="left"/>
+      <w:pPr>
+        <w:tabs>
+          <w:tab w:val="num" w:pos="6480"/>
+        </w:tabs>
+        <w:ind w:left="6480" w:hanging="360"/>
+      </w:pPr>
+    </w:lvl>
+  </w:abstractNum>
+  <w:abstractNum w:abstractNumId="6" w15:restartNumberingAfterBreak="0">
+    <w:nsid w:val="45DC5867"/>
+    <w:multiLevelType w:val="multilevel"/>
+    <w:tmpl w:val="76BCA966"/>
+    <w:lvl w:ilvl="0">
+      <w:start w:val="1"/>
+      <w:numFmt w:val="decimal"/>
+      <w:lvlText w:val="%1."/>
+      <w:lvlJc w:val="left"/>
+      <w:pPr>
+        <w:tabs>
+          <w:tab w:val="num" w:pos="720"/>
+        </w:tabs>
+        <w:ind w:left="720" w:hanging="360"/>
+      </w:pPr>
+    </w:lvl>
+    <w:lvl w:ilvl="1">
+      <w:start w:val="1"/>
+      <w:numFmt w:val="bullet"/>
+      <w:lvlText w:val="o"/>
+      <w:lvlJc w:val="left"/>
+      <w:pPr>
+        <w:tabs>
+          <w:tab w:val="num" w:pos="1440"/>
+        </w:tabs>
+        <w:ind w:left="1440" w:hanging="360"/>
+      </w:pPr>
+      <w:rPr>
+        <w:rFonts w:ascii="Courier New" w:hAnsi="Courier New" w:hint="default"/>
+        <w:sz w:val="20"/>
+      </w:rPr>
+    </w:lvl>
+    <w:lvl w:ilvl="2">
+      <w:start w:val="1"/>
+      <w:numFmt w:val="bullet"/>
+      <w:lvlText w:val=""/>
+      <w:lvlJc w:val="left"/>
+      <w:pPr>
+        <w:tabs>
+          <w:tab w:val="num" w:pos="2160"/>
+        </w:tabs>
+        <w:ind w:left="2160" w:hanging="360"/>
+      </w:pPr>
+      <w:rPr>
+        <w:rFonts w:ascii="Wingdings" w:hAnsi="Wingdings" w:hint="default"/>
+        <w:sz w:val="20"/>
+      </w:rPr>
+    </w:lvl>
+    <w:lvl w:ilvl="3" w:tentative="1">
+      <w:start w:val="1"/>
+      <w:numFmt w:val="decimal"/>
+      <w:lvlText w:val="%4."/>
+      <w:lvlJc w:val="left"/>
+      <w:pPr>
+        <w:tabs>
+          <w:tab w:val="num" w:pos="2880"/>
+        </w:tabs>
+        <w:ind w:left="2880" w:hanging="360"/>
+      </w:pPr>
+    </w:lvl>
+    <w:lvl w:ilvl="4" w:tentative="1">
+      <w:start w:val="1"/>
+      <w:numFmt w:val="decimal"/>
+      <w:lvlText w:val="%5."/>
+      <w:lvlJc w:val="left"/>
+      <w:pPr>
+        <w:tabs>
+          <w:tab w:val="num" w:pos="3600"/>
+        </w:tabs>
+        <w:ind w:left="3600" w:hanging="360"/>
+      </w:pPr>
+    </w:lvl>
+    <w:lvl w:ilvl="5" w:tentative="1">
+      <w:start w:val="1"/>
+      <w:numFmt w:val="decimal"/>
+      <w:lvlText w:val="%6."/>
+      <w:lvlJc w:val="left"/>
+      <w:pPr>
+        <w:tabs>
+          <w:tab w:val="num" w:pos="4320"/>
+        </w:tabs>
+        <w:ind w:left="4320" w:hanging="360"/>
+      </w:pPr>
+    </w:lvl>
+    <w:lvl w:ilvl="6" w:tentative="1">
+      <w:start w:val="1"/>
+      <w:numFmt w:val="decimal"/>
+      <w:lvlText w:val="%7."/>
+      <w:lvlJc w:val="left"/>
+      <w:pPr>
+        <w:tabs>
+          <w:tab w:val="num" w:pos="5040"/>
+        </w:tabs>
+        <w:ind w:left="5040" w:hanging="360"/>
+      </w:pPr>
+    </w:lvl>
+    <w:lvl w:ilvl="7" w:tentative="1">
+      <w:start w:val="1"/>
+      <w:numFmt w:val="decimal"/>
+      <w:lvlText w:val="%8."/>
+      <w:lvlJc w:val="left"/>
+      <w:pPr>
+        <w:tabs>
+          <w:tab w:val="num" w:pos="5760"/>
+        </w:tabs>
+        <w:ind w:left="5760" w:hanging="360"/>
+      </w:pPr>
+    </w:lvl>
+    <w:lvl w:ilvl="8" w:tentative="1">
+      <w:start w:val="1"/>
+      <w:numFmt w:val="decimal"/>
+      <w:lvlText w:val="%9."/>
+      <w:lvlJc w:val="left"/>
+      <w:pPr>
+        <w:tabs>
+          <w:tab w:val="num" w:pos="6480"/>
+        </w:tabs>
+        <w:ind w:left="6480" w:hanging="360"/>
+      </w:pPr>
+    </w:lvl>
+  </w:abstractNum>
+  <w:abstractNum w:abstractNumId="7" w15:restartNumberingAfterBreak="0">
+    <w:nsid w:val="47B11906"/>
+    <w:multiLevelType w:val="multilevel"/>
+    <w:tmpl w:val="420AE136"/>
+    <w:lvl w:ilvl="0">
+      <w:start w:val="1"/>
+      <w:numFmt w:val="bullet"/>
+      <w:lvlText w:val=""/>
+      <w:lvlJc w:val="left"/>
+      <w:pPr>
+        <w:tabs>
+          <w:tab w:val="num" w:pos="720"/>
+        </w:tabs>
+        <w:ind w:left="720" w:hanging="360"/>
+      </w:pPr>
+      <w:rPr>
+        <w:rFonts w:ascii="Symbol" w:hAnsi="Symbol" w:hint="default"/>
+        <w:sz w:val="20"/>
+      </w:rPr>
+    </w:lvl>
+    <w:lvl w:ilvl="1">
+      <w:start w:val="1"/>
+      <w:numFmt w:val="bullet"/>
+      <w:lvlText w:val="o"/>
+      <w:lvlJc w:val="left"/>
+      <w:pPr>
+        <w:tabs>
+          <w:tab w:val="num" w:pos="1440"/>
+        </w:tabs>
+        <w:ind w:left="1440" w:hanging="360"/>
+      </w:pPr>
+      <w:rPr>
+        <w:rFonts w:ascii="Courier New" w:hAnsi="Courier New" w:hint="default"/>
+        <w:sz w:val="20"/>
+      </w:rPr>
+    </w:lvl>
+    <w:lvl w:ilvl="2" w:tentative="1">
+      <w:start w:val="1"/>
+      <w:numFmt w:val="bullet"/>
+      <w:lvlText w:val=""/>
+      <w:lvlJc w:val="left"/>
+      <w:pPr>
+        <w:tabs>
+          <w:tab w:val="num" w:pos="2160"/>
+        </w:tabs>
+        <w:ind w:left="2160" w:hanging="360"/>
+      </w:pPr>
+      <w:rPr>
+        <w:rFonts w:ascii="Wingdings" w:hAnsi="Wingdings" w:hint="default"/>
+        <w:sz w:val="20"/>
+      </w:rPr>
+    </w:lvl>
+    <w:lvl w:ilvl="3" w:tentative="1">
+      <w:start w:val="1"/>
+      <w:numFmt w:val="bullet"/>
+      <w:lvlText w:val=""/>
+      <w:lvlJc w:val="left"/>
+      <w:pPr>
+        <w:tabs>
+          <w:tab w:val="num" w:pos="2880"/>
+        </w:tabs>
+        <w:ind w:left="2880" w:hanging="360"/>
+      </w:pPr>
+      <w:rPr>
+        <w:rFonts w:ascii="Wingdings" w:hAnsi="Wingdings" w:hint="default"/>
+        <w:sz w:val="20"/>
+      </w:rPr>
+    </w:lvl>
+    <w:lvl w:ilvl="4" w:tentative="1">
+      <w:start w:val="1"/>
+      <w:numFmt w:val="bullet"/>
+      <w:lvlText w:val=""/>
+      <w:lvlJc w:val="left"/>
+      <w:pPr>
+        <w:tabs>
+          <w:tab w:val="num" w:pos="3600"/>
+        </w:tabs>
+        <w:ind w:left="3600" w:hanging="360"/>
+      </w:pPr>
+      <w:rPr>
+        <w:rFonts w:ascii="Wingdings" w:hAnsi="Wingdings" w:hint="default"/>
+        <w:sz w:val="20"/>
+      </w:rPr>
+    </w:lvl>
+    <w:lvl w:ilvl="5" w:tentative="1">
+      <w:start w:val="1"/>
+      <w:numFmt w:val="bullet"/>
+      <w:lvlText w:val=""/>
+      <w:lvlJc w:val="left"/>
+      <w:pPr>
+        <w:tabs>
+          <w:tab w:val="num" w:pos="4320"/>
+        </w:tabs>
+        <w:ind w:left="4320" w:hanging="360"/>
+      </w:pPr>
+      <w:rPr>
+        <w:rFonts w:ascii="Wingdings" w:hAnsi="Wingdings" w:hint="default"/>
+        <w:sz w:val="20"/>
+      </w:rPr>
+    </w:lvl>
+    <w:lvl w:ilvl="6" w:tentative="1">
+      <w:start w:val="1"/>
+      <w:numFmt w:val="bullet"/>
+      <w:lvlText w:val=""/>
+      <w:lvlJc w:val="left"/>
+      <w:pPr>
+        <w:tabs>
+          <w:tab w:val="num" w:pos="5040"/>
+        </w:tabs>
+        <w:ind w:left="5040" w:hanging="360"/>
+      </w:pPr>
+      <w:rPr>
+        <w:rFonts w:ascii="Wingdings" w:hAnsi="Wingdings" w:hint="default"/>
+        <w:sz w:val="20"/>
+      </w:rPr>
+    </w:lvl>
+    <w:lvl w:ilvl="7" w:tentative="1">
+      <w:start w:val="1"/>
+      <w:numFmt w:val="bullet"/>
+      <w:lvlText w:val=""/>
+      <w:lvlJc w:val="left"/>
+      <w:pPr>
+        <w:tabs>
+          <w:tab w:val="num" w:pos="5760"/>
+        </w:tabs>
+        <w:ind w:left="5760" w:hanging="360"/>
+      </w:pPr>
+      <w:rPr>
+        <w:rFonts w:ascii="Wingdings" w:hAnsi="Wingdings" w:hint="default"/>
+        <w:sz w:val="20"/>
+      </w:rPr>
+    </w:lvl>
+    <w:lvl w:ilvl="8" w:tentative="1">
+      <w:start w:val="1"/>
+      <w:numFmt w:val="bullet"/>
+      <w:lvlText w:val=""/>
+      <w:lvlJc w:val="left"/>
+      <w:pPr>
+        <w:tabs>
+          <w:tab w:val="num" w:pos="6480"/>
+        </w:tabs>
+        <w:ind w:left="6480" w:hanging="360"/>
+      </w:pPr>
+      <w:rPr>
+        <w:rFonts w:ascii="Wingdings" w:hAnsi="Wingdings" w:hint="default"/>
+        <w:sz w:val="20"/>
+      </w:rPr>
+    </w:lvl>
+  </w:abstractNum>
+  <w:abstractNum w:abstractNumId="8" w15:restartNumberingAfterBreak="0">
+    <w:nsid w:val="529031E5"/>
+    <w:multiLevelType w:val="multilevel"/>
+    <w:tmpl w:val="C240B7AC"/>
+    <w:lvl w:ilvl="0">
+      <w:start w:val="1"/>
+      <w:numFmt w:val="bullet"/>
+      <w:lvlText w:val=""/>
+      <w:lvlJc w:val="left"/>
+      <w:pPr>
+        <w:tabs>
+          <w:tab w:val="num" w:pos="720"/>
+        </w:tabs>
+        <w:ind w:left="720" w:hanging="360"/>
+      </w:pPr>
+      <w:rPr>
+        <w:rFonts w:ascii="Symbol" w:hAnsi="Symbol" w:hint="default"/>
+        <w:sz w:val="20"/>
+      </w:rPr>
+    </w:lvl>
+    <w:lvl w:ilvl="1">
+      <w:start w:val="1"/>
+      <w:numFmt w:val="bullet"/>
+      <w:lvlText w:val="o"/>
+      <w:lvlJc w:val="left"/>
+      <w:pPr>
+        <w:tabs>
+          <w:tab w:val="num" w:pos="1440"/>
+        </w:tabs>
+        <w:ind w:left="1440" w:hanging="360"/>
+      </w:pPr>
+      <w:rPr>
+        <w:rFonts w:ascii="Courier New" w:hAnsi="Courier New" w:hint="default"/>
+        <w:sz w:val="20"/>
+      </w:rPr>
+    </w:lvl>
+    <w:lvl w:ilvl="2" w:tentative="1">
+      <w:start w:val="1"/>
+      <w:numFmt w:val="bullet"/>
+      <w:lvlText w:val=""/>
+      <w:lvlJc w:val="left"/>
+      <w:pPr>
+        <w:tabs>
+          <w:tab w:val="num" w:pos="2160"/>
+        </w:tabs>
+        <w:ind w:left="2160" w:hanging="360"/>
+      </w:pPr>
+      <w:rPr>
+        <w:rFonts w:ascii="Wingdings" w:hAnsi="Wingdings" w:hint="default"/>
+        <w:sz w:val="20"/>
+      </w:rPr>
+    </w:lvl>
+    <w:lvl w:ilvl="3" w:tentative="1">
+      <w:start w:val="1"/>
+      <w:numFmt w:val="bullet"/>
+      <w:lvlText w:val=""/>
+      <w:lvlJc w:val="left"/>
+      <w:pPr>
+        <w:tabs>
+          <w:tab w:val="num" w:pos="2880"/>
+        </w:tabs>
+        <w:ind w:left="2880" w:hanging="360"/>
+      </w:pPr>
+      <w:rPr>
+        <w:rFonts w:ascii="Wingdings" w:hAnsi="Wingdings" w:hint="default"/>
+        <w:sz w:val="20"/>
+      </w:rPr>
+    </w:lvl>
+    <w:lvl w:ilvl="4" w:tentative="1">
+      <w:start w:val="1"/>
+      <w:numFmt w:val="bullet"/>
+      <w:lvlText w:val=""/>
+      <w:lvlJc w:val="left"/>
+      <w:pPr>
+        <w:tabs>
+          <w:tab w:val="num" w:pos="3600"/>
+        </w:tabs>
+        <w:ind w:left="3600" w:hanging="360"/>
+      </w:pPr>
+      <w:rPr>
+        <w:rFonts w:ascii="Wingdings" w:hAnsi="Wingdings" w:hint="default"/>
+        <w:sz w:val="20"/>
+      </w:rPr>
+    </w:lvl>
+    <w:lvl w:ilvl="5" w:tentative="1">
+      <w:start w:val="1"/>
+      <w:numFmt w:val="bullet"/>
+      <w:lvlText w:val=""/>
+      <w:lvlJc w:val="left"/>
+      <w:pPr>
+        <w:tabs>
+          <w:tab w:val="num" w:pos="4320"/>
+        </w:tabs>
+        <w:ind w:left="4320" w:hanging="360"/>
+      </w:pPr>
+      <w:rPr>
+        <w:rFonts w:ascii="Wingdings" w:hAnsi="Wingdings" w:hint="default"/>
+        <w:sz w:val="20"/>
+      </w:rPr>
+    </w:lvl>
+    <w:lvl w:ilvl="6" w:tentative="1">
+      <w:start w:val="1"/>
+      <w:numFmt w:val="bullet"/>
+      <w:lvlText w:val=""/>
+      <w:lvlJc w:val="left"/>
+      <w:pPr>
+        <w:tabs>
+          <w:tab w:val="num" w:pos="5040"/>
+        </w:tabs>
+        <w:ind w:left="5040" w:hanging="360"/>
+      </w:pPr>
+      <w:rPr>
+        <w:rFonts w:ascii="Wingdings" w:hAnsi="Wingdings" w:hint="default"/>
+        <w:sz w:val="20"/>
+      </w:rPr>
+    </w:lvl>
+    <w:lvl w:ilvl="7" w:tentative="1">
+      <w:start w:val="1"/>
+      <w:numFmt w:val="bullet"/>
+      <w:lvlText w:val=""/>
+      <w:lvlJc w:val="left"/>
+      <w:pPr>
+        <w:tabs>
+          <w:tab w:val="num" w:pos="5760"/>
+        </w:tabs>
+        <w:ind w:left="5760" w:hanging="360"/>
+      </w:pPr>
+      <w:rPr>
+        <w:rFonts w:ascii="Wingdings" w:hAnsi="Wingdings" w:hint="default"/>
+        <w:sz w:val="20"/>
+      </w:rPr>
+    </w:lvl>
+    <w:lvl w:ilvl="8" w:tentative="1">
+      <w:start w:val="1"/>
+      <w:numFmt w:val="bullet"/>
+      <w:lvlText w:val=""/>
+      <w:lvlJc w:val="left"/>
+      <w:pPr>
+        <w:tabs>
+          <w:tab w:val="num" w:pos="6480"/>
+        </w:tabs>
+        <w:ind w:left="6480" w:hanging="360"/>
+      </w:pPr>
+      <w:rPr>
+        <w:rFonts w:ascii="Wingdings" w:hAnsi="Wingdings" w:hint="default"/>
+        <w:sz w:val="20"/>
+      </w:rPr>
+    </w:lvl>
+  </w:abstractNum>
+  <w:abstractNum w:abstractNumId="9" w15:restartNumberingAfterBreak="0">
     <w:nsid w:val="5D0433EF"/>
     <w:multiLevelType w:val="multilevel"/>
     <w:tmpl w:val="467A1FAE"/>
@@ -2193,7 +8003,7 @@
       </w:rPr>
     </w:lvl>
   </w:abstractNum>
-  <w:abstractNum w:abstractNumId="2" w15:restartNumberingAfterBreak="0">
+  <w:abstractNum w:abstractNumId="10" w15:restartNumberingAfterBreak="0">
     <w:nsid w:val="5D2D5AE2"/>
     <w:multiLevelType w:val="multilevel"/>
     <w:tmpl w:val="9DEC184E"/>
@@ -2342,7 +8152,124 @@
       </w:rPr>
     </w:lvl>
   </w:abstractNum>
-  <w:abstractNum w:abstractNumId="3" w15:restartNumberingAfterBreak="0">
+  <w:abstractNum w:abstractNumId="11" w15:restartNumberingAfterBreak="0">
+    <w:nsid w:val="615537C5"/>
+    <w:multiLevelType w:val="multilevel"/>
+    <w:tmpl w:val="7E5AC46A"/>
+    <w:lvl w:ilvl="0">
+      <w:start w:val="1"/>
+      <w:numFmt w:val="decimal"/>
+      <w:lvlText w:val="%1."/>
+      <w:lvlJc w:val="left"/>
+      <w:pPr>
+        <w:tabs>
+          <w:tab w:val="num" w:pos="720"/>
+        </w:tabs>
+        <w:ind w:left="720" w:hanging="360"/>
+      </w:pPr>
+    </w:lvl>
+    <w:lvl w:ilvl="1">
+      <w:start w:val="1"/>
+      <w:numFmt w:val="bullet"/>
+      <w:lvlText w:val="o"/>
+      <w:lvlJc w:val="left"/>
+      <w:pPr>
+        <w:tabs>
+          <w:tab w:val="num" w:pos="1440"/>
+        </w:tabs>
+        <w:ind w:left="1440" w:hanging="360"/>
+      </w:pPr>
+      <w:rPr>
+        <w:rFonts w:ascii="Courier New" w:hAnsi="Courier New" w:hint="default"/>
+        <w:sz w:val="20"/>
+      </w:rPr>
+    </w:lvl>
+    <w:lvl w:ilvl="2" w:tentative="1">
+      <w:start w:val="1"/>
+      <w:numFmt w:val="decimal"/>
+      <w:lvlText w:val="%3."/>
+      <w:lvlJc w:val="left"/>
+      <w:pPr>
+        <w:tabs>
+          <w:tab w:val="num" w:pos="2160"/>
+        </w:tabs>
+        <w:ind w:left="2160" w:hanging="360"/>
+      </w:pPr>
+    </w:lvl>
+    <w:lvl w:ilvl="3" w:tentative="1">
+      <w:start w:val="1"/>
+      <w:numFmt w:val="decimal"/>
+      <w:lvlText w:val="%4."/>
+      <w:lvlJc w:val="left"/>
+      <w:pPr>
+        <w:tabs>
+          <w:tab w:val="num" w:pos="2880"/>
+        </w:tabs>
+        <w:ind w:left="2880" w:hanging="360"/>
+      </w:pPr>
+    </w:lvl>
+    <w:lvl w:ilvl="4" w:tentative="1">
+      <w:start w:val="1"/>
+      <w:numFmt w:val="decimal"/>
+      <w:lvlText w:val="%5."/>
+      <w:lvlJc w:val="left"/>
+      <w:pPr>
+        <w:tabs>
+          <w:tab w:val="num" w:pos="3600"/>
+        </w:tabs>
+        <w:ind w:left="3600" w:hanging="360"/>
+      </w:pPr>
+    </w:lvl>
+    <w:lvl w:ilvl="5" w:tentative="1">
+      <w:start w:val="1"/>
+      <w:numFmt w:val="decimal"/>
+      <w:lvlText w:val="%6."/>
+      <w:lvlJc w:val="left"/>
+      <w:pPr>
+        <w:tabs>
+          <w:tab w:val="num" w:pos="4320"/>
+        </w:tabs>
+        <w:ind w:left="4320" w:hanging="360"/>
+      </w:pPr>
+    </w:lvl>
+    <w:lvl w:ilvl="6" w:tentative="1">
+      <w:start w:val="1"/>
+      <w:numFmt w:val="decimal"/>
+      <w:lvlText w:val="%7."/>
+      <w:lvlJc w:val="left"/>
+      <w:pPr>
+        <w:tabs>
+          <w:tab w:val="num" w:pos="5040"/>
+        </w:tabs>
+        <w:ind w:left="5040" w:hanging="360"/>
+      </w:pPr>
+    </w:lvl>
+    <w:lvl w:ilvl="7" w:tentative="1">
+      <w:start w:val="1"/>
+      <w:numFmt w:val="decimal"/>
+      <w:lvlText w:val="%8."/>
+      <w:lvlJc w:val="left"/>
+      <w:pPr>
+        <w:tabs>
+          <w:tab w:val="num" w:pos="5760"/>
+        </w:tabs>
+        <w:ind w:left="5760" w:hanging="360"/>
+      </w:pPr>
+    </w:lvl>
+    <w:lvl w:ilvl="8" w:tentative="1">
+      <w:start w:val="1"/>
+      <w:numFmt w:val="decimal"/>
+      <w:lvlText w:val="%9."/>
+      <w:lvlJc w:val="left"/>
+      <w:pPr>
+        <w:tabs>
+          <w:tab w:val="num" w:pos="6480"/>
+        </w:tabs>
+        <w:ind w:left="6480" w:hanging="360"/>
+      </w:pPr>
+    </w:lvl>
+  </w:abstractNum>
+  <w:abstractNum w:abstractNumId="12" w15:restartNumberingAfterBreak="0">
     <w:nsid w:val="6904151A"/>
     <w:multiLevelType w:val="multilevel"/>
     <w:tmpl w:val="83049956"/>
@@ -2491,7 +8418,273 @@
       </w:rPr>
     </w:lvl>
   </w:abstractNum>
-  <w:abstractNum w:abstractNumId="4" w15:restartNumberingAfterBreak="0">
+  <w:abstractNum w:abstractNumId="13" w15:restartNumberingAfterBreak="0">
+    <w:nsid w:val="707B6A0D"/>
+    <w:multiLevelType w:val="multilevel"/>
+    <w:tmpl w:val="8F263274"/>
+    <w:lvl w:ilvl="0">
+      <w:start w:val="1"/>
+      <w:numFmt w:val="decimal"/>
+      <w:lvlText w:val="%1."/>
+      <w:lvlJc w:val="left"/>
+      <w:pPr>
+        <w:tabs>
+          <w:tab w:val="num" w:pos="720"/>
+        </w:tabs>
+        <w:ind w:left="720" w:hanging="360"/>
+      </w:pPr>
+    </w:lvl>
+    <w:lvl w:ilvl="1">
+      <w:start w:val="1"/>
+      <w:numFmt w:val="bullet"/>
+      <w:lvlText w:val="o"/>
+      <w:lvlJc w:val="left"/>
+      <w:pPr>
+        <w:tabs>
+          <w:tab w:val="num" w:pos="1440"/>
+        </w:tabs>
+        <w:ind w:left="1440" w:hanging="360"/>
+      </w:pPr>
+      <w:rPr>
+        <w:rFonts w:ascii="Courier New" w:hAnsi="Courier New" w:hint="default"/>
+        <w:sz w:val="20"/>
+      </w:rPr>
+    </w:lvl>
+    <w:lvl w:ilvl="2" w:tentative="1">
+      <w:start w:val="1"/>
+      <w:numFmt w:val="decimal"/>
+      <w:lvlText w:val="%3."/>
+      <w:lvlJc w:val="left"/>
+      <w:pPr>
+        <w:tabs>
+          <w:tab w:val="num" w:pos="2160"/>
+        </w:tabs>
+        <w:ind w:left="2160" w:hanging="360"/>
+      </w:pPr>
+    </w:lvl>
+    <w:lvl w:ilvl="3" w:tentative="1">
+      <w:start w:val="1"/>
+      <w:numFmt w:val="decimal"/>
+      <w:lvlText w:val="%4."/>
+      <w:lvlJc w:val="left"/>
+      <w:pPr>
+        <w:tabs>
+          <w:tab w:val="num" w:pos="2880"/>
+        </w:tabs>
+        <w:ind w:left="2880" w:hanging="360"/>
+      </w:pPr>
+    </w:lvl>
+    <w:lvl w:ilvl="4" w:tentative="1">
+      <w:start w:val="1"/>
+      <w:numFmt w:val="decimal"/>
+      <w:lvlText w:val="%5."/>
+      <w:lvlJc w:val="left"/>
+      <w:pPr>
+        <w:tabs>
+          <w:tab w:val="num" w:pos="3600"/>
+        </w:tabs>
+        <w:ind w:left="3600" w:hanging="360"/>
+      </w:pPr>
+    </w:lvl>
+    <w:lvl w:ilvl="5" w:tentative="1">
+      <w:start w:val="1"/>
+      <w:numFmt w:val="decimal"/>
+      <w:lvlText w:val="%6."/>
+      <w:lvlJc w:val="left"/>
+      <w:pPr>
+        <w:tabs>
+          <w:tab w:val="num" w:pos="4320"/>
+        </w:tabs>
+        <w:ind w:left="4320" w:hanging="360"/>
+      </w:pPr>
+    </w:lvl>
+    <w:lvl w:ilvl="6" w:tentative="1">
+      <w:start w:val="1"/>
+      <w:numFmt w:val="decimal"/>
+      <w:lvlText w:val="%7."/>
+      <w:lvlJc w:val="left"/>
+      <w:pPr>
+        <w:tabs>
+          <w:tab w:val="num" w:pos="5040"/>
+        </w:tabs>
+        <w:ind w:left="5040" w:hanging="360"/>
+      </w:pPr>
+    </w:lvl>
+    <w:lvl w:ilvl="7" w:tentative="1">
+      <w:start w:val="1"/>
+      <w:numFmt w:val="decimal"/>
+      <w:lvlText w:val="%8."/>
+      <w:lvlJc w:val="left"/>
+      <w:pPr>
+        <w:tabs>
+          <w:tab w:val="num" w:pos="5760"/>
+        </w:tabs>
+        <w:ind w:left="5760" w:hanging="360"/>
+      </w:pPr>
+    </w:lvl>
+    <w:lvl w:ilvl="8" w:tentative="1">
+      <w:start w:val="1"/>
+      <w:numFmt w:val="decimal"/>
+      <w:lvlText w:val="%9."/>
+      <w:lvlJc w:val="left"/>
+      <w:pPr>
+        <w:tabs>
+          <w:tab w:val="num" w:pos="6480"/>
+        </w:tabs>
+        <w:ind w:left="6480" w:hanging="360"/>
+      </w:pPr>
+    </w:lvl>
+  </w:abstractNum>
+  <w:abstractNum w:abstractNumId="14" w15:restartNumberingAfterBreak="0">
+    <w:nsid w:val="732A75AF"/>
+    <w:multiLevelType w:val="multilevel"/>
+    <w:tmpl w:val="F788E4B6"/>
+    <w:lvl w:ilvl="0">
+      <w:start w:val="1"/>
+      <w:numFmt w:val="bullet"/>
+      <w:lvlText w:val=""/>
+      <w:lvlJc w:val="left"/>
+      <w:pPr>
+        <w:tabs>
+          <w:tab w:val="num" w:pos="720"/>
+        </w:tabs>
+        <w:ind w:left="720" w:hanging="360"/>
+      </w:pPr>
+      <w:rPr>
+        <w:rFonts w:ascii="Symbol" w:hAnsi="Symbol" w:hint="default"/>
+        <w:sz w:val="20"/>
+      </w:rPr>
+    </w:lvl>
+    <w:lvl w:ilvl="1">
+      <w:start w:val="1"/>
+      <w:numFmt w:val="bullet"/>
+      <w:lvlText w:val="o"/>
+      <w:lvlJc w:val="left"/>
+      <w:pPr>
+        <w:tabs>
+          <w:tab w:val="num" w:pos="1440"/>
+        </w:tabs>
+        <w:ind w:left="1440" w:hanging="360"/>
+      </w:pPr>
+      <w:rPr>
+        <w:rFonts w:ascii="Courier New" w:hAnsi="Courier New" w:hint="default"/>
+        <w:sz w:val="20"/>
+      </w:rPr>
+    </w:lvl>
+    <w:lvl w:ilvl="2" w:tentative="1">
+      <w:start w:val="1"/>
+      <w:numFmt w:val="bullet"/>
+      <w:lvlText w:val=""/>
+      <w:lvlJc w:val="left"/>
+      <w:pPr>
+        <w:tabs>
+          <w:tab w:val="num" w:pos="2160"/>
+        </w:tabs>
+        <w:ind w:left="2160" w:hanging="360"/>
+      </w:pPr>
+      <w:rPr>
+        <w:rFonts w:ascii="Wingdings" w:hAnsi="Wingdings" w:hint="default"/>
+        <w:sz w:val="20"/>
+      </w:rPr>
+    </w:lvl>
+    <w:lvl w:ilvl="3" w:tentative="1">
+      <w:start w:val="1"/>
+      <w:numFmt w:val="bullet"/>
+      <w:lvlText w:val=""/>
+      <w:lvlJc w:val="left"/>
+      <w:pPr>
+        <w:tabs>
+          <w:tab w:val="num" w:pos="2880"/>
+        </w:tabs>
+        <w:ind w:left="2880" w:hanging="360"/>
+      </w:pPr>
+      <w:rPr>
+        <w:rFonts w:ascii="Wingdings" w:hAnsi="Wingdings" w:hint="default"/>
+        <w:sz w:val="20"/>
+      </w:rPr>
+    </w:lvl>
+    <w:lvl w:ilvl="4" w:tentative="1">
+      <w:start w:val="1"/>
+      <w:numFmt w:val="bullet"/>
+      <w:lvlText w:val=""/>
+      <w:lvlJc w:val="left"/>
+      <w:pPr>
+        <w:tabs>
+          <w:tab w:val="num" w:pos="3600"/>
+        </w:tabs>
+        <w:ind w:left="3600" w:hanging="360"/>
+      </w:pPr>
+      <w:rPr>
+        <w:rFonts w:ascii="Wingdings" w:hAnsi="Wingdings" w:hint="default"/>
+        <w:sz w:val="20"/>
+      </w:rPr>
+    </w:lvl>
+    <w:lvl w:ilvl="5" w:tentative="1">
+      <w:start w:val="1"/>
+      <w:numFmt w:val="bullet"/>
+      <w:lvlText w:val=""/>
+      <w:lvlJc w:val="left"/>
+      <w:pPr>
+        <w:tabs>
+          <w:tab w:val="num" w:pos="4320"/>
+        </w:tabs>
+        <w:ind w:left="4320" w:hanging="360"/>
+      </w:pPr>
+      <w:rPr>
+        <w:rFonts w:ascii="Wingdings" w:hAnsi="Wingdings" w:hint="default"/>
+        <w:sz w:val="20"/>
+      </w:rPr>
+    </w:lvl>
+    <w:lvl w:ilvl="6" w:tentative="1">
+      <w:start w:val="1"/>
+      <w:numFmt w:val="bullet"/>
+      <w:lvlText w:val=""/>
+      <w:lvlJc w:val="left"/>
+      <w:pPr>
+        <w:tabs>
+          <w:tab w:val="num" w:pos="5040"/>
+        </w:tabs>
+        <w:ind w:left="5040" w:hanging="360"/>
+      </w:pPr>
+      <w:rPr>
+        <w:rFonts w:ascii="Wingdings" w:hAnsi="Wingdings" w:hint="default"/>
+        <w:sz w:val="20"/>
+      </w:rPr>
+    </w:lvl>
+    <w:lvl w:ilvl="7" w:tentative="1">
+      <w:start w:val="1"/>
+      <w:numFmt w:val="bullet"/>
+      <w:lvlText w:val=""/>
+      <w:lvlJc w:val="left"/>
+      <w:pPr>
+        <w:tabs>
+          <w:tab w:val="num" w:pos="5760"/>
+        </w:tabs>
+        <w:ind w:left="5760" w:hanging="360"/>
+      </w:pPr>
+      <w:rPr>
+        <w:rFonts w:ascii="Wingdings" w:hAnsi="Wingdings" w:hint="default"/>
+        <w:sz w:val="20"/>
+      </w:rPr>
+    </w:lvl>
+    <w:lvl w:ilvl="8" w:tentative="1">
+      <w:start w:val="1"/>
+      <w:numFmt w:val="bullet"/>
+      <w:lvlText w:val=""/>
+      <w:lvlJc w:val="left"/>
+      <w:pPr>
+        <w:tabs>
+          <w:tab w:val="num" w:pos="6480"/>
+        </w:tabs>
+        <w:ind w:left="6480" w:hanging="360"/>
+      </w:pPr>
+      <w:rPr>
+        <w:rFonts w:ascii="Wingdings" w:hAnsi="Wingdings" w:hint="default"/>
+        <w:sz w:val="20"/>
+      </w:rPr>
+    </w:lvl>
+  </w:abstractNum>
+  <w:abstractNum w:abstractNumId="15" w15:restartNumberingAfterBreak="0">
     <w:nsid w:val="75EB7929"/>
     <w:multiLevelType w:val="multilevel"/>
     <w:tmpl w:val="B7C8E4D6"/>
@@ -2608,20 +8801,373 @@
       </w:pPr>
     </w:lvl>
   </w:abstractNum>
+  <w:abstractNum w:abstractNumId="16" w15:restartNumberingAfterBreak="0">
+    <w:nsid w:val="7BE023B7"/>
+    <w:multiLevelType w:val="multilevel"/>
+    <w:tmpl w:val="CBC259EE"/>
+    <w:lvl w:ilvl="0">
+      <w:start w:val="1"/>
+      <w:numFmt w:val="bullet"/>
+      <w:lvlText w:val=""/>
+      <w:lvlJc w:val="left"/>
+      <w:pPr>
+        <w:tabs>
+          <w:tab w:val="num" w:pos="720"/>
+        </w:tabs>
+        <w:ind w:left="720" w:hanging="360"/>
+      </w:pPr>
+      <w:rPr>
+        <w:rFonts w:ascii="Symbol" w:hAnsi="Symbol" w:hint="default"/>
+        <w:sz w:val="20"/>
+      </w:rPr>
+    </w:lvl>
+    <w:lvl w:ilvl="1">
+      <w:start w:val="1"/>
+      <w:numFmt w:val="bullet"/>
+      <w:lvlText w:val="o"/>
+      <w:lvlJc w:val="left"/>
+      <w:pPr>
+        <w:tabs>
+          <w:tab w:val="num" w:pos="1440"/>
+        </w:tabs>
+        <w:ind w:left="1440" w:hanging="360"/>
+      </w:pPr>
+      <w:rPr>
+        <w:rFonts w:ascii="Courier New" w:hAnsi="Courier New" w:hint="default"/>
+        <w:sz w:val="20"/>
+      </w:rPr>
+    </w:lvl>
+    <w:lvl w:ilvl="2" w:tentative="1">
+      <w:start w:val="1"/>
+      <w:numFmt w:val="bullet"/>
+      <w:lvlText w:val=""/>
+      <w:lvlJc w:val="left"/>
+      <w:pPr>
+        <w:tabs>
+          <w:tab w:val="num" w:pos="2160"/>
+        </w:tabs>
+        <w:ind w:left="2160" w:hanging="360"/>
+      </w:pPr>
+      <w:rPr>
+        <w:rFonts w:ascii="Wingdings" w:hAnsi="Wingdings" w:hint="default"/>
+        <w:sz w:val="20"/>
+      </w:rPr>
+    </w:lvl>
+    <w:lvl w:ilvl="3" w:tentative="1">
+      <w:start w:val="1"/>
+      <w:numFmt w:val="bullet"/>
+      <w:lvlText w:val=""/>
+      <w:lvlJc w:val="left"/>
+      <w:pPr>
+        <w:tabs>
+          <w:tab w:val="num" w:pos="2880"/>
+        </w:tabs>
+        <w:ind w:left="2880" w:hanging="360"/>
+      </w:pPr>
+      <w:rPr>
+        <w:rFonts w:ascii="Wingdings" w:hAnsi="Wingdings" w:hint="default"/>
+        <w:sz w:val="20"/>
+      </w:rPr>
+    </w:lvl>
+    <w:lvl w:ilvl="4" w:tentative="1">
+      <w:start w:val="1"/>
+      <w:numFmt w:val="bullet"/>
+      <w:lvlText w:val=""/>
+      <w:lvlJc w:val="left"/>
+      <w:pPr>
+        <w:tabs>
+          <w:tab w:val="num" w:pos="3600"/>
+        </w:tabs>
+        <w:ind w:left="3600" w:hanging="360"/>
+      </w:pPr>
+      <w:rPr>
+        <w:rFonts w:ascii="Wingdings" w:hAnsi="Wingdings" w:hint="default"/>
+        <w:sz w:val="20"/>
+      </w:rPr>
+    </w:lvl>
+    <w:lvl w:ilvl="5" w:tentative="1">
+      <w:start w:val="1"/>
+      <w:numFmt w:val="bullet"/>
+      <w:lvlText w:val=""/>
+      <w:lvlJc w:val="left"/>
+      <w:pPr>
+        <w:tabs>
+          <w:tab w:val="num" w:pos="4320"/>
+        </w:tabs>
+        <w:ind w:left="4320" w:hanging="360"/>
+      </w:pPr>
+      <w:rPr>
+        <w:rFonts w:ascii="Wingdings" w:hAnsi="Wingdings" w:hint="default"/>
+        <w:sz w:val="20"/>
+      </w:rPr>
+    </w:lvl>
+    <w:lvl w:ilvl="6" w:tentative="1">
+      <w:start w:val="1"/>
+      <w:numFmt w:val="bullet"/>
+      <w:lvlText w:val=""/>
+      <w:lvlJc w:val="left"/>
+      <w:pPr>
+        <w:tabs>
+          <w:tab w:val="num" w:pos="5040"/>
+        </w:tabs>
+        <w:ind w:left="5040" w:hanging="360"/>
+      </w:pPr>
+      <w:rPr>
+        <w:rFonts w:ascii="Wingdings" w:hAnsi="Wingdings" w:hint="default"/>
+        <w:sz w:val="20"/>
+      </w:rPr>
+    </w:lvl>
+    <w:lvl w:ilvl="7" w:tentative="1">
+      <w:start w:val="1"/>
+      <w:numFmt w:val="bullet"/>
+      <w:lvlText w:val=""/>
+      <w:lvlJc w:val="left"/>
+      <w:pPr>
+        <w:tabs>
+          <w:tab w:val="num" w:pos="5760"/>
+        </w:tabs>
+        <w:ind w:left="5760" w:hanging="360"/>
+      </w:pPr>
+      <w:rPr>
+        <w:rFonts w:ascii="Wingdings" w:hAnsi="Wingdings" w:hint="default"/>
+        <w:sz w:val="20"/>
+      </w:rPr>
+    </w:lvl>
+    <w:lvl w:ilvl="8" w:tentative="1">
+      <w:start w:val="1"/>
+      <w:numFmt w:val="bullet"/>
+      <w:lvlText w:val=""/>
+      <w:lvlJc w:val="left"/>
+      <w:pPr>
+        <w:tabs>
+          <w:tab w:val="num" w:pos="6480"/>
+        </w:tabs>
+        <w:ind w:left="6480" w:hanging="360"/>
+      </w:pPr>
+      <w:rPr>
+        <w:rFonts w:ascii="Wingdings" w:hAnsi="Wingdings" w:hint="default"/>
+        <w:sz w:val="20"/>
+      </w:rPr>
+    </w:lvl>
+  </w:abstractNum>
+  <w:abstractNum w:abstractNumId="17" w15:restartNumberingAfterBreak="0">
+    <w:nsid w:val="7C8020FE"/>
+    <w:multiLevelType w:val="multilevel"/>
+    <w:tmpl w:val="BC881C2C"/>
+    <w:lvl w:ilvl="0">
+      <w:start w:val="1"/>
+      <w:numFmt w:val="bullet"/>
+      <w:lvlText w:val=""/>
+      <w:lvlJc w:val="left"/>
+      <w:pPr>
+        <w:tabs>
+          <w:tab w:val="num" w:pos="720"/>
+        </w:tabs>
+        <w:ind w:left="720" w:hanging="360"/>
+      </w:pPr>
+      <w:rPr>
+        <w:rFonts w:ascii="Symbol" w:hAnsi="Symbol" w:hint="default"/>
+        <w:sz w:val="20"/>
+      </w:rPr>
+    </w:lvl>
+    <w:lvl w:ilvl="1">
+      <w:start w:val="1"/>
+      <w:numFmt w:val="bullet"/>
+      <w:lvlText w:val="o"/>
+      <w:lvlJc w:val="left"/>
+      <w:pPr>
+        <w:tabs>
+          <w:tab w:val="num" w:pos="1440"/>
+        </w:tabs>
+        <w:ind w:left="1440" w:hanging="360"/>
+      </w:pPr>
+      <w:rPr>
+        <w:rFonts w:ascii="Courier New" w:hAnsi="Courier New" w:hint="default"/>
+        <w:sz w:val="20"/>
+      </w:rPr>
+    </w:lvl>
+    <w:lvl w:ilvl="2">
+      <w:start w:val="1"/>
+      <w:numFmt w:val="decimal"/>
+      <w:lvlText w:val="%3."/>
+      <w:lvlJc w:val="left"/>
+      <w:pPr>
+        <w:tabs>
+          <w:tab w:val="num" w:pos="2160"/>
+        </w:tabs>
+        <w:ind w:left="2160" w:hanging="360"/>
+      </w:pPr>
+    </w:lvl>
+    <w:lvl w:ilvl="3" w:tentative="1">
+      <w:start w:val="1"/>
+      <w:numFmt w:val="bullet"/>
+      <w:lvlText w:val=""/>
+      <w:lvlJc w:val="left"/>
+      <w:pPr>
+        <w:tabs>
+          <w:tab w:val="num" w:pos="2880"/>
+        </w:tabs>
+        <w:ind w:left="2880" w:hanging="360"/>
+      </w:pPr>
+      <w:rPr>
+        <w:rFonts w:ascii="Wingdings" w:hAnsi="Wingdings" w:hint="default"/>
+        <w:sz w:val="20"/>
+      </w:rPr>
+    </w:lvl>
+    <w:lvl w:ilvl="4" w:tentative="1">
+      <w:start w:val="1"/>
+      <w:numFmt w:val="bullet"/>
+      <w:lvlText w:val=""/>
+      <w:lvlJc w:val="left"/>
+      <w:pPr>
+        <w:tabs>
+          <w:tab w:val="num" w:pos="3600"/>
+        </w:tabs>
+        <w:ind w:left="3600" w:hanging="360"/>
+      </w:pPr>
+      <w:rPr>
+        <w:rFonts w:ascii="Wingdings" w:hAnsi="Wingdings" w:hint="default"/>
+        <w:sz w:val="20"/>
+      </w:rPr>
+    </w:lvl>
+    <w:lvl w:ilvl="5" w:tentative="1">
+      <w:start w:val="1"/>
+      <w:numFmt w:val="bullet"/>
+      <w:lvlText w:val=""/>
+      <w:lvlJc w:val="left"/>
+      <w:pPr>
+        <w:tabs>
+          <w:tab w:val="num" w:pos="4320"/>
+        </w:tabs>
+        <w:ind w:left="4320" w:hanging="360"/>
+      </w:pPr>
+      <w:rPr>
+        <w:rFonts w:ascii="Wingdings" w:hAnsi="Wingdings" w:hint="default"/>
+        <w:sz w:val="20"/>
+      </w:rPr>
+    </w:lvl>
+    <w:lvl w:ilvl="6" w:tentative="1">
+      <w:start w:val="1"/>
+      <w:numFmt w:val="bullet"/>
+      <w:lvlText w:val=""/>
+      <w:lvlJc w:val="left"/>
+      <w:pPr>
+        <w:tabs>
+          <w:tab w:val="num" w:pos="5040"/>
+        </w:tabs>
+        <w:ind w:left="5040" w:hanging="360"/>
+      </w:pPr>
+      <w:rPr>
+        <w:rFonts w:ascii="Wingdings" w:hAnsi="Wingdings" w:hint="default"/>
+        <w:sz w:val="20"/>
+      </w:rPr>
+    </w:lvl>
+    <w:lvl w:ilvl="7" w:tentative="1">
+      <w:start w:val="1"/>
+      <w:numFmt w:val="bullet"/>
+      <w:lvlText w:val=""/>
+      <w:lvlJc w:val="left"/>
+      <w:pPr>
+        <w:tabs>
+          <w:tab w:val="num" w:pos="5760"/>
+        </w:tabs>
+        <w:ind w:left="5760" w:hanging="360"/>
+      </w:pPr>
+      <w:rPr>
+        <w:rFonts w:ascii="Wingdings" w:hAnsi="Wingdings" w:hint="default"/>
+        <w:sz w:val="20"/>
+      </w:rPr>
+    </w:lvl>
+    <w:lvl w:ilvl="8" w:tentative="1">
+      <w:start w:val="1"/>
+      <w:numFmt w:val="bullet"/>
+      <w:lvlText w:val=""/>
+      <w:lvlJc w:val="left"/>
+      <w:pPr>
+        <w:tabs>
+          <w:tab w:val="num" w:pos="6480"/>
+        </w:tabs>
+        <w:ind w:left="6480" w:hanging="360"/>
+      </w:pPr>
+      <w:rPr>
+        <w:rFonts w:ascii="Wingdings" w:hAnsi="Wingdings" w:hint="default"/>
+        <w:sz w:val="20"/>
+      </w:rPr>
+    </w:lvl>
+  </w:abstractNum>
   <w:num w:numId="1" w16cid:durableId="1109277634">
+    <w:abstractNumId w:val="15"/>
+  </w:num>
+  <w:num w:numId="2" w16cid:durableId="1683313224">
+    <w:abstractNumId w:val="9"/>
+  </w:num>
+  <w:num w:numId="3" w16cid:durableId="1818952494">
+    <w:abstractNumId w:val="10"/>
+  </w:num>
+  <w:num w:numId="4" w16cid:durableId="214856168">
+    <w:abstractNumId w:val="2"/>
+  </w:num>
+  <w:num w:numId="5" w16cid:durableId="321395513">
+    <w:abstractNumId w:val="12"/>
+  </w:num>
+  <w:num w:numId="6" w16cid:durableId="1609848805">
+    <w:abstractNumId w:val="14"/>
+  </w:num>
+  <w:num w:numId="7" w16cid:durableId="685641593">
+    <w:abstractNumId w:val="7"/>
+  </w:num>
+  <w:num w:numId="8" w16cid:durableId="1999917825">
+    <w:abstractNumId w:val="8"/>
+  </w:num>
+  <w:num w:numId="9" w16cid:durableId="468403187">
+    <w:abstractNumId w:val="3"/>
+  </w:num>
+  <w:num w:numId="10" w16cid:durableId="508447028">
+    <w:abstractNumId w:val="6"/>
+  </w:num>
+  <w:num w:numId="11" w16cid:durableId="2030371297">
+    <w:abstractNumId w:val="5"/>
+  </w:num>
+  <w:num w:numId="12" w16cid:durableId="2144420834">
+    <w:abstractNumId w:val="13"/>
+  </w:num>
+  <w:num w:numId="13" w16cid:durableId="585459817">
+    <w:abstractNumId w:val="17"/>
+  </w:num>
+  <w:num w:numId="14" w16cid:durableId="506791753">
+    <w:abstractNumId w:val="17"/>
+    <w:lvlOverride w:ilvl="2">
+      <w:lvl w:ilvl="2">
+        <w:numFmt w:val="bullet"/>
+        <w:lvlText w:val=""/>
+        <w:lvlJc w:val="left"/>
+        <w:pPr>
+          <w:tabs>
+            <w:tab w:val="num" w:pos="2160"/>
+          </w:tabs>
+          <w:ind w:left="2160" w:hanging="360"/>
+        </w:pPr>
+        <w:rPr>
+          <w:rFonts w:ascii="Wingdings" w:hAnsi="Wingdings" w:hint="default"/>
+          <w:sz w:val="20"/>
+        </w:rPr>
+      </w:lvl>
+    </w:lvlOverride>
+  </w:num>
+  <w:num w:numId="15" w16cid:durableId="1541551320">
     <w:abstractNumId w:val="4"/>
   </w:num>
-  <w:num w:numId="2" w16cid:durableId="1683313224">
+  <w:num w:numId="16" w16cid:durableId="970211377">
+    <w:abstractNumId w:val="16"/>
+  </w:num>
+  <w:num w:numId="17" w16cid:durableId="1560553568">
+    <w:abstractNumId w:val="11"/>
+  </w:num>
+  <w:num w:numId="18" w16cid:durableId="417675696">
     <w:abstractNumId w:val="1"/>
   </w:num>
-  <w:num w:numId="3" w16cid:durableId="1818952494">
-    <w:abstractNumId w:val="2"/>
-  </w:num>
-  <w:num w:numId="4" w16cid:durableId="214856168">
+  <w:num w:numId="19" w16cid:durableId="1792671803">
     <w:abstractNumId w:val="0"/>
-  </w:num>
-  <w:num w:numId="5" w16cid:durableId="321395513">
-    <w:abstractNumId w:val="3"/>
   </w:num>
 </w:numbering>
 </file>
@@ -3542,6 +10088,29 @@
       <w:spacing w:val="5"/>
     </w:rPr>
   </w:style>
+  <w:style w:type="character" w:styleId="Hyperlink">
+    <w:name w:val="Hyperlink"/>
+    <w:basedOn w:val="DefaultParagraphFont"/>
+    <w:uiPriority w:val="99"/>
+    <w:unhideWhenUsed/>
+    <w:rsid w:val="006D035F"/>
+    <w:rPr>
+      <w:color w:val="467886" w:themeColor="hyperlink"/>
+      <w:u w:val="single"/>
+    </w:rPr>
+  </w:style>
+  <w:style w:type="character" w:styleId="UnresolvedMention">
+    <w:name w:val="Unresolved Mention"/>
+    <w:basedOn w:val="DefaultParagraphFont"/>
+    <w:uiPriority w:val="99"/>
+    <w:semiHidden/>
+    <w:unhideWhenUsed/>
+    <w:rsid w:val="006D035F"/>
+    <w:rPr>
+      <w:color w:val="605E5C"/>
+      <w:shd w:val="clear" w:color="auto" w:fill="E1DFDD"/>
+    </w:rPr>
+  </w:style>
 </w:styles>
 </file>
 
